--- a/engine/tmgh_study/TMGH_Valuation_Study_02-09-2026.docx
+++ b/engine/tmgh_study/TMGH_Valuation_Study_02-09-2026.docx
@@ -90,7 +90,7 @@
           <w:color w:val="1A1D21"/>
           <w:sz w:val="20"/>
         </w:rPr>
-        <w:t>The discount rate does most of the work. On the method used here it is 35.79%. The June 2026 edition of this study used 18%, which is below the Egyptian government's own ten-year borrowing cost of 23.00% and therefore cannot be a rate for a company that pays tax to that government. Almost the whole difference between the two editions is this one input, and section 1.9 prices it end to end.</w:t>
+        <w:t>The discount rate does most of the work, and it is not one rate. A company whose order book converts over the next fifteen years cannot be discounted at today's crisis rate in every one of those years, because the central bank publishes a path back to a seven per cent inflation target and this study's own borrowing assumptions already follow it. Each year therefore carries its own rate, falling from 32.37% in the first year to 21.93% once the economy has normalised; a pound arriving in year nineteen is worth about four times what a single flat rate would have said. Earlier editions of this study used one flat rate throughout, and that is the largest single change here.</w:t>
       </w:r>
     </w:p>
     <w:p>
@@ -157,7 +157,7 @@
           <w:color w:val="1A1D21"/>
           <w:sz w:val="23"/>
         </w:rPr>
-        <w:t>On the method used here, Talaat Moustafa Group Holding is worth between EGP 47.10 and EGP 98.17 a share. The shares last traded at EGP 97.80.</w:t>
+        <w:t>On the method used here, Talaat Moustafa Group Holding is worth between EGP 63.70 and EGP 123.03 a share. The shares last traded at EGP 97.80.</w:t>
       </w:r>
     </w:p>
     <w:p>
@@ -185,7 +185,7 @@
           <w:color w:val="1A1D21"/>
           <w:sz w:val="20"/>
         </w:rPr>
-        <w:t>Run the same model backwards and ask what discount rate would reproduce the traded price, and the answer is 20.1% to 29.9%. That is close to what the Egyptian government itself pays to borrow for ten years, and it is well below the 35.79% this study uses. The gap is the disagreement, and it is reported rather than resolved.</w:t>
+        <w:t>Run the same model backwards and ask what single flat discount rate would reproduce the traded price, and the answer is 16.6% to 29.1%. This study does not use a single rate: it discounts each year at its own, starting at 32.37% and settling at 21.93% once the central bank's published path has played out. The comparison is still worth making, and what it shows is that the market and this study are closer than the headline rates suggest.</w:t>
       </w:r>
     </w:p>
     <w:p>
@@ -436,7 +436,7 @@
                 <w:color w:val="1A1D21"/>
                 <w:sz w:val="17"/>
               </w:rPr>
-              <w:t>146,022</w:t>
+              <w:t>221,706</w:t>
             </w:r>
           </w:p>
         </w:tc>
@@ -454,7 +454,7 @@
                 <w:color w:val="1A1D21"/>
                 <w:sz w:val="17"/>
               </w:rPr>
-              <w:t>184,375</w:t>
+              <w:t>244,183</w:t>
             </w:r>
           </w:p>
         </w:tc>
@@ -472,7 +472,7 @@
                 <w:color w:val="1A1D21"/>
                 <w:sz w:val="17"/>
               </w:rPr>
-              <w:t>89.47</w:t>
+              <w:t>118.50</w:t>
             </w:r>
           </w:p>
         </w:tc>
@@ -490,7 +490,7 @@
                 <w:color w:val="1A1D21"/>
                 <w:sz w:val="17"/>
               </w:rPr>
-              <w:t>76.51</w:t>
+              <w:t>113.24</w:t>
             </w:r>
           </w:p>
         </w:tc>
@@ -508,7 +508,7 @@
                 <w:color w:val="1A1D21"/>
                 <w:sz w:val="17"/>
               </w:rPr>
-              <w:t>62.03</w:t>
+              <w:t>82.15</w:t>
             </w:r>
           </w:p>
         </w:tc>
@@ -564,7 +564,7 @@
                 <w:color w:val="1A1D21"/>
                 <w:sz w:val="17"/>
               </w:rPr>
-              <w:t>35,522</w:t>
+              <w:t>78,802</w:t>
             </w:r>
           </w:p>
         </w:tc>
@@ -582,7 +582,7 @@
                 <w:color w:val="1A1D21"/>
                 <w:sz w:val="17"/>
               </w:rPr>
-              <w:t>97,054</w:t>
+              <w:t>131,255</w:t>
             </w:r>
           </w:p>
         </w:tc>
@@ -600,7 +600,7 @@
                 <w:color w:val="1A1D21"/>
                 <w:sz w:val="17"/>
               </w:rPr>
-              <w:t>47.10</w:t>
+              <w:t>63.70</w:t>
             </w:r>
           </w:p>
         </w:tc>
@@ -618,7 +618,7 @@
                 <w:color w:val="1A1D21"/>
                 <w:sz w:val="17"/>
               </w:rPr>
-              <w:t>22.89</w:t>
+              <w:t>43.89</w:t>
             </w:r>
           </w:p>
         </w:tc>
@@ -636,7 +636,7 @@
                 <w:color w:val="1A1D21"/>
                 <w:sz w:val="17"/>
               </w:rPr>
-              <w:t>32.65</w:t>
+              <w:t>44.16</w:t>
             </w:r>
           </w:p>
         </w:tc>
@@ -692,7 +692,7 @@
                 <w:color w:val="1A1D21"/>
                 <w:sz w:val="17"/>
               </w:rPr>
-              <w:t>168,693</w:t>
+              <w:t>233,520</w:t>
             </w:r>
           </w:p>
         </w:tc>
@@ -710,7 +710,7 @@
                 <w:color w:val="1A1D21"/>
                 <w:sz w:val="17"/>
               </w:rPr>
-              <w:t>202,291</w:t>
+              <w:t>253,519</w:t>
             </w:r>
           </w:p>
         </w:tc>
@@ -728,7 +728,7 @@
                 <w:color w:val="1A1D21"/>
                 <w:sz w:val="17"/>
               </w:rPr>
-              <w:t>98.17</w:t>
+              <w:t>123.03</w:t>
             </w:r>
           </w:p>
         </w:tc>
@@ -746,7 +746,7 @@
                 <w:color w:val="1A1D21"/>
                 <w:sz w:val="17"/>
               </w:rPr>
-              <w:t>87.51</w:t>
+              <w:t>118.97</w:t>
             </w:r>
           </w:p>
         </w:tc>
@@ -764,7 +764,7 @@
                 <w:color w:val="1A1D21"/>
                 <w:sz w:val="17"/>
               </w:rPr>
-              <w:t>68.06</w:t>
+              <w:t>85.29</w:t>
             </w:r>
           </w:p>
         </w:tc>
@@ -820,7 +820,7 @@
                 <w:color w:val="1A1D21"/>
                 <w:sz w:val="17"/>
               </w:rPr>
-              <w:t>44,033</w:t>
+              <w:t>82,629</w:t>
             </w:r>
           </w:p>
         </w:tc>
@@ -838,7 +838,7 @@
                 <w:color w:val="1A1D21"/>
                 <w:sz w:val="17"/>
               </w:rPr>
-              <w:t>103,780</w:t>
+              <w:t>134,279</w:t>
             </w:r>
           </w:p>
         </w:tc>
@@ -856,7 +856,7 @@
                 <w:color w:val="1A1D21"/>
                 <w:sz w:val="17"/>
               </w:rPr>
-              <w:t>50.36</w:t>
+              <w:t>65.16</w:t>
             </w:r>
           </w:p>
         </w:tc>
@@ -874,7 +874,7 @@
                 <w:color w:val="1A1D21"/>
                 <w:sz w:val="17"/>
               </w:rPr>
-              <w:t>27.02</w:t>
+              <w:t>45.75</w:t>
             </w:r>
           </w:p>
         </w:tc>
@@ -892,7 +892,7 @@
                 <w:color w:val="1A1D21"/>
                 <w:sz w:val="17"/>
               </w:rPr>
-              <w:t>34.92</w:t>
+              <w:t>45.18</w:t>
             </w:r>
           </w:p>
         </w:tc>
@@ -3315,7 +3315,7 @@
                 <w:color w:val="1A1D21"/>
                 <w:sz w:val="17"/>
               </w:rPr>
-              <w:t>0.5423</w:t>
+              <w:t>0.5628</w:t>
             </w:r>
           </w:p>
         </w:tc>
@@ -3333,7 +3333,7 @@
                 <w:color w:val="1A1D21"/>
                 <w:sz w:val="17"/>
               </w:rPr>
-              <w:t>0.3994</w:t>
+              <w:t>0.4436</w:t>
             </w:r>
           </w:p>
         </w:tc>
@@ -3351,7 +3351,7 @@
                 <w:color w:val="1A1D21"/>
                 <w:sz w:val="17"/>
               </w:rPr>
-              <w:t>0.2941</w:t>
+              <w:t>0.3580</w:t>
             </w:r>
           </w:p>
         </w:tc>
@@ -3369,7 +3369,7 @@
                 <w:color w:val="1A1D21"/>
                 <w:sz w:val="17"/>
               </w:rPr>
-              <w:t>0.2166</w:t>
+              <w:t>0.2936</w:t>
             </w:r>
           </w:p>
         </w:tc>
@@ -3425,7 +3425,7 @@
                 <w:color w:val="1A1D21"/>
                 <w:sz w:val="17"/>
               </w:rPr>
-              <w:t>20,074</w:t>
+              <w:t>20,833</w:t>
             </w:r>
           </w:p>
         </w:tc>
@@ -3443,7 +3443,7 @@
                 <w:color w:val="1A1D21"/>
                 <w:sz w:val="17"/>
               </w:rPr>
-              <w:t>18,906</w:t>
+              <w:t>20,999</w:t>
             </w:r>
           </w:p>
         </w:tc>
@@ -3461,7 +3461,7 @@
                 <w:color w:val="1A1D21"/>
                 <w:sz w:val="17"/>
               </w:rPr>
-              <w:t>16,746</w:t>
+              <w:t>20,384</w:t>
             </w:r>
           </w:p>
         </w:tc>
@@ -3479,7 +3479,7 @@
                 <w:color w:val="1A1D21"/>
                 <w:sz w:val="17"/>
               </w:rPr>
-              <w:t>14,438</w:t>
+              <w:t>19,572</w:t>
             </w:r>
           </w:p>
         </w:tc>
@@ -3596,7 +3596,7 @@
                 <w:color w:val="1A1D21"/>
                 <w:sz w:val="17"/>
               </w:rPr>
-              <w:t>134,161</w:t>
+              <w:t>183,703</w:t>
             </w:r>
           </w:p>
         </w:tc>
@@ -3634,7 +3634,7 @@
                 <w:color w:val="1A1D21"/>
                 <w:sz w:val="17"/>
               </w:rPr>
-              <w:t>3,893</w:t>
+              <w:t>14,029</w:t>
             </w:r>
           </w:p>
         </w:tc>
@@ -3672,7 +3672,7 @@
                 <w:color w:val="1A1D21"/>
                 <w:sz w:val="17"/>
               </w:rPr>
-              <w:t>7,968</w:t>
+              <w:t>23,974</w:t>
             </w:r>
           </w:p>
         </w:tc>
@@ -3710,7 +3710,7 @@
                 <w:color w:val="1A1D21"/>
                 <w:sz w:val="17"/>
               </w:rPr>
-              <w:t>146,022</w:t>
+              <w:t>221,706</w:t>
             </w:r>
           </w:p>
         </w:tc>
@@ -3938,7 +3938,7 @@
                 <w:color w:val="1A1D21"/>
                 <w:sz w:val="17"/>
               </w:rPr>
-              <w:t>233,316</w:t>
+              <w:t>309,000</w:t>
             </w:r>
           </w:p>
         </w:tc>
@@ -3976,7 +3976,7 @@
                 <w:color w:val="1A1D21"/>
                 <w:sz w:val="17"/>
               </w:rPr>
-              <w:t>(48,941)</w:t>
+              <w:t>(64,817)</w:t>
             </w:r>
           </w:p>
         </w:tc>
@@ -3996,7 +3996,7 @@
                 <w:color w:val="1A1D21"/>
                 <w:sz w:val="17"/>
               </w:rPr>
-              <w:t xml:space="preserve">  for reference: at book 75,653; pro rata to book 105,490</w:t>
+              <w:t xml:space="preserve">  for reference: at book 75,653; pro rata to book 139,709</w:t>
             </w:r>
           </w:p>
         </w:tc>
@@ -4048,7 +4048,7 @@
                 <w:color w:val="1A1D21"/>
                 <w:sz w:val="17"/>
               </w:rPr>
-              <w:t>184,375</w:t>
+              <w:t>244,183</w:t>
             </w:r>
           </w:p>
         </w:tc>
@@ -4124,7 +4124,7 @@
                 <w:color w:val="1A1D21"/>
                 <w:sz w:val="17"/>
               </w:rPr>
-              <w:t>76.51</w:t>
+              <w:t>113.24</w:t>
             </w:r>
           </w:p>
         </w:tc>
@@ -6472,7 +6472,7 @@
                 <w:color w:val="1A1D21"/>
                 <w:sz w:val="17"/>
               </w:rPr>
-              <w:t>16.71</w:t>
+              <w:t>37.36</w:t>
             </w:r>
           </w:p>
         </w:tc>
@@ -6510,7 +6510,7 @@
                 <w:color w:val="1A1D21"/>
                 <w:sz w:val="17"/>
               </w:rPr>
-              <w:t>43.36</w:t>
+              <w:t>70.22</w:t>
             </w:r>
           </w:p>
         </w:tc>
@@ -6548,7 +6548,7 @@
                 <w:color w:val="1A1D21"/>
                 <w:sz w:val="17"/>
               </w:rPr>
-              <w:t>62.31</w:t>
+              <w:t>94.47</w:t>
             </w:r>
           </w:p>
         </w:tc>
@@ -6586,7 +6586,7 @@
                 <w:color w:val="1A1D21"/>
                 <w:sz w:val="17"/>
               </w:rPr>
-              <w:t>76.51</w:t>
+              <w:t>113.24</w:t>
             </w:r>
           </w:p>
         </w:tc>
@@ -6624,7 +6624,7 @@
                 <w:color w:val="1A1D21"/>
                 <w:sz w:val="17"/>
               </w:rPr>
-              <w:t>87.55</w:t>
+              <w:t>128.24</w:t>
             </w:r>
           </w:p>
         </w:tc>
@@ -6662,7 +6662,7 @@
                 <w:color w:val="1A1D21"/>
                 <w:sz w:val="17"/>
               </w:rPr>
-              <w:t>103.62</w:t>
+              <w:t>150.80</w:t>
             </w:r>
           </w:p>
         </w:tc>
@@ -6721,7 +6721,7 @@
           <w:color w:val="1A1D21"/>
           <w:sz w:val="20"/>
         </w:rPr>
-        <w:t>Here is the part that is not obvious. Faster conversion is worth LESS, not more. A developer that accelerates handovers has to build before it collects, and at a discount rate near 36% that investment does not pay back inside the window. The slower reading is worth EGP 76.51 a share and the faster one EGP 22.89. Both are published, and a reader who believes in the build-out should note that believing in it does not make the shares cheaper.</w:t>
+        <w:t>Here is the part that is not obvious. Faster conversion is worth LESS, not more. A developer that accelerates handovers has to build before it collects, and at first-year rates near 32% that investment pays back only slowly inside the window. The slower reading is worth EGP 113.24 a share and the faster one EGP 43.89. Both are published, and the gap between them is the study's crux.</w:t>
       </w:r>
     </w:p>
     <w:p>
@@ -7285,7 +7285,7 @@
                 <w:color w:val="1A1D21"/>
                 <w:sz w:val="17"/>
               </w:rPr>
-              <w:t>Discount rate</w:t>
+              <w:t>Cost of capital, first year</w:t>
             </w:r>
           </w:p>
         </w:tc>
@@ -7315,7 +7315,110 @@
                 <w:color w:val="1A1D21"/>
                 <w:sz w:val="17"/>
               </w:rPr>
-              <w:t>both bases published, neither averaged</w:t>
+              <w:t>both premium bases published, neither averaged</w:t>
+            </w:r>
+          </w:p>
+        </w:tc>
+      </w:tr>
+      <w:tr>
+        <w:trPr>
+          <w:cantSplit/>
+        </w:trPr>
+        <w:tc>
+          <w:tcPr>
+            <w:tcW w:type="dxa" w:w="2494"/>
+          </w:tcPr>
+          <w:p>
+            <w:r/>
+            <w:r>
+              <w:rPr>
+                <w:color w:val="1A1D21"/>
+                <w:sz w:val="17"/>
+              </w:rPr>
+              <w:t>Cost of capital, once normalised</w:t>
+            </w:r>
+          </w:p>
+        </w:tc>
+        <w:tc>
+          <w:tcPr>
+            <w:tcW w:type="dxa" w:w="1474"/>
+          </w:tcPr>
+          <w:p>
+            <w:pPr>
+              <w:jc w:val="right"/>
+            </w:pPr>
+            <w:r/>
+            <w:r>
+              <w:rPr>
+                <w:color w:val="1A1D21"/>
+                <w:sz w:val="17"/>
+              </w:rPr>
+              <w:t>21.93%</w:t>
+            </w:r>
+          </w:p>
+        </w:tc>
+        <w:tc>
+          <w:tcPr>
+            <w:tcW w:type="dxa" w:w="5216"/>
+          </w:tcPr>
+          <w:p>
+            <w:r/>
+            <w:r>
+              <w:rPr>
+                <w:color w:val="1A1D21"/>
+                <w:sz w:val="17"/>
+              </w:rPr>
+              <w:t>built from the central bank's own inflation target plus a standard real return, not quoted from any market: 12.50% risk-free, 7.00% premium, 15.00% cost of debt</w:t>
+            </w:r>
+          </w:p>
+        </w:tc>
+      </w:tr>
+      <w:tr>
+        <w:trPr>
+          <w:cantSplit/>
+        </w:trPr>
+        <w:tc>
+          <w:tcPr>
+            <w:tcW w:type="dxa" w:w="2494"/>
+          </w:tcPr>
+          <w:p>
+            <w:r/>
+            <w:r>
+              <w:rPr>
+                <w:color w:val="1A1D21"/>
+                <w:sz w:val="17"/>
+              </w:rPr>
+              <w:t>The path between them</w:t>
+            </w:r>
+          </w:p>
+        </w:tc>
+        <w:tc>
+          <w:tcPr>
+            <w:tcW w:type="dxa" w:w="1474"/>
+          </w:tcPr>
+          <w:p>
+            <w:r/>
+            <w:r>
+              <w:rPr>
+                <w:color w:val="1A1D21"/>
+                <w:sz w:val="17"/>
+              </w:rPr>
+              <w:t>32.4% to 21.9%</w:t>
+            </w:r>
+          </w:p>
+        </w:tc>
+        <w:tc>
+          <w:tcPr>
+            <w:tcW w:type="dxa" w:w="5216"/>
+          </w:tcPr>
+          <w:p>
+            <w:r/>
+            <w:r>
+              <w:rPr>
+                <w:color w:val="1A1D21"/>
+                <w:sz w:val="17"/>
+              </w:rPr>
+              <w:t>each year discounted at its own rate; the shape follows the central bank's published easing calendar rather than a second assumption of this study's own</w:t>
             </w:r>
           </w:p>
         </w:tc>
@@ -7332,6 +7435,637 @@
           <w:color w:val="1A1D21"/>
           <w:sz w:val="8"/>
         </w:rPr>
+      </w:r>
+    </w:p>
+    <w:tbl>
+      <w:tblPr>
+        <w:tblStyle w:val="TableGrid"/>
+        <w:tblW w:type="auto" w:w="0"/>
+        <w:jc w:val="center"/>
+        <w:tblLayout w:type="fixed"/>
+        <w:tblLook w:firstColumn="1" w:firstRow="1" w:lastColumn="0" w:lastRow="0" w:noHBand="0" w:noVBand="1" w:val="04A0"/>
+        <w:tblLayout w:type="fixed"/>
+      </w:tblPr>
+      <w:tblGrid>
+        <w:gridCol w:w="2041"/>
+        <w:gridCol w:w="726"/>
+        <w:gridCol w:w="726"/>
+        <w:gridCol w:w="726"/>
+        <w:gridCol w:w="726"/>
+        <w:gridCol w:w="726"/>
+        <w:gridCol w:w="726"/>
+        <w:gridCol w:w="726"/>
+        <w:gridCol w:w="726"/>
+        <w:gridCol w:w="726"/>
+        <w:gridCol w:w="726"/>
+      </w:tblGrid>
+      <w:tr>
+        <w:trPr>
+          <w:tblHeader w:val="true"/>
+        </w:trPr>
+        <w:tc>
+          <w:tcPr>
+            <w:tcW w:type="dxa" w:w="2041"/>
+          </w:tcPr>
+          <w:p>
+            <w:r/>
+            <w:r>
+              <w:rPr>
+                <w:b/>
+                <w:color w:val="5B6570"/>
+                <w:sz w:val="17"/>
+              </w:rPr>
+              <w:t>Year</w:t>
+            </w:r>
+          </w:p>
+        </w:tc>
+        <w:tc>
+          <w:tcPr>
+            <w:tcW w:type="dxa" w:w="726"/>
+          </w:tcPr>
+          <w:p>
+            <w:r/>
+            <w:r>
+              <w:rPr>
+                <w:b/>
+                <w:color w:val="5B6570"/>
+                <w:sz w:val="17"/>
+              </w:rPr>
+              <w:t>1</w:t>
+            </w:r>
+          </w:p>
+        </w:tc>
+        <w:tc>
+          <w:tcPr>
+            <w:tcW w:type="dxa" w:w="726"/>
+          </w:tcPr>
+          <w:p>
+            <w:r/>
+            <w:r>
+              <w:rPr>
+                <w:b/>
+                <w:color w:val="5B6570"/>
+                <w:sz w:val="17"/>
+              </w:rPr>
+              <w:t>2</w:t>
+            </w:r>
+          </w:p>
+        </w:tc>
+        <w:tc>
+          <w:tcPr>
+            <w:tcW w:type="dxa" w:w="726"/>
+          </w:tcPr>
+          <w:p>
+            <w:r/>
+            <w:r>
+              <w:rPr>
+                <w:b/>
+                <w:color w:val="5B6570"/>
+                <w:sz w:val="17"/>
+              </w:rPr>
+              <w:t>3</w:t>
+            </w:r>
+          </w:p>
+        </w:tc>
+        <w:tc>
+          <w:tcPr>
+            <w:tcW w:type="dxa" w:w="726"/>
+          </w:tcPr>
+          <w:p>
+            <w:r/>
+            <w:r>
+              <w:rPr>
+                <w:b/>
+                <w:color w:val="5B6570"/>
+                <w:sz w:val="17"/>
+              </w:rPr>
+              <w:t>4</w:t>
+            </w:r>
+          </w:p>
+        </w:tc>
+        <w:tc>
+          <w:tcPr>
+            <w:tcW w:type="dxa" w:w="726"/>
+          </w:tcPr>
+          <w:p>
+            <w:r/>
+            <w:r>
+              <w:rPr>
+                <w:b/>
+                <w:color w:val="5B6570"/>
+                <w:sz w:val="17"/>
+              </w:rPr>
+              <w:t>5</w:t>
+            </w:r>
+          </w:p>
+        </w:tc>
+        <w:tc>
+          <w:tcPr>
+            <w:tcW w:type="dxa" w:w="726"/>
+          </w:tcPr>
+          <w:p>
+            <w:r/>
+            <w:r>
+              <w:rPr>
+                <w:b/>
+                <w:color w:val="5B6570"/>
+                <w:sz w:val="17"/>
+              </w:rPr>
+              <w:t>6</w:t>
+            </w:r>
+          </w:p>
+        </w:tc>
+        <w:tc>
+          <w:tcPr>
+            <w:tcW w:type="dxa" w:w="726"/>
+          </w:tcPr>
+          <w:p>
+            <w:r/>
+            <w:r>
+              <w:rPr>
+                <w:b/>
+                <w:color w:val="5B6570"/>
+                <w:sz w:val="17"/>
+              </w:rPr>
+              <w:t>7</w:t>
+            </w:r>
+          </w:p>
+        </w:tc>
+        <w:tc>
+          <w:tcPr>
+            <w:tcW w:type="dxa" w:w="726"/>
+          </w:tcPr>
+          <w:p>
+            <w:r/>
+            <w:r>
+              <w:rPr>
+                <w:b/>
+                <w:color w:val="5B6570"/>
+                <w:sz w:val="17"/>
+              </w:rPr>
+              <w:t>8</w:t>
+            </w:r>
+          </w:p>
+        </w:tc>
+        <w:tc>
+          <w:tcPr>
+            <w:tcW w:type="dxa" w:w="726"/>
+          </w:tcPr>
+          <w:p>
+            <w:r/>
+            <w:r>
+              <w:rPr>
+                <w:b/>
+                <w:color w:val="5B6570"/>
+                <w:sz w:val="17"/>
+              </w:rPr>
+              <w:t>9</w:t>
+            </w:r>
+          </w:p>
+        </w:tc>
+        <w:tc>
+          <w:tcPr>
+            <w:tcW w:type="dxa" w:w="726"/>
+          </w:tcPr>
+          <w:p>
+            <w:r/>
+            <w:r>
+              <w:rPr>
+                <w:b/>
+                <w:color w:val="5B6570"/>
+                <w:sz w:val="17"/>
+              </w:rPr>
+              <w:t>10</w:t>
+            </w:r>
+          </w:p>
+        </w:tc>
+      </w:tr>
+      <w:tr>
+        <w:trPr>
+          <w:cantSplit/>
+        </w:trPr>
+        <w:tc>
+          <w:tcPr>
+            <w:tcW w:type="dxa" w:w="2041"/>
+          </w:tcPr>
+          <w:p>
+            <w:r/>
+            <w:r>
+              <w:rPr>
+                <w:color w:val="1A1D21"/>
+                <w:sz w:val="17"/>
+              </w:rPr>
+              <w:t>Cost of capital</w:t>
+            </w:r>
+          </w:p>
+        </w:tc>
+        <w:tc>
+          <w:tcPr>
+            <w:tcW w:type="dxa" w:w="726"/>
+          </w:tcPr>
+          <w:p>
+            <w:pPr>
+              <w:jc w:val="right"/>
+            </w:pPr>
+            <w:r/>
+            <w:r>
+              <w:rPr>
+                <w:color w:val="1A1D21"/>
+                <w:sz w:val="17"/>
+              </w:rPr>
+              <w:t>32.4%</w:t>
+            </w:r>
+          </w:p>
+        </w:tc>
+        <w:tc>
+          <w:tcPr>
+            <w:tcW w:type="dxa" w:w="726"/>
+          </w:tcPr>
+          <w:p>
+            <w:pPr>
+              <w:jc w:val="right"/>
+            </w:pPr>
+            <w:r/>
+            <w:r>
+              <w:rPr>
+                <w:color w:val="1A1D21"/>
+                <w:sz w:val="17"/>
+              </w:rPr>
+              <w:t>28.6%</w:t>
+            </w:r>
+          </w:p>
+        </w:tc>
+        <w:tc>
+          <w:tcPr>
+            <w:tcW w:type="dxa" w:w="726"/>
+          </w:tcPr>
+          <w:p>
+            <w:pPr>
+              <w:jc w:val="right"/>
+            </w:pPr>
+            <w:r/>
+            <w:r>
+              <w:rPr>
+                <w:color w:val="1A1D21"/>
+                <w:sz w:val="17"/>
+              </w:rPr>
+              <w:t>25.7%</w:t>
+            </w:r>
+          </w:p>
+        </w:tc>
+        <w:tc>
+          <w:tcPr>
+            <w:tcW w:type="dxa" w:w="726"/>
+          </w:tcPr>
+          <w:p>
+            <w:pPr>
+              <w:jc w:val="right"/>
+            </w:pPr>
+            <w:r/>
+            <w:r>
+              <w:rPr>
+                <w:color w:val="1A1D21"/>
+                <w:sz w:val="17"/>
+              </w:rPr>
+              <w:t>23.4%</w:t>
+            </w:r>
+          </w:p>
+        </w:tc>
+        <w:tc>
+          <w:tcPr>
+            <w:tcW w:type="dxa" w:w="726"/>
+          </w:tcPr>
+          <w:p>
+            <w:pPr>
+              <w:jc w:val="right"/>
+            </w:pPr>
+            <w:r/>
+            <w:r>
+              <w:rPr>
+                <w:color w:val="1A1D21"/>
+                <w:sz w:val="17"/>
+              </w:rPr>
+              <w:t>21.9%</w:t>
+            </w:r>
+          </w:p>
+        </w:tc>
+        <w:tc>
+          <w:tcPr>
+            <w:tcW w:type="dxa" w:w="726"/>
+          </w:tcPr>
+          <w:p>
+            <w:pPr>
+              <w:jc w:val="right"/>
+            </w:pPr>
+            <w:r/>
+            <w:r>
+              <w:rPr>
+                <w:color w:val="1A1D21"/>
+                <w:sz w:val="17"/>
+              </w:rPr>
+              <w:t>21.9%</w:t>
+            </w:r>
+          </w:p>
+        </w:tc>
+        <w:tc>
+          <w:tcPr>
+            <w:tcW w:type="dxa" w:w="726"/>
+          </w:tcPr>
+          <w:p>
+            <w:pPr>
+              <w:jc w:val="right"/>
+            </w:pPr>
+            <w:r/>
+            <w:r>
+              <w:rPr>
+                <w:color w:val="1A1D21"/>
+                <w:sz w:val="17"/>
+              </w:rPr>
+              <w:t>21.9%</w:t>
+            </w:r>
+          </w:p>
+        </w:tc>
+        <w:tc>
+          <w:tcPr>
+            <w:tcW w:type="dxa" w:w="726"/>
+          </w:tcPr>
+          <w:p>
+            <w:pPr>
+              <w:jc w:val="right"/>
+            </w:pPr>
+            <w:r/>
+            <w:r>
+              <w:rPr>
+                <w:color w:val="1A1D21"/>
+                <w:sz w:val="17"/>
+              </w:rPr>
+              <w:t>21.9%</w:t>
+            </w:r>
+          </w:p>
+        </w:tc>
+        <w:tc>
+          <w:tcPr>
+            <w:tcW w:type="dxa" w:w="726"/>
+          </w:tcPr>
+          <w:p>
+            <w:pPr>
+              <w:jc w:val="right"/>
+            </w:pPr>
+            <w:r/>
+            <w:r>
+              <w:rPr>
+                <w:color w:val="1A1D21"/>
+                <w:sz w:val="17"/>
+              </w:rPr>
+              <w:t>21.9%</w:t>
+            </w:r>
+          </w:p>
+        </w:tc>
+        <w:tc>
+          <w:tcPr>
+            <w:tcW w:type="dxa" w:w="726"/>
+          </w:tcPr>
+          <w:p>
+            <w:pPr>
+              <w:jc w:val="right"/>
+            </w:pPr>
+            <w:r/>
+            <w:r>
+              <w:rPr>
+                <w:color w:val="1A1D21"/>
+                <w:sz w:val="17"/>
+              </w:rPr>
+              <w:t>21.9%</w:t>
+            </w:r>
+          </w:p>
+        </w:tc>
+      </w:tr>
+      <w:tr>
+        <w:trPr>
+          <w:cantSplit/>
+        </w:trPr>
+        <w:tc>
+          <w:tcPr>
+            <w:tcW w:type="dxa" w:w="2041"/>
+          </w:tcPr>
+          <w:p>
+            <w:r/>
+            <w:r>
+              <w:rPr>
+                <w:color w:val="1A1D21"/>
+                <w:sz w:val="17"/>
+              </w:rPr>
+              <w:t>A pound arriving then is worth</w:t>
+            </w:r>
+          </w:p>
+        </w:tc>
+        <w:tc>
+          <w:tcPr>
+            <w:tcW w:type="dxa" w:w="726"/>
+          </w:tcPr>
+          <w:p>
+            <w:pPr>
+              <w:jc w:val="right"/>
+            </w:pPr>
+            <w:r/>
+            <w:r>
+              <w:rPr>
+                <w:color w:val="1A1D21"/>
+                <w:sz w:val="17"/>
+              </w:rPr>
+              <w:t>0.755</w:t>
+            </w:r>
+          </w:p>
+        </w:tc>
+        <w:tc>
+          <w:tcPr>
+            <w:tcW w:type="dxa" w:w="726"/>
+          </w:tcPr>
+          <w:p>
+            <w:pPr>
+              <w:jc w:val="right"/>
+            </w:pPr>
+            <w:r/>
+            <w:r>
+              <w:rPr>
+                <w:color w:val="1A1D21"/>
+                <w:sz w:val="17"/>
+              </w:rPr>
+              <w:t>0.587</w:t>
+            </w:r>
+          </w:p>
+        </w:tc>
+        <w:tc>
+          <w:tcPr>
+            <w:tcW w:type="dxa" w:w="726"/>
+          </w:tcPr>
+          <w:p>
+            <w:pPr>
+              <w:jc w:val="right"/>
+            </w:pPr>
+            <w:r/>
+            <w:r>
+              <w:rPr>
+                <w:color w:val="1A1D21"/>
+                <w:sz w:val="17"/>
+              </w:rPr>
+              <w:t>0.467</w:t>
+            </w:r>
+          </w:p>
+        </w:tc>
+        <w:tc>
+          <w:tcPr>
+            <w:tcW w:type="dxa" w:w="726"/>
+          </w:tcPr>
+          <w:p>
+            <w:pPr>
+              <w:jc w:val="right"/>
+            </w:pPr>
+            <w:r/>
+            <w:r>
+              <w:rPr>
+                <w:color w:val="1A1D21"/>
+                <w:sz w:val="17"/>
+              </w:rPr>
+              <w:t>0.379</w:t>
+            </w:r>
+          </w:p>
+        </w:tc>
+        <w:tc>
+          <w:tcPr>
+            <w:tcW w:type="dxa" w:w="726"/>
+          </w:tcPr>
+          <w:p>
+            <w:pPr>
+              <w:jc w:val="right"/>
+            </w:pPr>
+            <w:r/>
+            <w:r>
+              <w:rPr>
+                <w:color w:val="1A1D21"/>
+                <w:sz w:val="17"/>
+              </w:rPr>
+              <w:t>0.311</w:t>
+            </w:r>
+          </w:p>
+        </w:tc>
+        <w:tc>
+          <w:tcPr>
+            <w:tcW w:type="dxa" w:w="726"/>
+          </w:tcPr>
+          <w:p>
+            <w:pPr>
+              <w:jc w:val="right"/>
+            </w:pPr>
+            <w:r/>
+            <w:r>
+              <w:rPr>
+                <w:color w:val="1A1D21"/>
+                <w:sz w:val="17"/>
+              </w:rPr>
+              <w:t>0.255</w:t>
+            </w:r>
+          </w:p>
+        </w:tc>
+        <w:tc>
+          <w:tcPr>
+            <w:tcW w:type="dxa" w:w="726"/>
+          </w:tcPr>
+          <w:p>
+            <w:pPr>
+              <w:jc w:val="right"/>
+            </w:pPr>
+            <w:r/>
+            <w:r>
+              <w:rPr>
+                <w:color w:val="1A1D21"/>
+                <w:sz w:val="17"/>
+              </w:rPr>
+              <w:t>0.209</w:t>
+            </w:r>
+          </w:p>
+        </w:tc>
+        <w:tc>
+          <w:tcPr>
+            <w:tcW w:type="dxa" w:w="726"/>
+          </w:tcPr>
+          <w:p>
+            <w:pPr>
+              <w:jc w:val="right"/>
+            </w:pPr>
+            <w:r/>
+            <w:r>
+              <w:rPr>
+                <w:color w:val="1A1D21"/>
+                <w:sz w:val="17"/>
+              </w:rPr>
+              <w:t>0.171</w:t>
+            </w:r>
+          </w:p>
+        </w:tc>
+        <w:tc>
+          <w:tcPr>
+            <w:tcW w:type="dxa" w:w="726"/>
+          </w:tcPr>
+          <w:p>
+            <w:pPr>
+              <w:jc w:val="right"/>
+            </w:pPr>
+            <w:r/>
+            <w:r>
+              <w:rPr>
+                <w:color w:val="1A1D21"/>
+                <w:sz w:val="17"/>
+              </w:rPr>
+              <w:t>0.140</w:t>
+            </w:r>
+          </w:p>
+        </w:tc>
+        <w:tc>
+          <w:tcPr>
+            <w:tcW w:type="dxa" w:w="726"/>
+          </w:tcPr>
+          <w:p>
+            <w:pPr>
+              <w:jc w:val="right"/>
+            </w:pPr>
+            <w:r/>
+            <w:r>
+              <w:rPr>
+                <w:color w:val="1A1D21"/>
+                <w:sz w:val="17"/>
+              </w:rPr>
+              <w:t>0.115</w:t>
+            </w:r>
+          </w:p>
+        </w:tc>
+      </w:tr>
+    </w:tbl>
+    <w:p>
+      <w:pPr>
+        <w:spacing w:after="80"/>
+      </w:pPr>
+      <w:r>
+        <w:rPr>
+          <w:b w:val="0"/>
+          <w:i w:val="0"/>
+          <w:color w:val="1A1D21"/>
+          <w:sz w:val="8"/>
+        </w:rPr>
+      </w:r>
+    </w:p>
+    <w:p>
+      <w:pPr>
+        <w:spacing w:after="140"/>
+      </w:pPr>
+      <w:r>
+        <w:rPr>
+          <w:b w:val="0"/>
+          <w:i w:val="0"/>
+          <w:color w:val="5B6570"/>
+          <w:sz w:val="18"/>
+        </w:rPr>
+        <w:t>The terminal value is brought home on the same factor as the last year's cash flow, 0.115. The common alternative — discounting the forecast years at one rate and the terminal value at a lower one — gives the same pound arriving on the same day two different values, and it is not done here.</w:t>
       </w:r>
     </w:p>
     <w:p>
@@ -7509,7 +8243,7 @@
                 <w:color w:val="1A1D21"/>
                 <w:sz w:val="17"/>
               </w:rPr>
-              <w:t>18.00%</w:t>
+              <w:t>24.37%</w:t>
             </w:r>
           </w:p>
         </w:tc>
@@ -7527,7 +8261,7 @@
                 <w:color w:val="1A1D21"/>
                 <w:sz w:val="17"/>
               </w:rPr>
-              <w:t>260.80</w:t>
+              <w:t>211.96</w:t>
             </w:r>
           </w:p>
         </w:tc>
@@ -7545,7 +8279,7 @@
                 <w:color w:val="1A1D21"/>
                 <w:sz w:val="17"/>
               </w:rPr>
-              <w:t>162.57</w:t>
+              <w:t>122.13</w:t>
             </w:r>
           </w:p>
         </w:tc>
@@ -7563,7 +8297,7 @@
                 <w:color w:val="1A1D21"/>
                 <w:sz w:val="17"/>
               </w:rPr>
-              <w:t>167%</w:t>
+              <w:t>117%</w:t>
             </w:r>
           </w:p>
         </w:tc>
@@ -7583,7 +8317,7 @@
                 <w:color w:val="1A1D21"/>
                 <w:sz w:val="17"/>
               </w:rPr>
-              <w:t>22.00%</w:t>
+              <w:t>28.37%</w:t>
             </w:r>
           </w:p>
         </w:tc>
@@ -7601,7 +8335,7 @@
                 <w:color w:val="1A1D21"/>
                 <w:sz w:val="17"/>
               </w:rPr>
-              <w:t>157.81</w:t>
+              <w:t>152.39</w:t>
             </w:r>
           </w:p>
         </w:tc>
@@ -7619,7 +8353,7 @@
                 <w:color w:val="1A1D21"/>
                 <w:sz w:val="17"/>
               </w:rPr>
-              <w:t>70.95</w:t>
+              <w:t>70.10</w:t>
             </w:r>
           </w:p>
         </w:tc>
@@ -7637,7 +8371,7 @@
                 <w:color w:val="1A1D21"/>
                 <w:sz w:val="17"/>
               </w:rPr>
-              <w:t>61%</w:t>
+              <w:t>56%</w:t>
             </w:r>
           </w:p>
         </w:tc>
@@ -7657,7 +8391,7 @@
                 <w:color w:val="1A1D21"/>
                 <w:sz w:val="17"/>
               </w:rPr>
-              <w:t>26.00%</w:t>
+              <w:t>30.37%</w:t>
             </w:r>
           </w:p>
         </w:tc>
@@ -7675,7 +8409,7 @@
                 <w:color w:val="1A1D21"/>
                 <w:sz w:val="17"/>
               </w:rPr>
-              <w:t>119.60</w:t>
+              <w:t>133.70</w:t>
             </w:r>
           </w:p>
         </w:tc>
@@ -7693,7 +8427,7 @@
                 <w:color w:val="1A1D21"/>
                 <w:sz w:val="17"/>
               </w:rPr>
-              <w:t>43.79</w:t>
+              <w:t>55.89</w:t>
             </w:r>
           </w:p>
         </w:tc>
@@ -7711,7 +8445,7 @@
                 <w:color w:val="1A1D21"/>
                 <w:sz w:val="17"/>
               </w:rPr>
-              <w:t>22%</w:t>
+              <w:t>37%</w:t>
             </w:r>
           </w:p>
         </w:tc>
@@ -7731,7 +8465,7 @@
                 <w:color w:val="1A1D21"/>
                 <w:sz w:val="17"/>
               </w:rPr>
-              <w:t>30.00%</w:t>
+              <w:t>32.37%</w:t>
             </w:r>
           </w:p>
         </w:tc>
@@ -7749,7 +8483,7 @@
                 <w:color w:val="1A1D21"/>
                 <w:sz w:val="17"/>
               </w:rPr>
-              <w:t>97.19</w:t>
+              <w:t>118.97</w:t>
             </w:r>
           </w:p>
         </w:tc>
@@ -7767,7 +8501,7 @@
                 <w:color w:val="1A1D21"/>
                 <w:sz w:val="17"/>
               </w:rPr>
-              <w:t>31.37</w:t>
+              <w:t>45.75</w:t>
             </w:r>
           </w:p>
         </w:tc>
@@ -7785,7 +8519,7 @@
                 <w:color w:val="1A1D21"/>
                 <w:sz w:val="17"/>
               </w:rPr>
-              <w:t>-1%</w:t>
+              <w:t>22%</w:t>
             </w:r>
           </w:p>
         </w:tc>
@@ -7805,7 +8539,7 @@
                 <w:color w:val="1A1D21"/>
                 <w:sz w:val="17"/>
               </w:rPr>
-              <w:t>32.37%</w:t>
+              <w:t>34.37%</w:t>
             </w:r>
           </w:p>
         </w:tc>
@@ -7823,7 +8557,7 @@
                 <w:color w:val="1A1D21"/>
                 <w:sz w:val="17"/>
               </w:rPr>
-              <w:t>87.53</w:t>
+              <w:t>107.03</w:t>
             </w:r>
           </w:p>
         </w:tc>
@@ -7841,7 +8575,7 @@
                 <w:color w:val="1A1D21"/>
                 <w:sz w:val="17"/>
               </w:rPr>
-              <w:t>27.03</w:t>
+              <w:t>38.35</w:t>
             </w:r>
           </w:p>
         </w:tc>
@@ -7859,7 +8593,7 @@
                 <w:color w:val="1A1D21"/>
                 <w:sz w:val="17"/>
               </w:rPr>
-              <w:t>-11%</w:t>
+              <w:t>9%</w:t>
             </w:r>
           </w:p>
         </w:tc>
@@ -7879,7 +8613,7 @@
                 <w:color w:val="1A1D21"/>
                 <w:sz w:val="17"/>
               </w:rPr>
-              <w:t>35.79%</w:t>
+              <w:t>36.37%</w:t>
             </w:r>
           </w:p>
         </w:tc>
@@ -7897,7 +8631,7 @@
                 <w:color w:val="1A1D21"/>
                 <w:sz w:val="17"/>
               </w:rPr>
-              <w:t>76.52</w:t>
+              <w:t>97.15</w:t>
             </w:r>
           </w:p>
         </w:tc>
@@ -7915,7 +8649,7 @@
                 <w:color w:val="1A1D21"/>
                 <w:sz w:val="17"/>
               </w:rPr>
-              <w:t>22.89</w:t>
+              <w:t>32.87</w:t>
             </w:r>
           </w:p>
         </w:tc>
@@ -7933,7 +8667,7 @@
                 <w:color w:val="1A1D21"/>
                 <w:sz w:val="17"/>
               </w:rPr>
-              <w:t>-22%</w:t>
+              <w:t>-1%</w:t>
             </w:r>
           </w:p>
         </w:tc>
@@ -7953,7 +8687,7 @@
                 <w:color w:val="1A1D21"/>
                 <w:sz w:val="17"/>
               </w:rPr>
-              <w:t>40.00%</w:t>
+              <w:t>40.37%</w:t>
             </w:r>
           </w:p>
         </w:tc>
@@ -7971,7 +8705,7 @@
                 <w:color w:val="1A1D21"/>
                 <w:sz w:val="17"/>
               </w:rPr>
-              <w:t>66.19</w:t>
+              <w:t>81.75</w:t>
             </w:r>
           </w:p>
         </w:tc>
@@ -7989,7 +8723,7 @@
                 <w:color w:val="1A1D21"/>
                 <w:sz w:val="17"/>
               </w:rPr>
-              <w:t>19.83</w:t>
+              <w:t>25.64</w:t>
             </w:r>
           </w:p>
         </w:tc>
@@ -8007,7 +8741,7 @@
                 <w:color w:val="1A1D21"/>
                 <w:sz w:val="17"/>
               </w:rPr>
-              <w:t>-32%</w:t>
+              <w:t>-16%</w:t>
             </w:r>
           </w:p>
         </w:tc>
@@ -9067,7 +9801,7 @@
                 <w:color w:val="1A1D21"/>
                 <w:sz w:val="17"/>
               </w:rPr>
-              <w:t>22.89 – 87.51</w:t>
+              <w:t>43.89 – 118.97</w:t>
             </w:r>
           </w:p>
         </w:tc>
@@ -9777,7 +10511,7 @@
           <w:color w:val="1A1D21"/>
           <w:sz w:val="20"/>
         </w:rPr>
-        <w:t>The discount rate is the study. At the rate the market appears to be using, the same model gives a value close to the traded price. This study does not claim the market is wrong; it says what the house method produces and shows the difference.</w:t>
+        <w:t>The discount rate is the study, and the shape of it matters as much as its level. This edition discounts each year at its own rate, gliding from 32.37% to 21.93% as the central bank's own published path plays out. A flat rate held at today's level for fifteen years is not a conservative assumption; it is a forecast that Egypt never normalises, and it was not one any earlier edition of this study argued for.</w:t>
       </w:r>
     </w:p>
     <w:p>

--- a/engine/tmgh_study/TMGH_Valuation_Study_02-09-2026.docx
+++ b/engine/tmgh_study/TMGH_Valuation_Study_02-09-2026.docx
@@ -12667,7 +12667,7 @@
                 <w:color w:val="1A1D21"/>
                 <w:sz w:val="17"/>
               </w:rPr>
-              <w:t>Total non-current assets</w:t>
+              <w:t>Intangibles, right-of-use assets and deferred tax</w:t>
             </w:r>
           </w:p>
         </w:tc>
@@ -12685,7 +12685,7 @@
                 <w:color w:val="1A1D21"/>
                 <w:sz w:val="17"/>
               </w:rPr>
-              <w:t>146,559</w:t>
+              <w:t>748</w:t>
             </w:r>
           </w:p>
         </w:tc>
@@ -12705,7 +12705,7 @@
                 <w:color w:val="1A1D21"/>
                 <w:sz w:val="17"/>
               </w:rPr>
-              <w:t>Properties under development</w:t>
+              <w:t>Total non-current assets</w:t>
             </w:r>
           </w:p>
         </w:tc>
@@ -12723,7 +12723,7 @@
                 <w:color w:val="1A1D21"/>
                 <w:sz w:val="17"/>
               </w:rPr>
-              <w:t>148,315</w:t>
+              <w:t>146,559</w:t>
             </w:r>
           </w:p>
         </w:tc>
@@ -12743,6 +12743,44 @@
                 <w:color w:val="1A1D21"/>
                 <w:sz w:val="17"/>
               </w:rPr>
+              <w:t>Properties under development</w:t>
+            </w:r>
+          </w:p>
+        </w:tc>
+        <w:tc>
+          <w:tcPr>
+            <w:tcW w:type="dxa" w:w="2494"/>
+          </w:tcPr>
+          <w:p>
+            <w:pPr>
+              <w:jc w:val="right"/>
+            </w:pPr>
+            <w:r/>
+            <w:r>
+              <w:rPr>
+                <w:color w:val="1A1D21"/>
+                <w:sz w:val="17"/>
+              </w:rPr>
+              <w:t>148,315</w:t>
+            </w:r>
+          </w:p>
+        </w:tc>
+      </w:tr>
+      <w:tr>
+        <w:trPr>
+          <w:cantSplit/>
+        </w:trPr>
+        <w:tc>
+          <w:tcPr>
+            <w:tcW w:type="dxa" w:w="6236"/>
+          </w:tcPr>
+          <w:p>
+            <w:r/>
+            <w:r>
+              <w:rPr>
+                <w:color w:val="1A1D21"/>
+                <w:sz w:val="17"/>
+              </w:rPr>
               <w:t>Inventories</w:t>
             </w:r>
           </w:p>
@@ -12762,6 +12800,44 @@
                 <w:sz w:val="17"/>
               </w:rPr>
               <w:t>4,592</w:t>
+            </w:r>
+          </w:p>
+        </w:tc>
+      </w:tr>
+      <w:tr>
+        <w:trPr>
+          <w:cantSplit/>
+        </w:trPr>
+        <w:tc>
+          <w:tcPr>
+            <w:tcW w:type="dxa" w:w="6236"/>
+          </w:tcPr>
+          <w:p>
+            <w:r/>
+            <w:r>
+              <w:rPr>
+                <w:color w:val="1A1D21"/>
+                <w:sz w:val="17"/>
+              </w:rPr>
+              <w:t>Work in progress</w:t>
+            </w:r>
+          </w:p>
+        </w:tc>
+        <w:tc>
+          <w:tcPr>
+            <w:tcW w:type="dxa" w:w="2494"/>
+          </w:tcPr>
+          <w:p>
+            <w:pPr>
+              <w:jc w:val="right"/>
+            </w:pPr>
+            <w:r/>
+            <w:r>
+              <w:rPr>
+                <w:color w:val="1A1D21"/>
+                <w:sz w:val="17"/>
+              </w:rPr>
+              <w:t>24</w:t>
             </w:r>
           </w:p>
         </w:tc>

--- a/engine/tmgh_study/TMGH_Valuation_Study_02-09-2026.docx
+++ b/engine/tmgh_study/TMGH_Valuation_Study_02-09-2026.docx
@@ -41,7 +41,7 @@
           <w:color w:val="5B6570"/>
           <w:sz w:val="20"/>
         </w:rPr>
-        <w:t>Valuation study · 1 September 2026</w:t>
+        <w:t>Valuation study · 2 September 2026</w:t>
       </w:r>
     </w:p>
     <w:p>

--- a/engine/tmgh_study/TMGH_Valuation_Study_02-09-2026.docx
+++ b/engine/tmgh_study/TMGH_Valuation_Study_02-09-2026.docx
@@ -239,7 +239,7 @@
           <w:color w:val="5B6570"/>
           <w:sz w:val="16"/>
         </w:rPr>
-        <w:t>Every lens in this study, and the price the market is paying. The four dark bars are the cases this study publishes; the lighter bars are the cross-checks.</w:t>
+        <w:t>Every lens in this study, and the price the market is paying. The four dark bars are the cases this study publishes: each spans the three bases on which the minority interest can be deducted, and each is labelled with the basis adopted followed by that span, so the figure the label reads is the figure the summary table carries. The lighter bars are the cross-checks.</w:t>
       </w:r>
     </w:p>
     <w:p>
@@ -260,13 +260,13 @@
         <w:tblLayout w:type="fixed"/>
       </w:tblPr>
       <w:tblGrid>
-        <w:gridCol w:w="1928"/>
-        <w:gridCol w:w="964"/>
-        <w:gridCol w:w="1304"/>
-        <w:gridCol w:w="1304"/>
-        <w:gridCol w:w="1474"/>
-        <w:gridCol w:w="1134"/>
-        <w:gridCol w:w="1134"/>
+        <w:gridCol w:w="2665"/>
+        <w:gridCol w:w="1151"/>
+        <w:gridCol w:w="1378"/>
+        <w:gridCol w:w="1162"/>
+        <w:gridCol w:w="1151"/>
+        <w:gridCol w:w="868"/>
+        <w:gridCol w:w="868"/>
       </w:tblGrid>
       <w:tr>
         <w:trPr>
@@ -274,7 +274,7 @@
         </w:trPr>
         <w:tc>
           <w:tcPr>
-            <w:tcW w:type="dxa" w:w="1928"/>
+            <w:tcW w:type="dxa" w:w="2665"/>
           </w:tcPr>
           <w:p>
             <w:r/>
@@ -290,7 +290,7 @@
         </w:tc>
         <w:tc>
           <w:tcPr>
-            <w:tcW w:type="dxa" w:w="964"/>
+            <w:tcW w:type="dxa" w:w="1151"/>
           </w:tcPr>
           <w:p>
             <w:r/>
@@ -306,7 +306,7 @@
         </w:tc>
         <w:tc>
           <w:tcPr>
-            <w:tcW w:type="dxa" w:w="1304"/>
+            <w:tcW w:type="dxa" w:w="1378"/>
           </w:tcPr>
           <w:p>
             <w:r/>
@@ -322,7 +322,7 @@
         </w:tc>
         <w:tc>
           <w:tcPr>
-            <w:tcW w:type="dxa" w:w="1304"/>
+            <w:tcW w:type="dxa" w:w="1162"/>
           </w:tcPr>
           <w:p>
             <w:r/>
@@ -338,7 +338,7 @@
         </w:tc>
         <w:tc>
           <w:tcPr>
-            <w:tcW w:type="dxa" w:w="1474"/>
+            <w:tcW w:type="dxa" w:w="1151"/>
           </w:tcPr>
           <w:p>
             <w:r/>
@@ -354,7 +354,7 @@
         </w:tc>
         <w:tc>
           <w:tcPr>
-            <w:tcW w:type="dxa" w:w="1134"/>
+            <w:tcW w:type="dxa" w:w="867"/>
           </w:tcPr>
           <w:p>
             <w:r/>
@@ -370,7 +370,7 @@
         </w:tc>
         <w:tc>
           <w:tcPr>
-            <w:tcW w:type="dxa" w:w="1134"/>
+            <w:tcW w:type="dxa" w:w="867"/>
           </w:tcPr>
           <w:p>
             <w:r/>
@@ -391,7 +391,7 @@
         </w:trPr>
         <w:tc>
           <w:tcPr>
-            <w:tcW w:type="dxa" w:w="1928"/>
+            <w:tcW w:type="dxa" w:w="2665"/>
           </w:tcPr>
           <w:p>
             <w:r/>
@@ -406,7 +406,7 @@
         </w:tc>
         <w:tc>
           <w:tcPr>
-            <w:tcW w:type="dxa" w:w="964"/>
+            <w:tcW w:type="dxa" w:w="1151"/>
           </w:tcPr>
           <w:p>
             <w:pPr>
@@ -424,7 +424,7 @@
         </w:tc>
         <w:tc>
           <w:tcPr>
-            <w:tcW w:type="dxa" w:w="1304"/>
+            <w:tcW w:type="dxa" w:w="1378"/>
           </w:tcPr>
           <w:p>
             <w:pPr>
@@ -442,7 +442,7 @@
         </w:tc>
         <w:tc>
           <w:tcPr>
-            <w:tcW w:type="dxa" w:w="1304"/>
+            <w:tcW w:type="dxa" w:w="1162"/>
           </w:tcPr>
           <w:p>
             <w:pPr>
@@ -460,7 +460,7 @@
         </w:tc>
         <w:tc>
           <w:tcPr>
-            <w:tcW w:type="dxa" w:w="1474"/>
+            <w:tcW w:type="dxa" w:w="1151"/>
           </w:tcPr>
           <w:p>
             <w:pPr>
@@ -478,7 +478,7 @@
         </w:tc>
         <w:tc>
           <w:tcPr>
-            <w:tcW w:type="dxa" w:w="1134"/>
+            <w:tcW w:type="dxa" w:w="867"/>
           </w:tcPr>
           <w:p>
             <w:pPr>
@@ -496,7 +496,7 @@
         </w:tc>
         <w:tc>
           <w:tcPr>
-            <w:tcW w:type="dxa" w:w="1134"/>
+            <w:tcW w:type="dxa" w:w="867"/>
           </w:tcPr>
           <w:p>
             <w:pPr>
@@ -519,7 +519,7 @@
         </w:trPr>
         <w:tc>
           <w:tcPr>
-            <w:tcW w:type="dxa" w:w="1928"/>
+            <w:tcW w:type="dxa" w:w="2665"/>
           </w:tcPr>
           <w:p>
             <w:r/>
@@ -534,7 +534,7 @@
         </w:tc>
         <w:tc>
           <w:tcPr>
-            <w:tcW w:type="dxa" w:w="964"/>
+            <w:tcW w:type="dxa" w:w="1151"/>
           </w:tcPr>
           <w:p>
             <w:pPr>
@@ -552,7 +552,7 @@
         </w:tc>
         <w:tc>
           <w:tcPr>
-            <w:tcW w:type="dxa" w:w="1304"/>
+            <w:tcW w:type="dxa" w:w="1378"/>
           </w:tcPr>
           <w:p>
             <w:pPr>
@@ -570,7 +570,7 @@
         </w:tc>
         <w:tc>
           <w:tcPr>
-            <w:tcW w:type="dxa" w:w="1304"/>
+            <w:tcW w:type="dxa" w:w="1162"/>
           </w:tcPr>
           <w:p>
             <w:pPr>
@@ -588,7 +588,7 @@
         </w:tc>
         <w:tc>
           <w:tcPr>
-            <w:tcW w:type="dxa" w:w="1474"/>
+            <w:tcW w:type="dxa" w:w="1151"/>
           </w:tcPr>
           <w:p>
             <w:pPr>
@@ -606,7 +606,7 @@
         </w:tc>
         <w:tc>
           <w:tcPr>
-            <w:tcW w:type="dxa" w:w="1134"/>
+            <w:tcW w:type="dxa" w:w="867"/>
           </w:tcPr>
           <w:p>
             <w:pPr>
@@ -624,7 +624,7 @@
         </w:tc>
         <w:tc>
           <w:tcPr>
-            <w:tcW w:type="dxa" w:w="1134"/>
+            <w:tcW w:type="dxa" w:w="867"/>
           </w:tcPr>
           <w:p>
             <w:pPr>
@@ -647,7 +647,7 @@
         </w:trPr>
         <w:tc>
           <w:tcPr>
-            <w:tcW w:type="dxa" w:w="1928"/>
+            <w:tcW w:type="dxa" w:w="2665"/>
           </w:tcPr>
           <w:p>
             <w:r/>
@@ -662,7 +662,7 @@
         </w:tc>
         <w:tc>
           <w:tcPr>
-            <w:tcW w:type="dxa" w:w="964"/>
+            <w:tcW w:type="dxa" w:w="1151"/>
           </w:tcPr>
           <w:p>
             <w:pPr>
@@ -680,7 +680,7 @@
         </w:tc>
         <w:tc>
           <w:tcPr>
-            <w:tcW w:type="dxa" w:w="1304"/>
+            <w:tcW w:type="dxa" w:w="1378"/>
           </w:tcPr>
           <w:p>
             <w:pPr>
@@ -698,7 +698,7 @@
         </w:tc>
         <w:tc>
           <w:tcPr>
-            <w:tcW w:type="dxa" w:w="1304"/>
+            <w:tcW w:type="dxa" w:w="1162"/>
           </w:tcPr>
           <w:p>
             <w:pPr>
@@ -716,7 +716,7 @@
         </w:tc>
         <w:tc>
           <w:tcPr>
-            <w:tcW w:type="dxa" w:w="1474"/>
+            <w:tcW w:type="dxa" w:w="1151"/>
           </w:tcPr>
           <w:p>
             <w:pPr>
@@ -734,7 +734,7 @@
         </w:tc>
         <w:tc>
           <w:tcPr>
-            <w:tcW w:type="dxa" w:w="1134"/>
+            <w:tcW w:type="dxa" w:w="867"/>
           </w:tcPr>
           <w:p>
             <w:pPr>
@@ -752,7 +752,7 @@
         </w:tc>
         <w:tc>
           <w:tcPr>
-            <w:tcW w:type="dxa" w:w="1134"/>
+            <w:tcW w:type="dxa" w:w="867"/>
           </w:tcPr>
           <w:p>
             <w:pPr>
@@ -775,7 +775,7 @@
         </w:trPr>
         <w:tc>
           <w:tcPr>
-            <w:tcW w:type="dxa" w:w="1928"/>
+            <w:tcW w:type="dxa" w:w="2665"/>
           </w:tcPr>
           <w:p>
             <w:r/>
@@ -790,7 +790,7 @@
         </w:tc>
         <w:tc>
           <w:tcPr>
-            <w:tcW w:type="dxa" w:w="964"/>
+            <w:tcW w:type="dxa" w:w="1151"/>
           </w:tcPr>
           <w:p>
             <w:pPr>
@@ -808,7 +808,7 @@
         </w:tc>
         <w:tc>
           <w:tcPr>
-            <w:tcW w:type="dxa" w:w="1304"/>
+            <w:tcW w:type="dxa" w:w="1378"/>
           </w:tcPr>
           <w:p>
             <w:pPr>
@@ -826,7 +826,7 @@
         </w:tc>
         <w:tc>
           <w:tcPr>
-            <w:tcW w:type="dxa" w:w="1304"/>
+            <w:tcW w:type="dxa" w:w="1162"/>
           </w:tcPr>
           <w:p>
             <w:pPr>
@@ -844,7 +844,7 @@
         </w:tc>
         <w:tc>
           <w:tcPr>
-            <w:tcW w:type="dxa" w:w="1474"/>
+            <w:tcW w:type="dxa" w:w="1151"/>
           </w:tcPr>
           <w:p>
             <w:pPr>
@@ -862,7 +862,7 @@
         </w:tc>
         <w:tc>
           <w:tcPr>
-            <w:tcW w:type="dxa" w:w="1134"/>
+            <w:tcW w:type="dxa" w:w="867"/>
           </w:tcPr>
           <w:p>
             <w:pPr>
@@ -880,7 +880,7 @@
         </w:tc>
         <w:tc>
           <w:tcPr>
-            <w:tcW w:type="dxa" w:w="1134"/>
+            <w:tcW w:type="dxa" w:w="867"/>
           </w:tcPr>
           <w:p>
             <w:pPr>
@@ -6207,11 +6207,11 @@
         <w:tblLayout w:type="fixed"/>
       </w:tblPr>
       <w:tblGrid>
-        <w:gridCol w:w="2268"/>
-        <w:gridCol w:w="1361"/>
-        <w:gridCol w:w="1474"/>
-        <w:gridCol w:w="1814"/>
-        <w:gridCol w:w="2268"/>
+        <w:gridCol w:w="4128"/>
+        <w:gridCol w:w="1610"/>
+        <w:gridCol w:w="1032"/>
+        <w:gridCol w:w="1032"/>
+        <w:gridCol w:w="1378"/>
       </w:tblGrid>
       <w:tr>
         <w:trPr>
@@ -6219,7 +6219,7 @@
         </w:trPr>
         <w:tc>
           <w:tcPr>
-            <w:tcW w:type="dxa" w:w="2268"/>
+            <w:tcW w:type="dxa" w:w="4127"/>
           </w:tcPr>
           <w:p>
             <w:r/>
@@ -6235,7 +6235,7 @@
         </w:tc>
         <w:tc>
           <w:tcPr>
-            <w:tcW w:type="dxa" w:w="1361"/>
+            <w:tcW w:type="dxa" w:w="1610"/>
           </w:tcPr>
           <w:p>
             <w:r/>
@@ -6251,7 +6251,7 @@
         </w:tc>
         <w:tc>
           <w:tcPr>
-            <w:tcW w:type="dxa" w:w="1474"/>
+            <w:tcW w:type="dxa" w:w="1032"/>
           </w:tcPr>
           <w:p>
             <w:r/>
@@ -6267,7 +6267,7 @@
         </w:tc>
         <w:tc>
           <w:tcPr>
-            <w:tcW w:type="dxa" w:w="1814"/>
+            <w:tcW w:type="dxa" w:w="1032"/>
           </w:tcPr>
           <w:p>
             <w:r/>
@@ -6283,7 +6283,7 @@
         </w:tc>
         <w:tc>
           <w:tcPr>
-            <w:tcW w:type="dxa" w:w="2268"/>
+            <w:tcW w:type="dxa" w:w="1378"/>
           </w:tcPr>
           <w:p>
             <w:r/>
@@ -7447,17 +7447,17 @@
         <w:tblLayout w:type="fixed"/>
       </w:tblPr>
       <w:tblGrid>
-        <w:gridCol w:w="2041"/>
-        <w:gridCol w:w="726"/>
-        <w:gridCol w:w="726"/>
-        <w:gridCol w:w="726"/>
-        <w:gridCol w:w="726"/>
-        <w:gridCol w:w="726"/>
-        <w:gridCol w:w="726"/>
-        <w:gridCol w:w="726"/>
-        <w:gridCol w:w="726"/>
-        <w:gridCol w:w="726"/>
-        <w:gridCol w:w="726"/>
+        <w:gridCol w:w="1582"/>
+        <w:gridCol w:w="794"/>
+        <w:gridCol w:w="794"/>
+        <w:gridCol w:w="794"/>
+        <w:gridCol w:w="794"/>
+        <w:gridCol w:w="794"/>
+        <w:gridCol w:w="794"/>
+        <w:gridCol w:w="794"/>
+        <w:gridCol w:w="794"/>
+        <w:gridCol w:w="794"/>
+        <w:gridCol w:w="794"/>
       </w:tblGrid>
       <w:tr>
         <w:trPr>
@@ -7465,7 +7465,7 @@
         </w:trPr>
         <w:tc>
           <w:tcPr>
-            <w:tcW w:type="dxa" w:w="2041"/>
+            <w:tcW w:type="dxa" w:w="1582"/>
           </w:tcPr>
           <w:p>
             <w:r/>
@@ -7481,7 +7481,7 @@
         </w:tc>
         <w:tc>
           <w:tcPr>
-            <w:tcW w:type="dxa" w:w="726"/>
+            <w:tcW w:type="dxa" w:w="794"/>
           </w:tcPr>
           <w:p>
             <w:r/>
@@ -7497,7 +7497,7 @@
         </w:tc>
         <w:tc>
           <w:tcPr>
-            <w:tcW w:type="dxa" w:w="726"/>
+            <w:tcW w:type="dxa" w:w="794"/>
           </w:tcPr>
           <w:p>
             <w:r/>
@@ -7513,7 +7513,7 @@
         </w:tc>
         <w:tc>
           <w:tcPr>
-            <w:tcW w:type="dxa" w:w="726"/>
+            <w:tcW w:type="dxa" w:w="794"/>
           </w:tcPr>
           <w:p>
             <w:r/>
@@ -7529,7 +7529,7 @@
         </w:tc>
         <w:tc>
           <w:tcPr>
-            <w:tcW w:type="dxa" w:w="726"/>
+            <w:tcW w:type="dxa" w:w="794"/>
           </w:tcPr>
           <w:p>
             <w:r/>
@@ -7545,7 +7545,7 @@
         </w:tc>
         <w:tc>
           <w:tcPr>
-            <w:tcW w:type="dxa" w:w="726"/>
+            <w:tcW w:type="dxa" w:w="794"/>
           </w:tcPr>
           <w:p>
             <w:r/>
@@ -7561,7 +7561,7 @@
         </w:tc>
         <w:tc>
           <w:tcPr>
-            <w:tcW w:type="dxa" w:w="726"/>
+            <w:tcW w:type="dxa" w:w="794"/>
           </w:tcPr>
           <w:p>
             <w:r/>
@@ -7577,7 +7577,7 @@
         </w:tc>
         <w:tc>
           <w:tcPr>
-            <w:tcW w:type="dxa" w:w="726"/>
+            <w:tcW w:type="dxa" w:w="794"/>
           </w:tcPr>
           <w:p>
             <w:r/>
@@ -7593,7 +7593,7 @@
         </w:tc>
         <w:tc>
           <w:tcPr>
-            <w:tcW w:type="dxa" w:w="726"/>
+            <w:tcW w:type="dxa" w:w="794"/>
           </w:tcPr>
           <w:p>
             <w:r/>
@@ -7609,7 +7609,7 @@
         </w:tc>
         <w:tc>
           <w:tcPr>
-            <w:tcW w:type="dxa" w:w="726"/>
+            <w:tcW w:type="dxa" w:w="794"/>
           </w:tcPr>
           <w:p>
             <w:r/>
@@ -7625,7 +7625,7 @@
         </w:tc>
         <w:tc>
           <w:tcPr>
-            <w:tcW w:type="dxa" w:w="726"/>
+            <w:tcW w:type="dxa" w:w="794"/>
           </w:tcPr>
           <w:p>
             <w:r/>
@@ -7646,7 +7646,7 @@
         </w:trPr>
         <w:tc>
           <w:tcPr>
-            <w:tcW w:type="dxa" w:w="2041"/>
+            <w:tcW w:type="dxa" w:w="1582"/>
           </w:tcPr>
           <w:p>
             <w:r/>
@@ -7661,7 +7661,7 @@
         </w:tc>
         <w:tc>
           <w:tcPr>
-            <w:tcW w:type="dxa" w:w="726"/>
+            <w:tcW w:type="dxa" w:w="794"/>
           </w:tcPr>
           <w:p>
             <w:pPr>
@@ -7679,7 +7679,7 @@
         </w:tc>
         <w:tc>
           <w:tcPr>
-            <w:tcW w:type="dxa" w:w="726"/>
+            <w:tcW w:type="dxa" w:w="794"/>
           </w:tcPr>
           <w:p>
             <w:pPr>
@@ -7697,7 +7697,7 @@
         </w:tc>
         <w:tc>
           <w:tcPr>
-            <w:tcW w:type="dxa" w:w="726"/>
+            <w:tcW w:type="dxa" w:w="794"/>
           </w:tcPr>
           <w:p>
             <w:pPr>
@@ -7715,7 +7715,7 @@
         </w:tc>
         <w:tc>
           <w:tcPr>
-            <w:tcW w:type="dxa" w:w="726"/>
+            <w:tcW w:type="dxa" w:w="794"/>
           </w:tcPr>
           <w:p>
             <w:pPr>
@@ -7733,7 +7733,7 @@
         </w:tc>
         <w:tc>
           <w:tcPr>
-            <w:tcW w:type="dxa" w:w="726"/>
+            <w:tcW w:type="dxa" w:w="794"/>
           </w:tcPr>
           <w:p>
             <w:pPr>
@@ -7751,7 +7751,7 @@
         </w:tc>
         <w:tc>
           <w:tcPr>
-            <w:tcW w:type="dxa" w:w="726"/>
+            <w:tcW w:type="dxa" w:w="794"/>
           </w:tcPr>
           <w:p>
             <w:pPr>
@@ -7769,7 +7769,7 @@
         </w:tc>
         <w:tc>
           <w:tcPr>
-            <w:tcW w:type="dxa" w:w="726"/>
+            <w:tcW w:type="dxa" w:w="794"/>
           </w:tcPr>
           <w:p>
             <w:pPr>
@@ -7787,7 +7787,7 @@
         </w:tc>
         <w:tc>
           <w:tcPr>
-            <w:tcW w:type="dxa" w:w="726"/>
+            <w:tcW w:type="dxa" w:w="794"/>
           </w:tcPr>
           <w:p>
             <w:pPr>
@@ -7805,7 +7805,7 @@
         </w:tc>
         <w:tc>
           <w:tcPr>
-            <w:tcW w:type="dxa" w:w="726"/>
+            <w:tcW w:type="dxa" w:w="794"/>
           </w:tcPr>
           <w:p>
             <w:pPr>
@@ -7823,7 +7823,7 @@
         </w:tc>
         <w:tc>
           <w:tcPr>
-            <w:tcW w:type="dxa" w:w="726"/>
+            <w:tcW w:type="dxa" w:w="794"/>
           </w:tcPr>
           <w:p>
             <w:pPr>
@@ -7846,7 +7846,7 @@
         </w:trPr>
         <w:tc>
           <w:tcPr>
-            <w:tcW w:type="dxa" w:w="2041"/>
+            <w:tcW w:type="dxa" w:w="1582"/>
           </w:tcPr>
           <w:p>
             <w:r/>
@@ -7861,7 +7861,7 @@
         </w:tc>
         <w:tc>
           <w:tcPr>
-            <w:tcW w:type="dxa" w:w="726"/>
+            <w:tcW w:type="dxa" w:w="794"/>
           </w:tcPr>
           <w:p>
             <w:pPr>
@@ -7879,7 +7879,7 @@
         </w:tc>
         <w:tc>
           <w:tcPr>
-            <w:tcW w:type="dxa" w:w="726"/>
+            <w:tcW w:type="dxa" w:w="794"/>
           </w:tcPr>
           <w:p>
             <w:pPr>
@@ -7897,7 +7897,7 @@
         </w:tc>
         <w:tc>
           <w:tcPr>
-            <w:tcW w:type="dxa" w:w="726"/>
+            <w:tcW w:type="dxa" w:w="794"/>
           </w:tcPr>
           <w:p>
             <w:pPr>
@@ -7915,7 +7915,7 @@
         </w:tc>
         <w:tc>
           <w:tcPr>
-            <w:tcW w:type="dxa" w:w="726"/>
+            <w:tcW w:type="dxa" w:w="794"/>
           </w:tcPr>
           <w:p>
             <w:pPr>
@@ -7933,7 +7933,7 @@
         </w:tc>
         <w:tc>
           <w:tcPr>
-            <w:tcW w:type="dxa" w:w="726"/>
+            <w:tcW w:type="dxa" w:w="794"/>
           </w:tcPr>
           <w:p>
             <w:pPr>
@@ -7951,7 +7951,7 @@
         </w:tc>
         <w:tc>
           <w:tcPr>
-            <w:tcW w:type="dxa" w:w="726"/>
+            <w:tcW w:type="dxa" w:w="794"/>
           </w:tcPr>
           <w:p>
             <w:pPr>
@@ -7969,7 +7969,7 @@
         </w:tc>
         <w:tc>
           <w:tcPr>
-            <w:tcW w:type="dxa" w:w="726"/>
+            <w:tcW w:type="dxa" w:w="794"/>
           </w:tcPr>
           <w:p>
             <w:pPr>
@@ -7987,7 +7987,7 @@
         </w:tc>
         <w:tc>
           <w:tcPr>
-            <w:tcW w:type="dxa" w:w="726"/>
+            <w:tcW w:type="dxa" w:w="794"/>
           </w:tcPr>
           <w:p>
             <w:pPr>
@@ -8005,7 +8005,7 @@
         </w:tc>
         <w:tc>
           <w:tcPr>
-            <w:tcW w:type="dxa" w:w="726"/>
+            <w:tcW w:type="dxa" w:w="794"/>
           </w:tcPr>
           <w:p>
             <w:pPr>
@@ -8023,7 +8023,7 @@
         </w:tc>
         <w:tc>
           <w:tcPr>
-            <w:tcW w:type="dxa" w:w="726"/>
+            <w:tcW w:type="dxa" w:w="794"/>
           </w:tcPr>
           <w:p>
             <w:pPr>
@@ -10623,15 +10623,15 @@
         <w:tblLayout w:type="fixed"/>
       </w:tblPr>
       <w:tblGrid>
-        <w:gridCol w:w="2495"/>
-        <w:gridCol w:w="879"/>
-        <w:gridCol w:w="879"/>
-        <w:gridCol w:w="879"/>
-        <w:gridCol w:w="879"/>
-        <w:gridCol w:w="879"/>
-        <w:gridCol w:w="879"/>
-        <w:gridCol w:w="879"/>
-        <w:gridCol w:w="879"/>
+        <w:gridCol w:w="1814"/>
+        <w:gridCol w:w="964"/>
+        <w:gridCol w:w="964"/>
+        <w:gridCol w:w="964"/>
+        <w:gridCol w:w="964"/>
+        <w:gridCol w:w="964"/>
+        <w:gridCol w:w="964"/>
+        <w:gridCol w:w="964"/>
+        <w:gridCol w:w="964"/>
       </w:tblGrid>
       <w:tr>
         <w:trPr>
@@ -10639,7 +10639,7 @@
         </w:trPr>
         <w:tc>
           <w:tcPr>
-            <w:tcW w:type="dxa" w:w="2494"/>
+            <w:tcW w:type="dxa" w:w="1814"/>
           </w:tcPr>
           <w:p>
             <w:r/>
@@ -10655,7 +10655,7 @@
         </w:tc>
         <w:tc>
           <w:tcPr>
-            <w:tcW w:type="dxa" w:w="879"/>
+            <w:tcW w:type="dxa" w:w="964"/>
           </w:tcPr>
           <w:p>
             <w:r/>
@@ -10671,7 +10671,7 @@
         </w:tc>
         <w:tc>
           <w:tcPr>
-            <w:tcW w:type="dxa" w:w="879"/>
+            <w:tcW w:type="dxa" w:w="964"/>
           </w:tcPr>
           <w:p>
             <w:r/>
@@ -10687,7 +10687,7 @@
         </w:tc>
         <w:tc>
           <w:tcPr>
-            <w:tcW w:type="dxa" w:w="879"/>
+            <w:tcW w:type="dxa" w:w="964"/>
           </w:tcPr>
           <w:p>
             <w:r/>
@@ -10703,7 +10703,7 @@
         </w:tc>
         <w:tc>
           <w:tcPr>
-            <w:tcW w:type="dxa" w:w="879"/>
+            <w:tcW w:type="dxa" w:w="964"/>
           </w:tcPr>
           <w:p>
             <w:r/>
@@ -10719,7 +10719,7 @@
         </w:tc>
         <w:tc>
           <w:tcPr>
-            <w:tcW w:type="dxa" w:w="879"/>
+            <w:tcW w:type="dxa" w:w="964"/>
           </w:tcPr>
           <w:p>
             <w:r/>
@@ -10735,7 +10735,7 @@
         </w:tc>
         <w:tc>
           <w:tcPr>
-            <w:tcW w:type="dxa" w:w="879"/>
+            <w:tcW w:type="dxa" w:w="964"/>
           </w:tcPr>
           <w:p>
             <w:r/>
@@ -10751,7 +10751,7 @@
         </w:tc>
         <w:tc>
           <w:tcPr>
-            <w:tcW w:type="dxa" w:w="879"/>
+            <w:tcW w:type="dxa" w:w="964"/>
           </w:tcPr>
           <w:p>
             <w:r/>
@@ -10767,7 +10767,7 @@
         </w:tc>
         <w:tc>
           <w:tcPr>
-            <w:tcW w:type="dxa" w:w="879"/>
+            <w:tcW w:type="dxa" w:w="964"/>
           </w:tcPr>
           <w:p>
             <w:r/>
@@ -10788,7 +10788,7 @@
         </w:trPr>
         <w:tc>
           <w:tcPr>
-            <w:tcW w:type="dxa" w:w="2494"/>
+            <w:tcW w:type="dxa" w:w="1814"/>
           </w:tcPr>
           <w:p>
             <w:r/>
@@ -10803,7 +10803,7 @@
         </w:tc>
         <w:tc>
           <w:tcPr>
-            <w:tcW w:type="dxa" w:w="879"/>
+            <w:tcW w:type="dxa" w:w="964"/>
           </w:tcPr>
           <w:p>
             <w:pPr>
@@ -10821,7 +10821,7 @@
         </w:tc>
         <w:tc>
           <w:tcPr>
-            <w:tcW w:type="dxa" w:w="879"/>
+            <w:tcW w:type="dxa" w:w="964"/>
           </w:tcPr>
           <w:p>
             <w:pPr>
@@ -10839,7 +10839,7 @@
         </w:tc>
         <w:tc>
           <w:tcPr>
-            <w:tcW w:type="dxa" w:w="879"/>
+            <w:tcW w:type="dxa" w:w="964"/>
           </w:tcPr>
           <w:p>
             <w:pPr>
@@ -10857,7 +10857,7 @@
         </w:tc>
         <w:tc>
           <w:tcPr>
-            <w:tcW w:type="dxa" w:w="879"/>
+            <w:tcW w:type="dxa" w:w="964"/>
           </w:tcPr>
           <w:p>
             <w:pPr>
@@ -10875,7 +10875,7 @@
         </w:tc>
         <w:tc>
           <w:tcPr>
-            <w:tcW w:type="dxa" w:w="879"/>
+            <w:tcW w:type="dxa" w:w="964"/>
           </w:tcPr>
           <w:p>
             <w:pPr>
@@ -10893,7 +10893,7 @@
         </w:tc>
         <w:tc>
           <w:tcPr>
-            <w:tcW w:type="dxa" w:w="879"/>
+            <w:tcW w:type="dxa" w:w="964"/>
           </w:tcPr>
           <w:p>
             <w:pPr>
@@ -10911,7 +10911,7 @@
         </w:tc>
         <w:tc>
           <w:tcPr>
-            <w:tcW w:type="dxa" w:w="879"/>
+            <w:tcW w:type="dxa" w:w="964"/>
           </w:tcPr>
           <w:p>
             <w:pPr>
@@ -10929,7 +10929,7 @@
         </w:tc>
         <w:tc>
           <w:tcPr>
-            <w:tcW w:type="dxa" w:w="879"/>
+            <w:tcW w:type="dxa" w:w="964"/>
           </w:tcPr>
           <w:p>
             <w:pPr>
@@ -10952,7 +10952,7 @@
         </w:trPr>
         <w:tc>
           <w:tcPr>
-            <w:tcW w:type="dxa" w:w="2494"/>
+            <w:tcW w:type="dxa" w:w="1814"/>
           </w:tcPr>
           <w:p>
             <w:r/>
@@ -10967,7 +10967,7 @@
         </w:tc>
         <w:tc>
           <w:tcPr>
-            <w:tcW w:type="dxa" w:w="879"/>
+            <w:tcW w:type="dxa" w:w="964"/>
           </w:tcPr>
           <w:p>
             <w:pPr>
@@ -10985,7 +10985,7 @@
         </w:tc>
         <w:tc>
           <w:tcPr>
-            <w:tcW w:type="dxa" w:w="879"/>
+            <w:tcW w:type="dxa" w:w="964"/>
           </w:tcPr>
           <w:p>
             <w:pPr>
@@ -11003,7 +11003,7 @@
         </w:tc>
         <w:tc>
           <w:tcPr>
-            <w:tcW w:type="dxa" w:w="879"/>
+            <w:tcW w:type="dxa" w:w="964"/>
           </w:tcPr>
           <w:p>
             <w:pPr>
@@ -11021,7 +11021,7 @@
         </w:tc>
         <w:tc>
           <w:tcPr>
-            <w:tcW w:type="dxa" w:w="879"/>
+            <w:tcW w:type="dxa" w:w="964"/>
           </w:tcPr>
           <w:p>
             <w:pPr>
@@ -11039,7 +11039,7 @@
         </w:tc>
         <w:tc>
           <w:tcPr>
-            <w:tcW w:type="dxa" w:w="879"/>
+            <w:tcW w:type="dxa" w:w="964"/>
           </w:tcPr>
           <w:p>
             <w:pPr>
@@ -11057,7 +11057,7 @@
         </w:tc>
         <w:tc>
           <w:tcPr>
-            <w:tcW w:type="dxa" w:w="879"/>
+            <w:tcW w:type="dxa" w:w="964"/>
           </w:tcPr>
           <w:p>
             <w:pPr>
@@ -11075,7 +11075,7 @@
         </w:tc>
         <w:tc>
           <w:tcPr>
-            <w:tcW w:type="dxa" w:w="879"/>
+            <w:tcW w:type="dxa" w:w="964"/>
           </w:tcPr>
           <w:p>
             <w:pPr>
@@ -11093,7 +11093,7 @@
         </w:tc>
         <w:tc>
           <w:tcPr>
-            <w:tcW w:type="dxa" w:w="879"/>
+            <w:tcW w:type="dxa" w:w="964"/>
           </w:tcPr>
           <w:p>
             <w:pPr>
@@ -11116,7 +11116,7 @@
         </w:trPr>
         <w:tc>
           <w:tcPr>
-            <w:tcW w:type="dxa" w:w="2494"/>
+            <w:tcW w:type="dxa" w:w="1814"/>
           </w:tcPr>
           <w:p>
             <w:r/>
@@ -11131,7 +11131,7 @@
         </w:tc>
         <w:tc>
           <w:tcPr>
-            <w:tcW w:type="dxa" w:w="879"/>
+            <w:tcW w:type="dxa" w:w="964"/>
           </w:tcPr>
           <w:p>
             <w:pPr>
@@ -11149,7 +11149,7 @@
         </w:tc>
         <w:tc>
           <w:tcPr>
-            <w:tcW w:type="dxa" w:w="879"/>
+            <w:tcW w:type="dxa" w:w="964"/>
           </w:tcPr>
           <w:p>
             <w:pPr>
@@ -11167,7 +11167,7 @@
         </w:tc>
         <w:tc>
           <w:tcPr>
-            <w:tcW w:type="dxa" w:w="879"/>
+            <w:tcW w:type="dxa" w:w="964"/>
           </w:tcPr>
           <w:p>
             <w:pPr>
@@ -11185,7 +11185,7 @@
         </w:tc>
         <w:tc>
           <w:tcPr>
-            <w:tcW w:type="dxa" w:w="879"/>
+            <w:tcW w:type="dxa" w:w="964"/>
           </w:tcPr>
           <w:p>
             <w:pPr>
@@ -11203,7 +11203,7 @@
         </w:tc>
         <w:tc>
           <w:tcPr>
-            <w:tcW w:type="dxa" w:w="879"/>
+            <w:tcW w:type="dxa" w:w="964"/>
           </w:tcPr>
           <w:p>
             <w:pPr>
@@ -11221,7 +11221,7 @@
         </w:tc>
         <w:tc>
           <w:tcPr>
-            <w:tcW w:type="dxa" w:w="879"/>
+            <w:tcW w:type="dxa" w:w="964"/>
           </w:tcPr>
           <w:p>
             <w:pPr>
@@ -11239,7 +11239,7 @@
         </w:tc>
         <w:tc>
           <w:tcPr>
-            <w:tcW w:type="dxa" w:w="879"/>
+            <w:tcW w:type="dxa" w:w="964"/>
           </w:tcPr>
           <w:p>
             <w:pPr>
@@ -11257,7 +11257,7 @@
         </w:tc>
         <w:tc>
           <w:tcPr>
-            <w:tcW w:type="dxa" w:w="879"/>
+            <w:tcW w:type="dxa" w:w="964"/>
           </w:tcPr>
           <w:p>
             <w:pPr>
@@ -11280,7 +11280,7 @@
         </w:trPr>
         <w:tc>
           <w:tcPr>
-            <w:tcW w:type="dxa" w:w="2494"/>
+            <w:tcW w:type="dxa" w:w="1814"/>
           </w:tcPr>
           <w:p>
             <w:r/>
@@ -11295,7 +11295,7 @@
         </w:tc>
         <w:tc>
           <w:tcPr>
-            <w:tcW w:type="dxa" w:w="879"/>
+            <w:tcW w:type="dxa" w:w="964"/>
           </w:tcPr>
           <w:p>
             <w:pPr>
@@ -11313,7 +11313,7 @@
         </w:tc>
         <w:tc>
           <w:tcPr>
-            <w:tcW w:type="dxa" w:w="879"/>
+            <w:tcW w:type="dxa" w:w="964"/>
           </w:tcPr>
           <w:p>
             <w:pPr>
@@ -11331,7 +11331,7 @@
         </w:tc>
         <w:tc>
           <w:tcPr>
-            <w:tcW w:type="dxa" w:w="879"/>
+            <w:tcW w:type="dxa" w:w="964"/>
           </w:tcPr>
           <w:p>
             <w:pPr>
@@ -11349,7 +11349,7 @@
         </w:tc>
         <w:tc>
           <w:tcPr>
-            <w:tcW w:type="dxa" w:w="879"/>
+            <w:tcW w:type="dxa" w:w="964"/>
           </w:tcPr>
           <w:p>
             <w:pPr>
@@ -11367,7 +11367,7 @@
         </w:tc>
         <w:tc>
           <w:tcPr>
-            <w:tcW w:type="dxa" w:w="879"/>
+            <w:tcW w:type="dxa" w:w="964"/>
           </w:tcPr>
           <w:p>
             <w:pPr>
@@ -11385,7 +11385,7 @@
         </w:tc>
         <w:tc>
           <w:tcPr>
-            <w:tcW w:type="dxa" w:w="879"/>
+            <w:tcW w:type="dxa" w:w="964"/>
           </w:tcPr>
           <w:p>
             <w:pPr>
@@ -11403,7 +11403,7 @@
         </w:tc>
         <w:tc>
           <w:tcPr>
-            <w:tcW w:type="dxa" w:w="879"/>
+            <w:tcW w:type="dxa" w:w="964"/>
           </w:tcPr>
           <w:p>
             <w:pPr>
@@ -11421,7 +11421,7 @@
         </w:tc>
         <w:tc>
           <w:tcPr>
-            <w:tcW w:type="dxa" w:w="879"/>
+            <w:tcW w:type="dxa" w:w="964"/>
           </w:tcPr>
           <w:p>
             <w:pPr>
@@ -11444,7 +11444,7 @@
         </w:trPr>
         <w:tc>
           <w:tcPr>
-            <w:tcW w:type="dxa" w:w="2494"/>
+            <w:tcW w:type="dxa" w:w="1814"/>
           </w:tcPr>
           <w:p>
             <w:r/>
@@ -11459,7 +11459,7 @@
         </w:tc>
         <w:tc>
           <w:tcPr>
-            <w:tcW w:type="dxa" w:w="879"/>
+            <w:tcW w:type="dxa" w:w="964"/>
           </w:tcPr>
           <w:p>
             <w:pPr>
@@ -11477,7 +11477,7 @@
         </w:tc>
         <w:tc>
           <w:tcPr>
-            <w:tcW w:type="dxa" w:w="879"/>
+            <w:tcW w:type="dxa" w:w="964"/>
           </w:tcPr>
           <w:p>
             <w:pPr>
@@ -11495,7 +11495,7 @@
         </w:tc>
         <w:tc>
           <w:tcPr>
-            <w:tcW w:type="dxa" w:w="879"/>
+            <w:tcW w:type="dxa" w:w="964"/>
           </w:tcPr>
           <w:p>
             <w:pPr>
@@ -11513,7 +11513,7 @@
         </w:tc>
         <w:tc>
           <w:tcPr>
-            <w:tcW w:type="dxa" w:w="879"/>
+            <w:tcW w:type="dxa" w:w="964"/>
           </w:tcPr>
           <w:p>
             <w:pPr>
@@ -11531,7 +11531,7 @@
         </w:tc>
         <w:tc>
           <w:tcPr>
-            <w:tcW w:type="dxa" w:w="879"/>
+            <w:tcW w:type="dxa" w:w="964"/>
           </w:tcPr>
           <w:p>
             <w:pPr>
@@ -11549,7 +11549,7 @@
         </w:tc>
         <w:tc>
           <w:tcPr>
-            <w:tcW w:type="dxa" w:w="879"/>
+            <w:tcW w:type="dxa" w:w="964"/>
           </w:tcPr>
           <w:p>
             <w:pPr>
@@ -11567,7 +11567,7 @@
         </w:tc>
         <w:tc>
           <w:tcPr>
-            <w:tcW w:type="dxa" w:w="879"/>
+            <w:tcW w:type="dxa" w:w="964"/>
           </w:tcPr>
           <w:p>
             <w:pPr>
@@ -11585,7 +11585,7 @@
         </w:tc>
         <w:tc>
           <w:tcPr>
-            <w:tcW w:type="dxa" w:w="879"/>
+            <w:tcW w:type="dxa" w:w="964"/>
           </w:tcPr>
           <w:p>
             <w:pPr>
@@ -11608,7 +11608,7 @@
         </w:trPr>
         <w:tc>
           <w:tcPr>
-            <w:tcW w:type="dxa" w:w="2494"/>
+            <w:tcW w:type="dxa" w:w="1814"/>
           </w:tcPr>
           <w:p>
             <w:r/>
@@ -11623,7 +11623,7 @@
         </w:tc>
         <w:tc>
           <w:tcPr>
-            <w:tcW w:type="dxa" w:w="879"/>
+            <w:tcW w:type="dxa" w:w="964"/>
           </w:tcPr>
           <w:p>
             <w:pPr>
@@ -11641,7 +11641,7 @@
         </w:tc>
         <w:tc>
           <w:tcPr>
-            <w:tcW w:type="dxa" w:w="879"/>
+            <w:tcW w:type="dxa" w:w="964"/>
           </w:tcPr>
           <w:p>
             <w:pPr>
@@ -11659,7 +11659,7 @@
         </w:tc>
         <w:tc>
           <w:tcPr>
-            <w:tcW w:type="dxa" w:w="879"/>
+            <w:tcW w:type="dxa" w:w="964"/>
           </w:tcPr>
           <w:p>
             <w:pPr>
@@ -11677,7 +11677,7 @@
         </w:tc>
         <w:tc>
           <w:tcPr>
-            <w:tcW w:type="dxa" w:w="879"/>
+            <w:tcW w:type="dxa" w:w="964"/>
           </w:tcPr>
           <w:p>
             <w:pPr>
@@ -11695,7 +11695,7 @@
         </w:tc>
         <w:tc>
           <w:tcPr>
-            <w:tcW w:type="dxa" w:w="879"/>
+            <w:tcW w:type="dxa" w:w="964"/>
           </w:tcPr>
           <w:p>
             <w:pPr>
@@ -11713,7 +11713,7 @@
         </w:tc>
         <w:tc>
           <w:tcPr>
-            <w:tcW w:type="dxa" w:w="879"/>
+            <w:tcW w:type="dxa" w:w="964"/>
           </w:tcPr>
           <w:p>
             <w:pPr>
@@ -11731,7 +11731,7 @@
         </w:tc>
         <w:tc>
           <w:tcPr>
-            <w:tcW w:type="dxa" w:w="879"/>
+            <w:tcW w:type="dxa" w:w="964"/>
           </w:tcPr>
           <w:p>
             <w:pPr>
@@ -11749,7 +11749,7 @@
         </w:tc>
         <w:tc>
           <w:tcPr>
-            <w:tcW w:type="dxa" w:w="879"/>
+            <w:tcW w:type="dxa" w:w="964"/>
           </w:tcPr>
           <w:p>
             <w:pPr>
@@ -11772,7 +11772,7 @@
         </w:trPr>
         <w:tc>
           <w:tcPr>
-            <w:tcW w:type="dxa" w:w="2494"/>
+            <w:tcW w:type="dxa" w:w="1814"/>
           </w:tcPr>
           <w:p>
             <w:r/>
@@ -11787,7 +11787,7 @@
         </w:tc>
         <w:tc>
           <w:tcPr>
-            <w:tcW w:type="dxa" w:w="879"/>
+            <w:tcW w:type="dxa" w:w="964"/>
           </w:tcPr>
           <w:p>
             <w:pPr>
@@ -11805,7 +11805,7 @@
         </w:tc>
         <w:tc>
           <w:tcPr>
-            <w:tcW w:type="dxa" w:w="879"/>
+            <w:tcW w:type="dxa" w:w="964"/>
           </w:tcPr>
           <w:p>
             <w:pPr>
@@ -11823,7 +11823,7 @@
         </w:tc>
         <w:tc>
           <w:tcPr>
-            <w:tcW w:type="dxa" w:w="879"/>
+            <w:tcW w:type="dxa" w:w="964"/>
           </w:tcPr>
           <w:p>
             <w:pPr>
@@ -11841,7 +11841,7 @@
         </w:tc>
         <w:tc>
           <w:tcPr>
-            <w:tcW w:type="dxa" w:w="879"/>
+            <w:tcW w:type="dxa" w:w="964"/>
           </w:tcPr>
           <w:p>
             <w:pPr>
@@ -11859,7 +11859,7 @@
         </w:tc>
         <w:tc>
           <w:tcPr>
-            <w:tcW w:type="dxa" w:w="879"/>
+            <w:tcW w:type="dxa" w:w="964"/>
           </w:tcPr>
           <w:p>
             <w:pPr>
@@ -11877,7 +11877,7 @@
         </w:tc>
         <w:tc>
           <w:tcPr>
-            <w:tcW w:type="dxa" w:w="879"/>
+            <w:tcW w:type="dxa" w:w="964"/>
           </w:tcPr>
           <w:p>
             <w:pPr>
@@ -11895,7 +11895,7 @@
         </w:tc>
         <w:tc>
           <w:tcPr>
-            <w:tcW w:type="dxa" w:w="879"/>
+            <w:tcW w:type="dxa" w:w="964"/>
           </w:tcPr>
           <w:p>
             <w:pPr>
@@ -11913,7 +11913,7 @@
         </w:tc>
         <w:tc>
           <w:tcPr>
-            <w:tcW w:type="dxa" w:w="879"/>
+            <w:tcW w:type="dxa" w:w="964"/>
           </w:tcPr>
           <w:p>
             <w:pPr>
@@ -15229,10 +15229,10 @@
         <w:tblLayout w:type="fixed"/>
       </w:tblPr>
       <w:tblGrid>
-        <w:gridCol w:w="2608"/>
+        <w:gridCol w:w="1452"/>
+        <w:gridCol w:w="868"/>
         <w:gridCol w:w="1247"/>
-        <w:gridCol w:w="1134"/>
-        <w:gridCol w:w="3969"/>
+        <w:gridCol w:w="5954"/>
       </w:tblGrid>
       <w:tr>
         <w:trPr>
@@ -15240,7 +15240,7 @@
         </w:trPr>
         <w:tc>
           <w:tcPr>
-            <w:tcW w:type="dxa" w:w="2608"/>
+            <w:tcW w:type="dxa" w:w="1451"/>
           </w:tcPr>
           <w:p>
             <w:r/>
@@ -15256,7 +15256,7 @@
         </w:tc>
         <w:tc>
           <w:tcPr>
-            <w:tcW w:type="dxa" w:w="1247"/>
+            <w:tcW w:type="dxa" w:w="867"/>
           </w:tcPr>
           <w:p>
             <w:r/>
@@ -15272,7 +15272,7 @@
         </w:tc>
         <w:tc>
           <w:tcPr>
-            <w:tcW w:type="dxa" w:w="1134"/>
+            <w:tcW w:type="dxa" w:w="1247"/>
           </w:tcPr>
           <w:p>
             <w:r/>
@@ -15288,7 +15288,7 @@
         </w:tc>
         <w:tc>
           <w:tcPr>
-            <w:tcW w:type="dxa" w:w="3969"/>
+            <w:tcW w:type="dxa" w:w="5953"/>
           </w:tcPr>
           <w:p>
             <w:r/>
@@ -15309,7 +15309,7 @@
         </w:trPr>
         <w:tc>
           <w:tcPr>
-            <w:tcW w:type="dxa" w:w="2608"/>
+            <w:tcW w:type="dxa" w:w="1451"/>
           </w:tcPr>
           <w:p>
             <w:r/>
@@ -15324,6 +15324,24 @@
         </w:tc>
         <w:tc>
           <w:tcPr>
+            <w:tcW w:type="dxa" w:w="867"/>
+          </w:tcPr>
+          <w:p>
+            <w:pPr>
+              <w:jc w:val="right"/>
+            </w:pPr>
+            <w:r/>
+            <w:r>
+              <w:rPr>
+                <w:color w:val="1A1D21"/>
+                <w:sz w:val="17"/>
+              </w:rPr>
+              <w:t>11.53</w:t>
+            </w:r>
+          </w:p>
+        </w:tc>
+        <w:tc>
+          <w:tcPr>
             <w:tcW w:type="dxa" w:w="1247"/>
           </w:tcPr>
           <w:p>
@@ -15336,31 +15354,13 @@
                 <w:color w:val="1A1D21"/>
                 <w:sz w:val="17"/>
               </w:rPr>
-              <w:t>11.53</w:t>
-            </w:r>
-          </w:p>
-        </w:tc>
-        <w:tc>
-          <w:tcPr>
-            <w:tcW w:type="dxa" w:w="1134"/>
-          </w:tcPr>
-          <w:p>
-            <w:pPr>
-              <w:jc w:val="right"/>
-            </w:pPr>
-            <w:r/>
-            <w:r>
-              <w:rPr>
-                <w:color w:val="1A1D21"/>
-                <w:sz w:val="17"/>
-              </w:rPr>
               <w:t>2026-07-28</w:t>
             </w:r>
           </w:p>
         </w:tc>
         <w:tc>
           <w:tcPr>
-            <w:tcW w:type="dxa" w:w="3969"/>
+            <w:tcW w:type="dxa" w:w="5953"/>
           </w:tcPr>
           <w:p>
             <w:r/>
@@ -15380,7 +15380,7 @@
         </w:trPr>
         <w:tc>
           <w:tcPr>
-            <w:tcW w:type="dxa" w:w="2608"/>
+            <w:tcW w:type="dxa" w:w="1451"/>
           </w:tcPr>
           <w:p>
             <w:r/>
@@ -15395,6 +15395,24 @@
         </w:tc>
         <w:tc>
           <w:tcPr>
+            <w:tcW w:type="dxa" w:w="867"/>
+          </w:tcPr>
+          <w:p>
+            <w:pPr>
+              <w:jc w:val="right"/>
+            </w:pPr>
+            <w:r/>
+            <w:r>
+              <w:rPr>
+                <w:color w:val="1A1D21"/>
+                <w:sz w:val="17"/>
+              </w:rPr>
+              <w:t>27.48</w:t>
+            </w:r>
+          </w:p>
+        </w:tc>
+        <w:tc>
+          <w:tcPr>
             <w:tcW w:type="dxa" w:w="1247"/>
           </w:tcPr>
           <w:p>
@@ -15407,31 +15425,13 @@
                 <w:color w:val="1A1D21"/>
                 <w:sz w:val="17"/>
               </w:rPr>
-              <w:t>27.48</w:t>
-            </w:r>
-          </w:p>
-        </w:tc>
-        <w:tc>
-          <w:tcPr>
-            <w:tcW w:type="dxa" w:w="1134"/>
-          </w:tcPr>
-          <w:p>
-            <w:pPr>
-              <w:jc w:val="right"/>
-            </w:pPr>
-            <w:r/>
-            <w:r>
-              <w:rPr>
-                <w:color w:val="1A1D21"/>
-                <w:sz w:val="17"/>
-              </w:rPr>
               <w:t>2026-07-27</w:t>
             </w:r>
           </w:p>
         </w:tc>
         <w:tc>
           <w:tcPr>
-            <w:tcW w:type="dxa" w:w="3969"/>
+            <w:tcW w:type="dxa" w:w="5953"/>
           </w:tcPr>
           <w:p>
             <w:r/>
@@ -15451,7 +15451,7 @@
         </w:trPr>
         <w:tc>
           <w:tcPr>
-            <w:tcW w:type="dxa" w:w="2608"/>
+            <w:tcW w:type="dxa" w:w="1451"/>
           </w:tcPr>
           <w:p>
             <w:r/>
@@ -15466,6 +15466,24 @@
         </w:tc>
         <w:tc>
           <w:tcPr>
+            <w:tcW w:type="dxa" w:w="867"/>
+          </w:tcPr>
+          <w:p>
+            <w:pPr>
+              <w:jc w:val="right"/>
+            </w:pPr>
+            <w:r/>
+            <w:r>
+              <w:rPr>
+                <w:color w:val="1A1D21"/>
+                <w:sz w:val="17"/>
+              </w:rPr>
+              <w:t>15.20</w:t>
+            </w:r>
+          </w:p>
+        </w:tc>
+        <w:tc>
+          <w:tcPr>
             <w:tcW w:type="dxa" w:w="1247"/>
           </w:tcPr>
           <w:p>
@@ -15478,31 +15496,13 @@
                 <w:color w:val="1A1D21"/>
                 <w:sz w:val="17"/>
               </w:rPr>
-              <w:t>15.20</w:t>
-            </w:r>
-          </w:p>
-        </w:tc>
-        <w:tc>
-          <w:tcPr>
-            <w:tcW w:type="dxa" w:w="1134"/>
-          </w:tcPr>
-          <w:p>
-            <w:pPr>
-              <w:jc w:val="right"/>
-            </w:pPr>
-            <w:r/>
-            <w:r>
-              <w:rPr>
-                <w:color w:val="1A1D21"/>
-                <w:sz w:val="17"/>
-              </w:rPr>
               <w:t>2026-08-23</w:t>
             </w:r>
           </w:p>
         </w:tc>
         <w:tc>
           <w:tcPr>
-            <w:tcW w:type="dxa" w:w="3969"/>
+            <w:tcW w:type="dxa" w:w="5953"/>
           </w:tcPr>
           <w:p>
             <w:r/>
@@ -15522,7 +15522,7 @@
         </w:trPr>
         <w:tc>
           <w:tcPr>
-            <w:tcW w:type="dxa" w:w="2608"/>
+            <w:tcW w:type="dxa" w:w="1451"/>
           </w:tcPr>
           <w:p>
             <w:r/>
@@ -15537,6 +15537,24 @@
         </w:tc>
         <w:tc>
           <w:tcPr>
+            <w:tcW w:type="dxa" w:w="867"/>
+          </w:tcPr>
+          <w:p>
+            <w:pPr>
+              <w:jc w:val="right"/>
+            </w:pPr>
+            <w:r/>
+            <w:r>
+              <w:rPr>
+                <w:color w:val="1A1D21"/>
+                <w:sz w:val="17"/>
+              </w:rPr>
+              <w:t>7.75</w:t>
+            </w:r>
+          </w:p>
+        </w:tc>
+        <w:tc>
+          <w:tcPr>
             <w:tcW w:type="dxa" w:w="1247"/>
           </w:tcPr>
           <w:p>
@@ -15549,31 +15567,13 @@
                 <w:color w:val="1A1D21"/>
                 <w:sz w:val="17"/>
               </w:rPr>
-              <w:t>7.75</w:t>
-            </w:r>
-          </w:p>
-        </w:tc>
-        <w:tc>
-          <w:tcPr>
-            <w:tcW w:type="dxa" w:w="1134"/>
-          </w:tcPr>
-          <w:p>
-            <w:pPr>
-              <w:jc w:val="right"/>
-            </w:pPr>
-            <w:r/>
-            <w:r>
-              <w:rPr>
-                <w:color w:val="1A1D21"/>
-                <w:sz w:val="17"/>
-              </w:rPr>
               <w:t>2026-08-23</w:t>
             </w:r>
           </w:p>
         </w:tc>
         <w:tc>
           <w:tcPr>
-            <w:tcW w:type="dxa" w:w="3969"/>
+            <w:tcW w:type="dxa" w:w="5953"/>
           </w:tcPr>
           <w:p>
             <w:r/>
@@ -15593,7 +15593,7 @@
         </w:trPr>
         <w:tc>
           <w:tcPr>
-            <w:tcW w:type="dxa" w:w="2608"/>
+            <w:tcW w:type="dxa" w:w="1451"/>
           </w:tcPr>
           <w:p>
             <w:r/>
@@ -15608,6 +15608,24 @@
         </w:tc>
         <w:tc>
           <w:tcPr>
+            <w:tcW w:type="dxa" w:w="867"/>
+          </w:tcPr>
+          <w:p>
+            <w:pPr>
+              <w:jc w:val="right"/>
+            </w:pPr>
+            <w:r/>
+            <w:r>
+              <w:rPr>
+                <w:color w:val="1A1D21"/>
+                <w:sz w:val="17"/>
+              </w:rPr>
+              <w:t>40.16</w:t>
+            </w:r>
+          </w:p>
+        </w:tc>
+        <w:tc>
+          <w:tcPr>
             <w:tcW w:type="dxa" w:w="1247"/>
           </w:tcPr>
           <w:p>
@@ -15620,31 +15638,13 @@
                 <w:color w:val="1A1D21"/>
                 <w:sz w:val="17"/>
               </w:rPr>
-              <w:t>40.16</w:t>
-            </w:r>
-          </w:p>
-        </w:tc>
-        <w:tc>
-          <w:tcPr>
-            <w:tcW w:type="dxa" w:w="1134"/>
-          </w:tcPr>
-          <w:p>
-            <w:pPr>
-              <w:jc w:val="right"/>
-            </w:pPr>
-            <w:r/>
-            <w:r>
-              <w:rPr>
-                <w:color w:val="1A1D21"/>
-                <w:sz w:val="17"/>
-              </w:rPr>
               <w:t>2026-07-27</w:t>
             </w:r>
           </w:p>
         </w:tc>
         <w:tc>
           <w:tcPr>
-            <w:tcW w:type="dxa" w:w="3969"/>
+            <w:tcW w:type="dxa" w:w="5953"/>
           </w:tcPr>
           <w:p>
             <w:r/>

--- a/engine/tmgh_study/TMGH_Valuation_Study_02-09-2026.docx
+++ b/engine/tmgh_study/TMGH_Valuation_Study_02-09-2026.docx
@@ -185,7 +185,7 @@
           <w:color w:val="1A1D21"/>
           <w:sz w:val="20"/>
         </w:rPr>
-        <w:t>Run the same model backwards and ask what single flat discount rate would reproduce the traded price, and the answer is 16.6% to 29.1%. This study does not use a single rate: it discounts each year at its own, starting at 32.37% and settling at 21.93% once the central bank's published path has played out. The comparison is still worth making, and what it shows is that the market and this study are closer than the headline rates suggest.</w:t>
+        <w:t>Run the same model backwards and ask what single flat discount rate would reproduce the traded price, and the answer is 17.4% to 31.9%. This study does not use a single rate: it discounts each year at its own, starting at 32.37% on the credit-default-swap premium — the rating-based premium runs 3.42% higher in the first year — and settling at 21.93% once the central bank's published path has played out. The comparison is still worth making, and what it shows is that the market and this study are closer than the headline rates suggest.</w:t>
       </w:r>
     </w:p>
     <w:p>
@@ -3496,7 +3496,7 @@
           <w:color w:val="5B6570"/>
           <w:sz w:val="16"/>
         </w:rPr>
-        <w:t>The first five of the ten explicit years, on the slower-conversion case; the full waterfall is in the workbook. The two working-capital lines are the movement in the positions a developer carries at once — money collected ahead of handover, and homes built ahead of handover.</w:t>
+        <w:t>The first five of the ten explicit years, on the case built on the rating-based equity risk premium, slower conversion, whose first-year rate is 35.79%; the other three cases are in the workbook, as is the full ten-year waterfall. The two working-capital lines are the movement in the positions a developer carries at once — money collected ahead of handover, and homes built ahead of handover.</w:t>
       </w:r>
     </w:p>
     <w:p>
@@ -4124,7 +4124,7 @@
                 <w:color w:val="1A1D21"/>
                 <w:sz w:val="17"/>
               </w:rPr>
-              <w:t>113.24</w:t>
+              <w:t>118.50</w:t>
             </w:r>
           </w:p>
         </w:tc>
@@ -4141,7 +4141,7 @@
           <w:color w:val="5B6570"/>
           <w:sz w:val="16"/>
         </w:rPr>
-        <w:t>The slower-conversion case on the rating-based premium. The other three cases run the same bridge on their own numbers.</w:t>
+        <w:t>The case built on the rating-based equity risk premium, slower conversion, with the minority deducted at its share of value, which is the basis adopted. The other three cases run the same bridge on their own numbers, and the two other minority bases are in the summary table.</w:t>
       </w:r>
     </w:p>
     <w:p>
@@ -5309,10 +5309,11 @@
         <w:tblLayout w:type="fixed"/>
       </w:tblPr>
       <w:tblGrid>
-        <w:gridCol w:w="1021"/>
-        <w:gridCol w:w="2608"/>
-        <w:gridCol w:w="2495"/>
-        <w:gridCol w:w="2495"/>
+        <w:gridCol w:w="3317"/>
+        <w:gridCol w:w="1610"/>
+        <w:gridCol w:w="1497"/>
+        <w:gridCol w:w="1151"/>
+        <w:gridCol w:w="1610"/>
       </w:tblGrid>
       <w:tr>
         <w:trPr>
@@ -5320,7 +5321,7 @@
         </w:trPr>
         <w:tc>
           <w:tcPr>
-            <w:tcW w:type="dxa" w:w="1020"/>
+            <w:tcW w:type="dxa" w:w="3317"/>
           </w:tcPr>
           <w:p>
             <w:r/>
@@ -5336,7 +5337,7 @@
         </w:tc>
         <w:tc>
           <w:tcPr>
-            <w:tcW w:type="dxa" w:w="2608"/>
+            <w:tcW w:type="dxa" w:w="1610"/>
           </w:tcPr>
           <w:p>
             <w:r/>
@@ -5352,7 +5353,7 @@
         </w:tc>
         <w:tc>
           <w:tcPr>
-            <w:tcW w:type="dxa" w:w="2494"/>
+            <w:tcW w:type="dxa" w:w="1497"/>
           </w:tcPr>
           <w:p>
             <w:r/>
@@ -5368,7 +5369,23 @@
         </w:tc>
         <w:tc>
           <w:tcPr>
-            <w:tcW w:type="dxa" w:w="2494"/>
+            <w:tcW w:type="dxa" w:w="1151"/>
+          </w:tcPr>
+          <w:p>
+            <w:r/>
+            <w:r>
+              <w:rPr>
+                <w:b/>
+                <w:color w:val="5B6570"/>
+                <w:sz w:val="17"/>
+              </w:rPr>
+              <w:t>Parent's share of that gain</w:t>
+            </w:r>
+          </w:p>
+        </w:tc>
+        <w:tc>
+          <w:tcPr>
+            <w:tcW w:type="dxa" w:w="1610"/>
           </w:tcPr>
           <w:p>
             <w:r/>
@@ -5389,7 +5406,7 @@
         </w:trPr>
         <w:tc>
           <w:tcPr>
-            <w:tcW w:type="dxa" w:w="1020"/>
+            <w:tcW w:type="dxa" w:w="3317"/>
           </w:tcPr>
           <w:p>
             <w:r/>
@@ -5404,7 +5421,7 @@
         </w:tc>
         <w:tc>
           <w:tcPr>
-            <w:tcW w:type="dxa" w:w="2608"/>
+            <w:tcW w:type="dxa" w:w="1610"/>
           </w:tcPr>
           <w:p>
             <w:pPr>
@@ -5422,7 +5439,7 @@
         </w:tc>
         <w:tc>
           <w:tcPr>
-            <w:tcW w:type="dxa" w:w="2494"/>
+            <w:tcW w:type="dxa" w:w="1497"/>
           </w:tcPr>
           <w:p>
             <w:pPr>
@@ -5440,7 +5457,25 @@
         </w:tc>
         <w:tc>
           <w:tcPr>
-            <w:tcW w:type="dxa" w:w="2494"/>
+            <w:tcW w:type="dxa" w:w="1151"/>
+          </w:tcPr>
+          <w:p>
+            <w:pPr>
+              <w:jc w:val="right"/>
+            </w:pPr>
+            <w:r/>
+            <w:r>
+              <w:rPr>
+                <w:color w:val="1A1D21"/>
+                <w:sz w:val="17"/>
+              </w:rPr>
+              <w:t>0</w:t>
+            </w:r>
+          </w:p>
+        </w:tc>
+        <w:tc>
+          <w:tcPr>
+            <w:tcW w:type="dxa" w:w="1610"/>
           </w:tcPr>
           <w:p>
             <w:pPr>
@@ -5463,7 +5498,7 @@
         </w:trPr>
         <w:tc>
           <w:tcPr>
-            <w:tcW w:type="dxa" w:w="1020"/>
+            <w:tcW w:type="dxa" w:w="3317"/>
           </w:tcPr>
           <w:p>
             <w:r/>
@@ -5478,7 +5513,7 @@
         </w:tc>
         <w:tc>
           <w:tcPr>
-            <w:tcW w:type="dxa" w:w="2608"/>
+            <w:tcW w:type="dxa" w:w="1610"/>
           </w:tcPr>
           <w:p>
             <w:pPr>
@@ -5496,7 +5531,7 @@
         </w:tc>
         <w:tc>
           <w:tcPr>
-            <w:tcW w:type="dxa" w:w="2494"/>
+            <w:tcW w:type="dxa" w:w="1497"/>
           </w:tcPr>
           <w:p>
             <w:pPr>
@@ -5514,7 +5549,25 @@
         </w:tc>
         <w:tc>
           <w:tcPr>
-            <w:tcW w:type="dxa" w:w="2494"/>
+            <w:tcW w:type="dxa" w:w="1151"/>
+          </w:tcPr>
+          <w:p>
+            <w:pPr>
+              <w:jc w:val="right"/>
+            </w:pPr>
+            <w:r/>
+            <w:r>
+              <w:rPr>
+                <w:color w:val="1A1D21"/>
+                <w:sz w:val="17"/>
+              </w:rPr>
+              <w:t>2,698</w:t>
+            </w:r>
+          </w:p>
+        </w:tc>
+        <w:tc>
+          <w:tcPr>
+            <w:tcW w:type="dxa" w:w="1610"/>
           </w:tcPr>
           <w:p>
             <w:pPr>
@@ -5537,7 +5590,7 @@
         </w:trPr>
         <w:tc>
           <w:tcPr>
-            <w:tcW w:type="dxa" w:w="1020"/>
+            <w:tcW w:type="dxa" w:w="3317"/>
           </w:tcPr>
           <w:p>
             <w:r/>
@@ -5552,7 +5605,7 @@
         </w:tc>
         <w:tc>
           <w:tcPr>
-            <w:tcW w:type="dxa" w:w="2608"/>
+            <w:tcW w:type="dxa" w:w="1610"/>
           </w:tcPr>
           <w:p>
             <w:pPr>
@@ -5570,7 +5623,7 @@
         </w:tc>
         <w:tc>
           <w:tcPr>
-            <w:tcW w:type="dxa" w:w="2494"/>
+            <w:tcW w:type="dxa" w:w="1497"/>
           </w:tcPr>
           <w:p>
             <w:pPr>
@@ -5588,7 +5641,25 @@
         </w:tc>
         <w:tc>
           <w:tcPr>
-            <w:tcW w:type="dxa" w:w="2494"/>
+            <w:tcW w:type="dxa" w:w="1151"/>
+          </w:tcPr>
+          <w:p>
+            <w:pPr>
+              <w:jc w:val="right"/>
+            </w:pPr>
+            <w:r/>
+            <w:r>
+              <w:rPr>
+                <w:color w:val="1A1D21"/>
+                <w:sz w:val="17"/>
+              </w:rPr>
+              <w:t>2,165</w:t>
+            </w:r>
+          </w:p>
+        </w:tc>
+        <w:tc>
+          <w:tcPr>
+            <w:tcW w:type="dxa" w:w="1610"/>
           </w:tcPr>
           <w:p>
             <w:pPr>
@@ -5617,7 +5688,7 @@
           <w:color w:val="5B6570"/>
           <w:sz w:val="16"/>
         </w:rPr>
-        <w:t>EGP million. The revaluation gains are non-cash and are not forecast; capitalising them would capitalise a valuation opinion rather than a business.</w:t>
+        <w:t>EGP million. The gain is disclosed at group level and only the parent's share of it is stripped, which is why the parent's share is smaller than the group gain. The revaluation gains are non-cash and are not forecast; capitalising them would capitalise a valuation opinion rather than a business.</w:t>
       </w:r>
     </w:p>
     <w:p>
@@ -6298,6 +6369,629 @@
           </w:p>
         </w:tc>
       </w:tr>
+      <w:tr>
+        <w:trPr>
+          <w:cantSplit/>
+        </w:trPr>
+        <w:tc>
+          <w:tcPr>
+            <w:tcW w:type="dxa" w:w="4127"/>
+          </w:tcPr>
+          <w:p>
+            <w:r/>
+            <w:r>
+              <w:rPr>
+                <w:color w:val="1A1D21"/>
+                <w:sz w:val="17"/>
+              </w:rPr>
+              <w:t>Development revenue</w:t>
+            </w:r>
+          </w:p>
+        </w:tc>
+        <w:tc>
+          <w:tcPr>
+            <w:tcW w:type="dxa" w:w="1610"/>
+          </w:tcPr>
+          <w:p>
+            <w:pPr>
+              <w:jc w:val="right"/>
+            </w:pPr>
+            <w:r/>
+            <w:r>
+              <w:rPr>
+                <w:color w:val="1A1D21"/>
+                <w:sz w:val="17"/>
+              </w:rPr>
+              <w:t>35</w:t>
+            </w:r>
+          </w:p>
+        </w:tc>
+        <w:tc>
+          <w:tcPr>
+            <w:tcW w:type="dxa" w:w="1032"/>
+          </w:tcPr>
+          <w:p>
+            <w:pPr>
+              <w:jc w:val="right"/>
+            </w:pPr>
+            <w:r/>
+            <w:r>
+              <w:rPr>
+                <w:color w:val="1A1D21"/>
+                <w:sz w:val="17"/>
+              </w:rPr>
+              <w:t>-0.06</w:t>
+            </w:r>
+          </w:p>
+        </w:tc>
+        <w:tc>
+          <w:tcPr>
+            <w:tcW w:type="dxa" w:w="1032"/>
+          </w:tcPr>
+          <w:p>
+            <w:pPr>
+              <w:jc w:val="right"/>
+            </w:pPr>
+            <w:r/>
+            <w:r>
+              <w:rPr>
+                <w:color w:val="1A1D21"/>
+                <w:sz w:val="17"/>
+              </w:rPr>
+              <w:t>0.28</w:t>
+            </w:r>
+          </w:p>
+        </w:tc>
+        <w:tc>
+          <w:tcPr>
+            <w:tcW w:type="dxa" w:w="1378"/>
+          </w:tcPr>
+          <w:p>
+            <w:r/>
+            <w:r>
+              <w:rPr>
+                <w:color w:val="1A1D21"/>
+                <w:sz w:val="17"/>
+              </w:rPr>
+              <w:t>no</w:t>
+            </w:r>
+          </w:p>
+        </w:tc>
+      </w:tr>
+      <w:tr>
+        <w:trPr>
+          <w:cantSplit/>
+        </w:trPr>
+        <w:tc>
+          <w:tcPr>
+            <w:tcW w:type="dxa" w:w="4127"/>
+          </w:tcPr>
+          <w:p>
+            <w:r/>
+            <w:r>
+              <w:rPr>
+                <w:color w:val="1A1D21"/>
+                <w:sz w:val="17"/>
+              </w:rPr>
+              <w:t>Total revenue</w:t>
+            </w:r>
+          </w:p>
+        </w:tc>
+        <w:tc>
+          <w:tcPr>
+            <w:tcW w:type="dxa" w:w="1610"/>
+          </w:tcPr>
+          <w:p>
+            <w:pPr>
+              <w:jc w:val="right"/>
+            </w:pPr>
+            <w:r/>
+            <w:r>
+              <w:rPr>
+                <w:color w:val="1A1D21"/>
+                <w:sz w:val="17"/>
+              </w:rPr>
+              <w:t>35</w:t>
+            </w:r>
+          </w:p>
+        </w:tc>
+        <w:tc>
+          <w:tcPr>
+            <w:tcW w:type="dxa" w:w="1032"/>
+          </w:tcPr>
+          <w:p>
+            <w:pPr>
+              <w:jc w:val="right"/>
+            </w:pPr>
+            <w:r/>
+            <w:r>
+              <w:rPr>
+                <w:color w:val="1A1D21"/>
+                <w:sz w:val="17"/>
+              </w:rPr>
+              <w:t>-0.09</w:t>
+            </w:r>
+          </w:p>
+        </w:tc>
+        <w:tc>
+          <w:tcPr>
+            <w:tcW w:type="dxa" w:w="1032"/>
+          </w:tcPr>
+          <w:p>
+            <w:pPr>
+              <w:jc w:val="right"/>
+            </w:pPr>
+            <w:r/>
+            <w:r>
+              <w:rPr>
+                <w:color w:val="1A1D21"/>
+                <w:sz w:val="17"/>
+              </w:rPr>
+              <w:t>0.37</w:t>
+            </w:r>
+          </w:p>
+        </w:tc>
+        <w:tc>
+          <w:tcPr>
+            <w:tcW w:type="dxa" w:w="1378"/>
+          </w:tcPr>
+          <w:p>
+            <w:r/>
+            <w:r>
+              <w:rPr>
+                <w:color w:val="1A1D21"/>
+                <w:sz w:val="17"/>
+              </w:rPr>
+              <w:t>no</w:t>
+            </w:r>
+          </w:p>
+        </w:tc>
+      </w:tr>
+      <w:tr>
+        <w:trPr>
+          <w:cantSplit/>
+        </w:trPr>
+        <w:tc>
+          <w:tcPr>
+            <w:tcW w:type="dxa" w:w="4127"/>
+          </w:tcPr>
+          <w:p>
+            <w:r/>
+            <w:r>
+              <w:rPr>
+                <w:color w:val="1A1D21"/>
+                <w:sz w:val="17"/>
+              </w:rPr>
+              <w:t>Gross profit</w:t>
+            </w:r>
+          </w:p>
+        </w:tc>
+        <w:tc>
+          <w:tcPr>
+            <w:tcW w:type="dxa" w:w="1610"/>
+          </w:tcPr>
+          <w:p>
+            <w:pPr>
+              <w:jc w:val="right"/>
+            </w:pPr>
+            <w:r/>
+            <w:r>
+              <w:rPr>
+                <w:color w:val="1A1D21"/>
+                <w:sz w:val="17"/>
+              </w:rPr>
+              <w:t>35</w:t>
+            </w:r>
+          </w:p>
+        </w:tc>
+        <w:tc>
+          <w:tcPr>
+            <w:tcW w:type="dxa" w:w="1032"/>
+          </w:tcPr>
+          <w:p>
+            <w:pPr>
+              <w:jc w:val="right"/>
+            </w:pPr>
+            <w:r/>
+            <w:r>
+              <w:rPr>
+                <w:color w:val="1A1D21"/>
+                <w:sz w:val="17"/>
+              </w:rPr>
+              <w:t>-0.08</w:t>
+            </w:r>
+          </w:p>
+        </w:tc>
+        <w:tc>
+          <w:tcPr>
+            <w:tcW w:type="dxa" w:w="1032"/>
+          </w:tcPr>
+          <w:p>
+            <w:pPr>
+              <w:jc w:val="right"/>
+            </w:pPr>
+            <w:r/>
+            <w:r>
+              <w:rPr>
+                <w:color w:val="1A1D21"/>
+                <w:sz w:val="17"/>
+              </w:rPr>
+              <w:t>0.42</w:t>
+            </w:r>
+          </w:p>
+        </w:tc>
+        <w:tc>
+          <w:tcPr>
+            <w:tcW w:type="dxa" w:w="1378"/>
+          </w:tcPr>
+          <w:p>
+            <w:r/>
+            <w:r>
+              <w:rPr>
+                <w:color w:val="1A1D21"/>
+                <w:sz w:val="17"/>
+              </w:rPr>
+              <w:t>no</w:t>
+            </w:r>
+          </w:p>
+        </w:tc>
+      </w:tr>
+      <w:tr>
+        <w:trPr>
+          <w:cantSplit/>
+        </w:trPr>
+        <w:tc>
+          <w:tcPr>
+            <w:tcW w:type="dxa" w:w="4127"/>
+          </w:tcPr>
+          <w:p>
+            <w:r/>
+            <w:r>
+              <w:rPr>
+                <w:color w:val="1A1D21"/>
+                <w:sz w:val="17"/>
+              </w:rPr>
+              <w:t>Net profit</w:t>
+            </w:r>
+          </w:p>
+        </w:tc>
+        <w:tc>
+          <w:tcPr>
+            <w:tcW w:type="dxa" w:w="1610"/>
+          </w:tcPr>
+          <w:p>
+            <w:pPr>
+              <w:jc w:val="right"/>
+            </w:pPr>
+            <w:r/>
+            <w:r>
+              <w:rPr>
+                <w:color w:val="1A1D21"/>
+                <w:sz w:val="17"/>
+              </w:rPr>
+              <w:t>34</w:t>
+            </w:r>
+          </w:p>
+        </w:tc>
+        <w:tc>
+          <w:tcPr>
+            <w:tcW w:type="dxa" w:w="1032"/>
+          </w:tcPr>
+          <w:p>
+            <w:pPr>
+              <w:jc w:val="right"/>
+            </w:pPr>
+            <w:r/>
+            <w:r>
+              <w:rPr>
+                <w:color w:val="1A1D21"/>
+                <w:sz w:val="17"/>
+              </w:rPr>
+              <w:t>+0.26</w:t>
+            </w:r>
+          </w:p>
+        </w:tc>
+        <w:tc>
+          <w:tcPr>
+            <w:tcW w:type="dxa" w:w="1032"/>
+          </w:tcPr>
+          <w:p>
+            <w:pPr>
+              <w:jc w:val="right"/>
+            </w:pPr>
+            <w:r/>
+            <w:r>
+              <w:rPr>
+                <w:color w:val="1A1D21"/>
+                <w:sz w:val="17"/>
+              </w:rPr>
+              <w:t>0.68</w:t>
+            </w:r>
+          </w:p>
+        </w:tc>
+        <w:tc>
+          <w:tcPr>
+            <w:tcW w:type="dxa" w:w="1378"/>
+          </w:tcPr>
+          <w:p>
+            <w:r/>
+            <w:r>
+              <w:rPr>
+                <w:color w:val="1A1D21"/>
+                <w:sz w:val="17"/>
+              </w:rPr>
+              <w:t>no</w:t>
+            </w:r>
+          </w:p>
+        </w:tc>
+      </w:tr>
+      <w:tr>
+        <w:trPr>
+          <w:cantSplit/>
+        </w:trPr>
+        <w:tc>
+          <w:tcPr>
+            <w:tcW w:type="dxa" w:w="4127"/>
+          </w:tcPr>
+          <w:p>
+            <w:r/>
+            <w:r>
+              <w:rPr>
+                <w:color w:val="1A1D21"/>
+                <w:sz w:val="17"/>
+              </w:rPr>
+              <w:t>New contracted sales</w:t>
+            </w:r>
+          </w:p>
+        </w:tc>
+        <w:tc>
+          <w:tcPr>
+            <w:tcW w:type="dxa" w:w="1610"/>
+          </w:tcPr>
+          <w:p>
+            <w:pPr>
+              <w:jc w:val="right"/>
+            </w:pPr>
+            <w:r/>
+            <w:r>
+              <w:rPr>
+                <w:color w:val="1A1D21"/>
+                <w:sz w:val="17"/>
+              </w:rPr>
+              <w:t>33</w:t>
+            </w:r>
+          </w:p>
+        </w:tc>
+        <w:tc>
+          <w:tcPr>
+            <w:tcW w:type="dxa" w:w="1032"/>
+          </w:tcPr>
+          <w:p>
+            <w:pPr>
+              <w:jc w:val="right"/>
+            </w:pPr>
+            <w:r/>
+            <w:r>
+              <w:rPr>
+                <w:color w:val="1A1D21"/>
+                <w:sz w:val="17"/>
+              </w:rPr>
+              <w:t>-0.88</w:t>
+            </w:r>
+          </w:p>
+        </w:tc>
+        <w:tc>
+          <w:tcPr>
+            <w:tcW w:type="dxa" w:w="1032"/>
+          </w:tcPr>
+          <w:p>
+            <w:pPr>
+              <w:jc w:val="right"/>
+            </w:pPr>
+            <w:r/>
+            <w:r>
+              <w:rPr>
+                <w:color w:val="1A1D21"/>
+                <w:sz w:val="17"/>
+              </w:rPr>
+              <w:t>1.02</w:t>
+            </w:r>
+          </w:p>
+        </w:tc>
+        <w:tc>
+          <w:tcPr>
+            <w:tcW w:type="dxa" w:w="1378"/>
+          </w:tcPr>
+          <w:p>
+            <w:r/>
+            <w:r>
+              <w:rPr>
+                <w:color w:val="1A1D21"/>
+                <w:sz w:val="17"/>
+              </w:rPr>
+              <w:t>yes</w:t>
+            </w:r>
+          </w:p>
+        </w:tc>
+      </w:tr>
+      <w:tr>
+        <w:trPr>
+          <w:cantSplit/>
+        </w:trPr>
+        <w:tc>
+          <w:tcPr>
+            <w:tcW w:type="dxa" w:w="4127"/>
+          </w:tcPr>
+          <w:p>
+            <w:r/>
+            <w:r>
+              <w:rPr>
+                <w:color w:val="1A1D21"/>
+                <w:sz w:val="17"/>
+              </w:rPr>
+              <w:t>Depreciation</w:t>
+            </w:r>
+          </w:p>
+        </w:tc>
+        <w:tc>
+          <w:tcPr>
+            <w:tcW w:type="dxa" w:w="1610"/>
+          </w:tcPr>
+          <w:p>
+            <w:pPr>
+              <w:jc w:val="right"/>
+            </w:pPr>
+            <w:r/>
+            <w:r>
+              <w:rPr>
+                <w:color w:val="1A1D21"/>
+                <w:sz w:val="17"/>
+              </w:rPr>
+              <w:t>30</w:t>
+            </w:r>
+          </w:p>
+        </w:tc>
+        <w:tc>
+          <w:tcPr>
+            <w:tcW w:type="dxa" w:w="1032"/>
+          </w:tcPr>
+          <w:p>
+            <w:pPr>
+              <w:jc w:val="right"/>
+            </w:pPr>
+            <w:r/>
+            <w:r>
+              <w:rPr>
+                <w:color w:val="1A1D21"/>
+                <w:sz w:val="17"/>
+              </w:rPr>
+              <w:t>-0.25</w:t>
+            </w:r>
+          </w:p>
+        </w:tc>
+        <w:tc>
+          <w:tcPr>
+            <w:tcW w:type="dxa" w:w="1032"/>
+          </w:tcPr>
+          <w:p>
+            <w:pPr>
+              <w:jc w:val="right"/>
+            </w:pPr>
+            <w:r/>
+            <w:r>
+              <w:rPr>
+                <w:color w:val="1A1D21"/>
+                <w:sz w:val="17"/>
+              </w:rPr>
+              <w:t>0.44</w:t>
+            </w:r>
+          </w:p>
+        </w:tc>
+        <w:tc>
+          <w:tcPr>
+            <w:tcW w:type="dxa" w:w="1378"/>
+          </w:tcPr>
+          <w:p>
+            <w:r/>
+            <w:r>
+              <w:rPr>
+                <w:color w:val="1A1D21"/>
+                <w:sz w:val="17"/>
+              </w:rPr>
+              <w:t>yes</w:t>
+            </w:r>
+          </w:p>
+        </w:tc>
+      </w:tr>
+      <w:tr>
+        <w:trPr>
+          <w:cantSplit/>
+        </w:trPr>
+        <w:tc>
+          <w:tcPr>
+            <w:tcW w:type="dxa" w:w="4127"/>
+          </w:tcPr>
+          <w:p>
+            <w:r/>
+            <w:r>
+              <w:rPr>
+                <w:color w:val="1A1D21"/>
+                <w:sz w:val="17"/>
+              </w:rPr>
+              <w:t>Finance cost</w:t>
+            </w:r>
+          </w:p>
+        </w:tc>
+        <w:tc>
+          <w:tcPr>
+            <w:tcW w:type="dxa" w:w="1610"/>
+          </w:tcPr>
+          <w:p>
+            <w:pPr>
+              <w:jc w:val="right"/>
+            </w:pPr>
+            <w:r/>
+            <w:r>
+              <w:rPr>
+                <w:color w:val="1A1D21"/>
+                <w:sz w:val="17"/>
+              </w:rPr>
+              <w:t>30</w:t>
+            </w:r>
+          </w:p>
+        </w:tc>
+        <w:tc>
+          <w:tcPr>
+            <w:tcW w:type="dxa" w:w="1032"/>
+          </w:tcPr>
+          <w:p>
+            <w:pPr>
+              <w:jc w:val="right"/>
+            </w:pPr>
+            <w:r/>
+            <w:r>
+              <w:rPr>
+                <w:color w:val="1A1D21"/>
+                <w:sz w:val="17"/>
+              </w:rPr>
+              <w:t>-1.22</w:t>
+            </w:r>
+          </w:p>
+        </w:tc>
+        <w:tc>
+          <w:tcPr>
+            <w:tcW w:type="dxa" w:w="1032"/>
+          </w:tcPr>
+          <w:p>
+            <w:pPr>
+              <w:jc w:val="right"/>
+            </w:pPr>
+            <w:r/>
+            <w:r>
+              <w:rPr>
+                <w:color w:val="1A1D21"/>
+                <w:sz w:val="17"/>
+              </w:rPr>
+              <w:t>1.22</w:t>
+            </w:r>
+          </w:p>
+        </w:tc>
+        <w:tc>
+          <w:tcPr>
+            <w:tcW w:type="dxa" w:w="1378"/>
+          </w:tcPr>
+          <w:p>
+            <w:r/>
+            <w:r>
+              <w:rPr>
+                <w:color w:val="1A1D21"/>
+                <w:sz w:val="17"/>
+              </w:rPr>
+              <w:t>yes</w:t>
+            </w:r>
+          </w:p>
+        </w:tc>
+      </w:tr>
     </w:tbl>
     <w:p>
       <w:pPr>
@@ -6337,7 +7031,7 @@
           <w:color w:val="1A1D21"/>
           <w:sz w:val="20"/>
         </w:rPr>
-        <w:t>Converting a disclosed order book is forecastable. Development revenue came back with an average error of about 6% low and a typical error of 28%, across 35 tests. That is why the valuation is built on the order book rather than on a revenue growth rate.</w:t>
+        <w:t>Converting a disclosed order book is forecastable. Development revenue came back with an average error of about 5% low and a typical error of 32%, across 35 tests. That is why the valuation is built on the order book rather than on a revenue growth rate.</w:t>
       </w:r>
     </w:p>
     <w:p>
@@ -6364,7 +7058,7 @@
           <w:color w:val="1A1D21"/>
           <w:sz w:val="20"/>
         </w:rPr>
-        <w:t>The same testing found a habit worth naming and NOT correcting. The method under-forecasts finance cost badly and consistently, and a correction for it passed every statistical test applied. It was rejected anyway. TMG's reported finance charge of EGP 3,936 million against borrowings of EGP 16,493 million implies a rate of about 44%, against an Egyptian policy rate that peaked near 27.25%. The excess is the unwinding of the financing component the company recognises on its customer contracts, which is not interest on a loan and is not disclosed separately. Correcting a figure whose numerator and denominator describe different things would have hidden that rather than fixed it.</w:t>
+        <w:t>The same testing found a habit worth naming and NOT correcting. The method under-forecasts finance cost badly and consistently, and a correction for it passed every statistical test applied. It was rejected anyway. TMG's reported finance charge of EGP 3,936 million for 2025, against the EGP 11,802 million of loans, current maturities and credit facilities it carried at that year end, implies a rate of 33.4% — against the 25.50% this model charges on borrowings. The excess is the unwinding of the financing component the company recognises on its customer contracts, which is not interest on a loan and is not disclosed separately. Correcting a figure whose numerator and denominator describe different things would have hidden that rather than fixed it.</w:t>
       </w:r>
     </w:p>
     <w:p>
@@ -6472,7 +7166,7 @@
                 <w:color w:val="1A1D21"/>
                 <w:sz w:val="17"/>
               </w:rPr>
-              <w:t>37.36</w:t>
+              <w:t>58.54</w:t>
             </w:r>
           </w:p>
         </w:tc>
@@ -6510,7 +7204,7 @@
                 <w:color w:val="1A1D21"/>
                 <w:sz w:val="17"/>
               </w:rPr>
-              <w:t>70.22</w:t>
+              <w:t>84.50</w:t>
             </w:r>
           </w:p>
         </w:tc>
@@ -6548,7 +7242,7 @@
                 <w:color w:val="1A1D21"/>
                 <w:sz w:val="17"/>
               </w:rPr>
-              <w:t>94.47</w:t>
+              <w:t>103.67</w:t>
             </w:r>
           </w:p>
         </w:tc>
@@ -6586,7 +7280,7 @@
                 <w:color w:val="1A1D21"/>
                 <w:sz w:val="17"/>
               </w:rPr>
-              <w:t>113.24</w:t>
+              <w:t>118.50</w:t>
             </w:r>
           </w:p>
         </w:tc>
@@ -6624,7 +7318,7 @@
                 <w:color w:val="1A1D21"/>
                 <w:sz w:val="17"/>
               </w:rPr>
-              <w:t>128.24</w:t>
+              <w:t>130.36</w:t>
             </w:r>
           </w:p>
         </w:tc>
@@ -6662,7 +7356,7 @@
                 <w:color w:val="1A1D21"/>
                 <w:sz w:val="17"/>
               </w:rPr>
-              <w:t>150.80</w:t>
+              <w:t>148.18</w:t>
             </w:r>
           </w:p>
         </w:tc>
@@ -6721,7 +7415,7 @@
           <w:color w:val="1A1D21"/>
           <w:sz w:val="20"/>
         </w:rPr>
-        <w:t>Here is the part that is not obvious. Faster conversion is worth LESS, not more. A developer that accelerates handovers has to build before it collects, and at first-year rates near 32% that investment pays back only slowly inside the window. The slower reading is worth EGP 113.24 a share and the faster one EGP 43.89. Both are published, and the gap between them is the study's crux.</w:t>
+        <w:t>Here is the part that is not obvious. Faster conversion is worth LESS, not more. A developer that accelerates handovers has to build before it collects, and at first-year rates near 32% that investment pays back only slowly inside the window. The slower reading is worth EGP 118.50 a share and the faster one EGP 63.70. Both are published, and the gap between them is the study's crux.</w:t>
       </w:r>
     </w:p>
     <w:p>
@@ -6867,7 +7561,7 @@
                 <w:color w:val="1A1D21"/>
                 <w:sz w:val="17"/>
               </w:rPr>
-              <w:t>Egypt's own default spread</w:t>
+              <w:t>Egypt's own default spread, rating basis</w:t>
             </w:r>
           </w:p>
         </w:tc>
@@ -6920,7 +7614,7 @@
                 <w:color w:val="1A1D21"/>
                 <w:sz w:val="17"/>
               </w:rPr>
-              <w:t>Risk-free rate, normalised</w:t>
+              <w:t>Risk-free rate, normalised, rating basis</w:t>
             </w:r>
           </w:p>
         </w:tc>
@@ -6954,6 +7648,112 @@
                 <w:sz w:val="17"/>
               </w:rPr>
               <w:t>the bond yield less that default spread, so country risk is charged once and not twice</w:t>
+            </w:r>
+          </w:p>
+        </w:tc>
+      </w:tr>
+      <w:tr>
+        <w:trPr>
+          <w:cantSplit/>
+        </w:trPr>
+        <w:tc>
+          <w:tcPr>
+            <w:tcW w:type="dxa" w:w="2494"/>
+          </w:tcPr>
+          <w:p>
+            <w:r/>
+            <w:r>
+              <w:rPr>
+                <w:color w:val="1A1D21"/>
+                <w:sz w:val="17"/>
+              </w:rPr>
+              <w:t>Egypt's own default spread, swap basis</w:t>
+            </w:r>
+          </w:p>
+        </w:tc>
+        <w:tc>
+          <w:tcPr>
+            <w:tcW w:type="dxa" w:w="1474"/>
+          </w:tcPr>
+          <w:p>
+            <w:pPr>
+              <w:jc w:val="right"/>
+            </w:pPr>
+            <w:r/>
+            <w:r>
+              <w:rPr>
+                <w:color w:val="1A1D21"/>
+                <w:sz w:val="17"/>
+              </w:rPr>
+              <w:t>3.41%</w:t>
+            </w:r>
+          </w:p>
+        </w:tc>
+        <w:tc>
+          <w:tcPr>
+            <w:tcW w:type="dxa" w:w="5216"/>
+          </w:tcPr>
+          <w:p>
+            <w:r/>
+            <w:r>
+              <w:rPr>
+                <w:color w:val="1A1D21"/>
+                <w:sz w:val="17"/>
+              </w:rPr>
+              <w:t>the sovereign credit-default-swap spread from the same file, which is what the swap-basis premium is built on</w:t>
+            </w:r>
+          </w:p>
+        </w:tc>
+      </w:tr>
+      <w:tr>
+        <w:trPr>
+          <w:cantSplit/>
+        </w:trPr>
+        <w:tc>
+          <w:tcPr>
+            <w:tcW w:type="dxa" w:w="2494"/>
+          </w:tcPr>
+          <w:p>
+            <w:r/>
+            <w:r>
+              <w:rPr>
+                <w:color w:val="1A1D21"/>
+                <w:sz w:val="17"/>
+              </w:rPr>
+              <w:t>Risk-free rate, normalised, swap basis</w:t>
+            </w:r>
+          </w:p>
+        </w:tc>
+        <w:tc>
+          <w:tcPr>
+            <w:tcW w:type="dxa" w:w="1474"/>
+          </w:tcPr>
+          <w:p>
+            <w:pPr>
+              <w:jc w:val="right"/>
+            </w:pPr>
+            <w:r/>
+            <w:r>
+              <w:rPr>
+                <w:color w:val="1A1D21"/>
+                <w:sz w:val="17"/>
+              </w:rPr>
+              <w:t>19.59%</w:t>
+            </w:r>
+          </w:p>
+        </w:tc>
+        <w:tc>
+          <w:tcPr>
+            <w:tcW w:type="dxa" w:w="5216"/>
+          </w:tcPr>
+          <w:p>
+            <w:r/>
+            <w:r>
+              <w:rPr>
+                <w:color w:val="1A1D21"/>
+                <w:sz w:val="17"/>
+              </w:rPr>
+              <w:t>the bond yield less THAT spread; the two bases are not mixed</w:t>
             </w:r>
           </w:p>
         </w:tc>
@@ -8261,7 +9061,7 @@
                 <w:color w:val="1A1D21"/>
                 <w:sz w:val="17"/>
               </w:rPr>
-              <w:t>211.96</w:t>
+              <w:t>196.51</w:t>
             </w:r>
           </w:p>
         </w:tc>
@@ -8279,7 +9079,7 @@
                 <w:color w:val="1A1D21"/>
                 <w:sz w:val="17"/>
               </w:rPr>
-              <w:t>122.13</w:t>
+              <w:t>125.52</w:t>
             </w:r>
           </w:p>
         </w:tc>
@@ -8297,7 +9097,7 @@
                 <w:color w:val="1A1D21"/>
                 <w:sz w:val="17"/>
               </w:rPr>
-              <w:t>117%</w:t>
+              <w:t>101%</w:t>
             </w:r>
           </w:p>
         </w:tc>
@@ -8335,7 +9135,7 @@
                 <w:color w:val="1A1D21"/>
                 <w:sz w:val="17"/>
               </w:rPr>
-              <w:t>152.39</w:t>
+              <w:t>149.44</w:t>
             </w:r>
           </w:p>
         </w:tc>
@@ -8353,7 +9153,7 @@
                 <w:color w:val="1A1D21"/>
                 <w:sz w:val="17"/>
               </w:rPr>
-              <w:t>70.10</w:t>
+              <w:t>84.41</w:t>
             </w:r>
           </w:p>
         </w:tc>
@@ -8371,7 +9171,7 @@
                 <w:color w:val="1A1D21"/>
                 <w:sz w:val="17"/>
               </w:rPr>
-              <w:t>56%</w:t>
+              <w:t>53%</w:t>
             </w:r>
           </w:p>
         </w:tc>
@@ -8409,7 +9209,7 @@
                 <w:color w:val="1A1D21"/>
                 <w:sz w:val="17"/>
               </w:rPr>
-              <w:t>133.70</w:t>
+              <w:t>134.67</w:t>
             </w:r>
           </w:p>
         </w:tc>
@@ -8427,7 +9227,7 @@
                 <w:color w:val="1A1D21"/>
                 <w:sz w:val="17"/>
               </w:rPr>
-              <w:t>55.89</w:t>
+              <w:t>73.18</w:t>
             </w:r>
           </w:p>
         </w:tc>
@@ -8445,7 +9245,7 @@
                 <w:color w:val="1A1D21"/>
                 <w:sz w:val="17"/>
               </w:rPr>
-              <w:t>37%</w:t>
+              <w:t>38%</w:t>
             </w:r>
           </w:p>
         </w:tc>
@@ -8483,7 +9283,7 @@
                 <w:color w:val="1A1D21"/>
                 <w:sz w:val="17"/>
               </w:rPr>
-              <w:t>118.97</w:t>
+              <w:t>123.03</w:t>
             </w:r>
           </w:p>
         </w:tc>
@@ -8501,7 +9301,7 @@
                 <w:color w:val="1A1D21"/>
                 <w:sz w:val="17"/>
               </w:rPr>
-              <w:t>45.75</w:t>
+              <w:t>65.16</w:t>
             </w:r>
           </w:p>
         </w:tc>
@@ -8519,7 +9319,7 @@
                 <w:color w:val="1A1D21"/>
                 <w:sz w:val="17"/>
               </w:rPr>
-              <w:t>22%</w:t>
+              <w:t>26%</w:t>
             </w:r>
           </w:p>
         </w:tc>
@@ -8557,7 +9357,7 @@
                 <w:color w:val="1A1D21"/>
                 <w:sz w:val="17"/>
               </w:rPr>
-              <w:t>107.03</w:t>
+              <w:t>113.59</w:t>
             </w:r>
           </w:p>
         </w:tc>
@@ -8575,7 +9375,7 @@
                 <w:color w:val="1A1D21"/>
                 <w:sz w:val="17"/>
               </w:rPr>
-              <w:t>38.35</w:t>
+              <w:t>59.32</w:t>
             </w:r>
           </w:p>
         </w:tc>
@@ -8593,7 +9393,7 @@
                 <w:color w:val="1A1D21"/>
                 <w:sz w:val="17"/>
               </w:rPr>
-              <w:t>9%</w:t>
+              <w:t>16%</w:t>
             </w:r>
           </w:p>
         </w:tc>
@@ -8631,7 +9431,7 @@
                 <w:color w:val="1A1D21"/>
                 <w:sz w:val="17"/>
               </w:rPr>
-              <w:t>97.15</w:t>
+              <w:t>105.78</w:t>
             </w:r>
           </w:p>
         </w:tc>
@@ -8649,7 +9449,7 @@
                 <w:color w:val="1A1D21"/>
                 <w:sz w:val="17"/>
               </w:rPr>
-              <w:t>32.87</w:t>
+              <w:t>54.99</w:t>
             </w:r>
           </w:p>
         </w:tc>
@@ -8667,7 +9467,7 @@
                 <w:color w:val="1A1D21"/>
                 <w:sz w:val="17"/>
               </w:rPr>
-              <w:t>-1%</w:t>
+              <w:t>8%</w:t>
             </w:r>
           </w:p>
         </w:tc>
@@ -8705,7 +9505,7 @@
                 <w:color w:val="1A1D21"/>
                 <w:sz w:val="17"/>
               </w:rPr>
-              <w:t>81.75</w:t>
+              <w:t>93.62</w:t>
             </w:r>
           </w:p>
         </w:tc>
@@ -8723,7 +9523,7 @@
                 <w:color w:val="1A1D21"/>
                 <w:sz w:val="17"/>
               </w:rPr>
-              <w:t>25.64</w:t>
+              <w:t>49.28</w:t>
             </w:r>
           </w:p>
         </w:tc>
@@ -8741,7 +9541,7 @@
                 <w:color w:val="1A1D21"/>
                 <w:sz w:val="17"/>
               </w:rPr>
-              <w:t>-16%</w:t>
+              <w:t>-4%</w:t>
             </w:r>
           </w:p>
         </w:tc>
@@ -9801,7 +10601,7 @@
                 <w:color w:val="1A1D21"/>
                 <w:sz w:val="17"/>
               </w:rPr>
-              <w:t>43.89 – 118.97</w:t>
+              <w:t>63.70 – 123.03</w:t>
             </w:r>
           </w:p>
         </w:tc>
@@ -10563,7 +11363,7 @@
           <w:color w:val="1A1D21"/>
           <w:sz w:val="20"/>
         </w:rPr>
-        <w:t>The finance charge is not what it looks like. It implies a rate near 44% on borrowings against a policy rate that peaked near 27.25%; the difference is contract financing that the statements do not separate.</w:t>
+        <w:t>The finance charge is not what it looks like. It implies a rate of 33.4% on the borrowings that carried it, against the 25.50% this model charges; the difference is contract financing that the statements do not separate.</w:t>
       </w:r>
     </w:p>
     <w:p>

--- a/engine/tmgh_study/TMGH_Valuation_Study_02-09-2026.docx
+++ b/engine/tmgh_study/TMGH_Valuation_Study_02-09-2026.docx
@@ -116,7 +116,7 @@
           <w:color w:val="1A1D21"/>
           <w:sz w:val="20"/>
         </w:rPr>
-        <w:t>Nearly half the group does not belong to TMG's shareholders. Non-controlling interests are 45.2% of consolidated equity after the 2024 hotel acquisition and the project-company structures. Every value here is shown with that minority deducted two different ways.</w:t>
+        <w:t>Nearly half the group does not belong to TMG's shareholders. Non-controlling interests are 45.2% of consolidated equity after the 2024 hotel acquisition and the project-company structures. Every value here is shown with that minority deducted three different ways.</w:t>
       </w:r>
     </w:p>
     <w:p>
@@ -260,10 +260,10 @@
         <w:tblLayout w:type="fixed"/>
       </w:tblPr>
       <w:tblGrid>
-        <w:gridCol w:w="2665"/>
+        <w:gridCol w:w="2625"/>
         <w:gridCol w:w="1151"/>
         <w:gridCol w:w="1378"/>
-        <w:gridCol w:w="1162"/>
+        <w:gridCol w:w="1202"/>
         <w:gridCol w:w="1151"/>
         <w:gridCol w:w="868"/>
         <w:gridCol w:w="868"/>
@@ -274,7 +274,7 @@
         </w:trPr>
         <w:tc>
           <w:tcPr>
-            <w:tcW w:type="dxa" w:w="2665"/>
+            <w:tcW w:type="dxa" w:w="2625"/>
           </w:tcPr>
           <w:p>
             <w:r/>
@@ -322,7 +322,7 @@
         </w:tc>
         <w:tc>
           <w:tcPr>
-            <w:tcW w:type="dxa" w:w="1162"/>
+            <w:tcW w:type="dxa" w:w="1202"/>
           </w:tcPr>
           <w:p>
             <w:r/>
@@ -391,7 +391,7 @@
         </w:trPr>
         <w:tc>
           <w:tcPr>
-            <w:tcW w:type="dxa" w:w="2665"/>
+            <w:tcW w:type="dxa" w:w="2625"/>
           </w:tcPr>
           <w:p>
             <w:r/>
@@ -442,7 +442,7 @@
         </w:tc>
         <w:tc>
           <w:tcPr>
-            <w:tcW w:type="dxa" w:w="1162"/>
+            <w:tcW w:type="dxa" w:w="1202"/>
           </w:tcPr>
           <w:p>
             <w:pPr>
@@ -519,7 +519,7 @@
         </w:trPr>
         <w:tc>
           <w:tcPr>
-            <w:tcW w:type="dxa" w:w="2665"/>
+            <w:tcW w:type="dxa" w:w="2625"/>
           </w:tcPr>
           <w:p>
             <w:r/>
@@ -570,7 +570,7 @@
         </w:tc>
         <w:tc>
           <w:tcPr>
-            <w:tcW w:type="dxa" w:w="1162"/>
+            <w:tcW w:type="dxa" w:w="1202"/>
           </w:tcPr>
           <w:p>
             <w:pPr>
@@ -647,7 +647,7 @@
         </w:trPr>
         <w:tc>
           <w:tcPr>
-            <w:tcW w:type="dxa" w:w="2665"/>
+            <w:tcW w:type="dxa" w:w="2625"/>
           </w:tcPr>
           <w:p>
             <w:r/>
@@ -698,7 +698,7 @@
         </w:tc>
         <w:tc>
           <w:tcPr>
-            <w:tcW w:type="dxa" w:w="1162"/>
+            <w:tcW w:type="dxa" w:w="1202"/>
           </w:tcPr>
           <w:p>
             <w:pPr>
@@ -775,7 +775,7 @@
         </w:trPr>
         <w:tc>
           <w:tcPr>
-            <w:tcW w:type="dxa" w:w="2665"/>
+            <w:tcW w:type="dxa" w:w="2625"/>
           </w:tcPr>
           <w:p>
             <w:r/>
@@ -826,7 +826,7 @@
         </w:tc>
         <w:tc>
           <w:tcPr>
-            <w:tcW w:type="dxa" w:w="1162"/>
+            <w:tcW w:type="dxa" w:w="1202"/>
           </w:tcPr>
           <w:p>
             <w:pPr>
@@ -11324,7 +11324,7 @@
           <w:color w:val="1A1D21"/>
           <w:sz w:val="20"/>
         </w:rPr>
-        <w:t>Nearly half the group belongs to somebody else. Non-controlling interests are 45.2% of consolidated equity, and the company does not disclose its economic share project by project, so the deduction is made two ways and both are published.</w:t>
+        <w:t>Nearly half the group belongs to somebody else. Non-controlling interests are 45.2% of consolidated equity, and the company does not disclose its economic share project by project, so the deduction is made three ways and all are published.</w:t>
       </w:r>
     </w:p>
     <w:p>

--- a/engine/tmgh_study/TMGH_Valuation_Study_02-09-2026.docx
+++ b/engine/tmgh_study/TMGH_Valuation_Study_02-09-2026.docx
@@ -14321,12 +14321,12 @@
         <w:tblLayout w:type="fixed"/>
       </w:tblPr>
       <w:tblGrid>
-        <w:gridCol w:w="3062"/>
-        <w:gridCol w:w="1134"/>
-        <w:gridCol w:w="1134"/>
-        <w:gridCol w:w="1134"/>
-        <w:gridCol w:w="1134"/>
-        <w:gridCol w:w="1134"/>
+        <w:gridCol w:w="4700"/>
+        <w:gridCol w:w="964"/>
+        <w:gridCol w:w="964"/>
+        <w:gridCol w:w="964"/>
+        <w:gridCol w:w="964"/>
+        <w:gridCol w:w="964"/>
       </w:tblGrid>
       <w:tr>
         <w:trPr>
@@ -14334,7 +14334,7 @@
         </w:trPr>
         <w:tc>
           <w:tcPr>
-            <w:tcW w:type="dxa" w:w="3061"/>
+            <w:tcW w:type="dxa" w:w="4700"/>
           </w:tcPr>
           <w:p>
             <w:r/>
@@ -14350,7 +14350,7 @@
         </w:tc>
         <w:tc>
           <w:tcPr>
-            <w:tcW w:type="dxa" w:w="1134"/>
+            <w:tcW w:type="dxa" w:w="964"/>
           </w:tcPr>
           <w:p>
             <w:r/>
@@ -14366,7 +14366,7 @@
         </w:tc>
         <w:tc>
           <w:tcPr>
-            <w:tcW w:type="dxa" w:w="1134"/>
+            <w:tcW w:type="dxa" w:w="964"/>
           </w:tcPr>
           <w:p>
             <w:r/>
@@ -14382,7 +14382,7 @@
         </w:tc>
         <w:tc>
           <w:tcPr>
-            <w:tcW w:type="dxa" w:w="1134"/>
+            <w:tcW w:type="dxa" w:w="964"/>
           </w:tcPr>
           <w:p>
             <w:r/>
@@ -14398,7 +14398,7 @@
         </w:tc>
         <w:tc>
           <w:tcPr>
-            <w:tcW w:type="dxa" w:w="1134"/>
+            <w:tcW w:type="dxa" w:w="964"/>
           </w:tcPr>
           <w:p>
             <w:r/>
@@ -14414,7 +14414,7 @@
         </w:tc>
         <w:tc>
           <w:tcPr>
-            <w:tcW w:type="dxa" w:w="1134"/>
+            <w:tcW w:type="dxa" w:w="964"/>
           </w:tcPr>
           <w:p>
             <w:r/>
@@ -14435,106 +14435,106 @@
         </w:trPr>
         <w:tc>
           <w:tcPr>
-            <w:tcW w:type="dxa" w:w="3061"/>
-          </w:tcPr>
-          <w:p>
-            <w:r/>
-            <w:r>
-              <w:rPr>
-                <w:color w:val="1A1D21"/>
-                <w:sz w:val="17"/>
-              </w:rPr>
-              <w:t>Operating cash flow</w:t>
-            </w:r>
-          </w:p>
-        </w:tc>
-        <w:tc>
-          <w:tcPr>
-            <w:tcW w:type="dxa" w:w="1134"/>
-          </w:tcPr>
-          <w:p>
-            <w:pPr>
-              <w:jc w:val="right"/>
-            </w:pPr>
-            <w:r/>
-            <w:r>
-              <w:rPr>
-                <w:color w:val="1A1D21"/>
-                <w:sz w:val="17"/>
-              </w:rPr>
-              <w:t>35,659</w:t>
-            </w:r>
-          </w:p>
-        </w:tc>
-        <w:tc>
-          <w:tcPr>
-            <w:tcW w:type="dxa" w:w="1134"/>
-          </w:tcPr>
-          <w:p>
-            <w:pPr>
-              <w:jc w:val="right"/>
-            </w:pPr>
-            <w:r/>
-            <w:r>
-              <w:rPr>
-                <w:color w:val="1A1D21"/>
-                <w:sz w:val="17"/>
-              </w:rPr>
-              <w:t>52,873</w:t>
-            </w:r>
-          </w:p>
-        </w:tc>
-        <w:tc>
-          <w:tcPr>
-            <w:tcW w:type="dxa" w:w="1134"/>
-          </w:tcPr>
-          <w:p>
-            <w:pPr>
-              <w:jc w:val="right"/>
-            </w:pPr>
-            <w:r/>
-            <w:r>
-              <w:rPr>
-                <w:color w:val="1A1D21"/>
-                <w:sz w:val="17"/>
-              </w:rPr>
-              <w:t>70,758</w:t>
-            </w:r>
-          </w:p>
-        </w:tc>
-        <w:tc>
-          <w:tcPr>
-            <w:tcW w:type="dxa" w:w="1134"/>
-          </w:tcPr>
-          <w:p>
-            <w:pPr>
-              <w:jc w:val="right"/>
-            </w:pPr>
-            <w:r/>
-            <w:r>
-              <w:rPr>
-                <w:color w:val="1A1D21"/>
-                <w:sz w:val="17"/>
-              </w:rPr>
-              <w:t>90,445</w:t>
-            </w:r>
-          </w:p>
-        </w:tc>
-        <w:tc>
-          <w:tcPr>
-            <w:tcW w:type="dxa" w:w="1134"/>
-          </w:tcPr>
-          <w:p>
-            <w:pPr>
-              <w:jc w:val="right"/>
-            </w:pPr>
-            <w:r/>
-            <w:r>
-              <w:rPr>
-                <w:color w:val="1A1D21"/>
-                <w:sz w:val="17"/>
-              </w:rPr>
-              <w:t>112,982</w:t>
+            <w:tcW w:type="dxa" w:w="4700"/>
+          </w:tcPr>
+          <w:p>
+            <w:r/>
+            <w:r>
+              <w:rPr>
+                <w:color w:val="1A1D21"/>
+                <w:sz w:val="17"/>
+              </w:rPr>
+              <w:t>Net profit</w:t>
+            </w:r>
+          </w:p>
+        </w:tc>
+        <w:tc>
+          <w:tcPr>
+            <w:tcW w:type="dxa" w:w="964"/>
+          </w:tcPr>
+          <w:p>
+            <w:pPr>
+              <w:jc w:val="right"/>
+            </w:pPr>
+            <w:r/>
+            <w:r>
+              <w:rPr>
+                <w:color w:val="1A1D21"/>
+                <w:sz w:val="17"/>
+              </w:rPr>
+              <w:t>23,122</w:t>
+            </w:r>
+          </w:p>
+        </w:tc>
+        <w:tc>
+          <w:tcPr>
+            <w:tcW w:type="dxa" w:w="964"/>
+          </w:tcPr>
+          <w:p>
+            <w:pPr>
+              <w:jc w:val="right"/>
+            </w:pPr>
+            <w:r/>
+            <w:r>
+              <w:rPr>
+                <w:color w:val="1A1D21"/>
+                <w:sz w:val="17"/>
+              </w:rPr>
+              <w:t>30,416</w:t>
+            </w:r>
+          </w:p>
+        </w:tc>
+        <w:tc>
+          <w:tcPr>
+            <w:tcW w:type="dxa" w:w="964"/>
+          </w:tcPr>
+          <w:p>
+            <w:pPr>
+              <w:jc w:val="right"/>
+            </w:pPr>
+            <w:r/>
+            <w:r>
+              <w:rPr>
+                <w:color w:val="1A1D21"/>
+                <w:sz w:val="17"/>
+              </w:rPr>
+              <w:t>41,117</w:t>
+            </w:r>
+          </w:p>
+        </w:tc>
+        <w:tc>
+          <w:tcPr>
+            <w:tcW w:type="dxa" w:w="964"/>
+          </w:tcPr>
+          <w:p>
+            <w:pPr>
+              <w:jc w:val="right"/>
+            </w:pPr>
+            <w:r/>
+            <w:r>
+              <w:rPr>
+                <w:color w:val="1A1D21"/>
+                <w:sz w:val="17"/>
+              </w:rPr>
+              <w:t>55,262</w:t>
+            </w:r>
+          </w:p>
+        </w:tc>
+        <w:tc>
+          <w:tcPr>
+            <w:tcW w:type="dxa" w:w="964"/>
+          </w:tcPr>
+          <w:p>
+            <w:pPr>
+              <w:jc w:val="right"/>
+            </w:pPr>
+            <w:r/>
+            <w:r>
+              <w:rPr>
+                <w:color w:val="1A1D21"/>
+                <w:sz w:val="17"/>
+              </w:rPr>
+              <w:t>73,097</w:t>
             </w:r>
           </w:p>
         </w:tc>
@@ -14545,106 +14545,106 @@
         </w:trPr>
         <w:tc>
           <w:tcPr>
-            <w:tcW w:type="dxa" w:w="3061"/>
-          </w:tcPr>
-          <w:p>
-            <w:r/>
-            <w:r>
-              <w:rPr>
-                <w:color w:val="1A1D21"/>
-                <w:sz w:val="17"/>
-              </w:rPr>
-              <w:t>Capital spend</w:t>
-            </w:r>
-          </w:p>
-        </w:tc>
-        <w:tc>
-          <w:tcPr>
-            <w:tcW w:type="dxa" w:w="1134"/>
-          </w:tcPr>
-          <w:p>
-            <w:pPr>
-              <w:jc w:val="right"/>
-            </w:pPr>
-            <w:r/>
-            <w:r>
-              <w:rPr>
-                <w:color w:val="1A1D21"/>
-                <w:sz w:val="17"/>
-              </w:rPr>
-              <w:t>-2,319</w:t>
-            </w:r>
-          </w:p>
-        </w:tc>
-        <w:tc>
-          <w:tcPr>
-            <w:tcW w:type="dxa" w:w="1134"/>
-          </w:tcPr>
-          <w:p>
-            <w:pPr>
-              <w:jc w:val="right"/>
-            </w:pPr>
-            <w:r/>
-            <w:r>
-              <w:rPr>
-                <w:color w:val="1A1D21"/>
-                <w:sz w:val="17"/>
-              </w:rPr>
-              <w:t>-2,793</w:t>
-            </w:r>
-          </w:p>
-        </w:tc>
-        <w:tc>
-          <w:tcPr>
-            <w:tcW w:type="dxa" w:w="1134"/>
-          </w:tcPr>
-          <w:p>
-            <w:pPr>
-              <w:jc w:val="right"/>
-            </w:pPr>
-            <w:r/>
-            <w:r>
-              <w:rPr>
-                <w:color w:val="1A1D21"/>
-                <w:sz w:val="17"/>
-              </w:rPr>
-              <w:t>-3,365</w:t>
-            </w:r>
-          </w:p>
-        </w:tc>
-        <w:tc>
-          <w:tcPr>
-            <w:tcW w:type="dxa" w:w="1134"/>
-          </w:tcPr>
-          <w:p>
-            <w:pPr>
-              <w:jc w:val="right"/>
-            </w:pPr>
-            <w:r/>
-            <w:r>
-              <w:rPr>
-                <w:color w:val="1A1D21"/>
-                <w:sz w:val="17"/>
-              </w:rPr>
-              <w:t>-4,053</w:t>
-            </w:r>
-          </w:p>
-        </w:tc>
-        <w:tc>
-          <w:tcPr>
-            <w:tcW w:type="dxa" w:w="1134"/>
-          </w:tcPr>
-          <w:p>
-            <w:pPr>
-              <w:jc w:val="right"/>
-            </w:pPr>
-            <w:r/>
-            <w:r>
-              <w:rPr>
-                <w:color w:val="1A1D21"/>
-                <w:sz w:val="17"/>
-              </w:rPr>
-              <w:t>-4,883</w:t>
+            <w:tcW w:type="dxa" w:w="4700"/>
+          </w:tcPr>
+          <w:p>
+            <w:r/>
+            <w:r>
+              <w:rPr>
+                <w:color w:val="1A1D21"/>
+                <w:sz w:val="17"/>
+              </w:rPr>
+              <w:t>add back depreciation and amortisation</w:t>
+            </w:r>
+          </w:p>
+        </w:tc>
+        <w:tc>
+          <w:tcPr>
+            <w:tcW w:type="dxa" w:w="964"/>
+          </w:tcPr>
+          <w:p>
+            <w:pPr>
+              <w:jc w:val="right"/>
+            </w:pPr>
+            <w:r/>
+            <w:r>
+              <w:rPr>
+                <w:color w:val="1A1D21"/>
+                <w:sz w:val="17"/>
+              </w:rPr>
+              <w:t>1,143</w:t>
+            </w:r>
+          </w:p>
+        </w:tc>
+        <w:tc>
+          <w:tcPr>
+            <w:tcW w:type="dxa" w:w="964"/>
+          </w:tcPr>
+          <w:p>
+            <w:pPr>
+              <w:jc w:val="right"/>
+            </w:pPr>
+            <w:r/>
+            <w:r>
+              <w:rPr>
+                <w:color w:val="1A1D21"/>
+                <w:sz w:val="17"/>
+              </w:rPr>
+              <w:t>1,157</w:t>
+            </w:r>
+          </w:p>
+        </w:tc>
+        <w:tc>
+          <w:tcPr>
+            <w:tcW w:type="dxa" w:w="964"/>
+          </w:tcPr>
+          <w:p>
+            <w:pPr>
+              <w:jc w:val="right"/>
+            </w:pPr>
+            <w:r/>
+            <w:r>
+              <w:rPr>
+                <w:color w:val="1A1D21"/>
+                <w:sz w:val="17"/>
+              </w:rPr>
+              <w:t>1,176</w:t>
+            </w:r>
+          </w:p>
+        </w:tc>
+        <w:tc>
+          <w:tcPr>
+            <w:tcW w:type="dxa" w:w="964"/>
+          </w:tcPr>
+          <w:p>
+            <w:pPr>
+              <w:jc w:val="right"/>
+            </w:pPr>
+            <w:r/>
+            <w:r>
+              <w:rPr>
+                <w:color w:val="1A1D21"/>
+                <w:sz w:val="17"/>
+              </w:rPr>
+              <w:t>1,203</w:t>
+            </w:r>
+          </w:p>
+        </w:tc>
+        <w:tc>
+          <w:tcPr>
+            <w:tcW w:type="dxa" w:w="964"/>
+          </w:tcPr>
+          <w:p>
+            <w:pPr>
+              <w:jc w:val="right"/>
+            </w:pPr>
+            <w:r/>
+            <w:r>
+              <w:rPr>
+                <w:color w:val="1A1D21"/>
+                <w:sz w:val="17"/>
+              </w:rPr>
+              <w:t>1,237</w:t>
             </w:r>
           </w:p>
         </w:tc>
@@ -14655,106 +14655,106 @@
         </w:trPr>
         <w:tc>
           <w:tcPr>
-            <w:tcW w:type="dxa" w:w="3061"/>
-          </w:tcPr>
-          <w:p>
-            <w:r/>
-            <w:r>
-              <w:rPr>
-                <w:color w:val="1A1D21"/>
-                <w:sz w:val="17"/>
-              </w:rPr>
-              <w:t>Dividends</w:t>
-            </w:r>
-          </w:p>
-        </w:tc>
-        <w:tc>
-          <w:tcPr>
-            <w:tcW w:type="dxa" w:w="1134"/>
-          </w:tcPr>
-          <w:p>
-            <w:pPr>
-              <w:jc w:val="right"/>
-            </w:pPr>
-            <w:r/>
-            <w:r>
-              <w:rPr>
-                <w:color w:val="1A1D21"/>
-                <w:sz w:val="17"/>
-              </w:rPr>
-              <w:t>-3,800</w:t>
-            </w:r>
-          </w:p>
-        </w:tc>
-        <w:tc>
-          <w:tcPr>
-            <w:tcW w:type="dxa" w:w="1134"/>
-          </w:tcPr>
-          <w:p>
-            <w:pPr>
-              <w:jc w:val="right"/>
-            </w:pPr>
-            <w:r/>
-            <w:r>
-              <w:rPr>
-                <w:color w:val="1A1D21"/>
-                <w:sz w:val="17"/>
-              </w:rPr>
-              <w:t>-4,999</w:t>
-            </w:r>
-          </w:p>
-        </w:tc>
-        <w:tc>
-          <w:tcPr>
-            <w:tcW w:type="dxa" w:w="1134"/>
-          </w:tcPr>
-          <w:p>
-            <w:pPr>
-              <w:jc w:val="right"/>
-            </w:pPr>
-            <w:r/>
-            <w:r>
-              <w:rPr>
-                <w:color w:val="1A1D21"/>
-                <w:sz w:val="17"/>
-              </w:rPr>
-              <w:t>-6,758</w:t>
-            </w:r>
-          </w:p>
-        </w:tc>
-        <w:tc>
-          <w:tcPr>
-            <w:tcW w:type="dxa" w:w="1134"/>
-          </w:tcPr>
-          <w:p>
-            <w:pPr>
-              <w:jc w:val="right"/>
-            </w:pPr>
-            <w:r/>
-            <w:r>
-              <w:rPr>
-                <w:color w:val="1A1D21"/>
-                <w:sz w:val="17"/>
-              </w:rPr>
-              <w:t>-9,083</w:t>
-            </w:r>
-          </w:p>
-        </w:tc>
-        <w:tc>
-          <w:tcPr>
-            <w:tcW w:type="dxa" w:w="1134"/>
-          </w:tcPr>
-          <w:p>
-            <w:pPr>
-              <w:jc w:val="right"/>
-            </w:pPr>
-            <w:r/>
-            <w:r>
-              <w:rPr>
-                <w:color w:val="1A1D21"/>
-                <w:sz w:val="17"/>
-              </w:rPr>
-              <w:t>-12,014</w:t>
+            <w:tcW w:type="dxa" w:w="4700"/>
+          </w:tcPr>
+          <w:p>
+            <w:r/>
+            <w:r>
+              <w:rPr>
+                <w:color w:val="1A1D21"/>
+                <w:sz w:val="17"/>
+              </w:rPr>
+              <w:t>Movement in money collected ahead of handover</w:t>
+            </w:r>
+          </w:p>
+        </w:tc>
+        <w:tc>
+          <w:tcPr>
+            <w:tcW w:type="dxa" w:w="964"/>
+          </w:tcPr>
+          <w:p>
+            <w:pPr>
+              <w:jc w:val="right"/>
+            </w:pPr>
+            <w:r/>
+            <w:r>
+              <w:rPr>
+                <w:color w:val="1A1D21"/>
+                <w:sz w:val="17"/>
+              </w:rPr>
+              <w:t>10,539</w:t>
+            </w:r>
+          </w:p>
+        </w:tc>
+        <w:tc>
+          <w:tcPr>
+            <w:tcW w:type="dxa" w:w="964"/>
+          </w:tcPr>
+          <w:p>
+            <w:pPr>
+              <w:jc w:val="right"/>
+            </w:pPr>
+            <w:r/>
+            <w:r>
+              <w:rPr>
+                <w:color w:val="1A1D21"/>
+                <w:sz w:val="17"/>
+              </w:rPr>
+              <w:t>25,850</w:t>
+            </w:r>
+          </w:p>
+        </w:tc>
+        <w:tc>
+          <w:tcPr>
+            <w:tcW w:type="dxa" w:w="964"/>
+          </w:tcPr>
+          <w:p>
+            <w:pPr>
+              <w:jc w:val="right"/>
+            </w:pPr>
+            <w:r/>
+            <w:r>
+              <w:rPr>
+                <w:color w:val="1A1D21"/>
+                <w:sz w:val="17"/>
+              </w:rPr>
+              <w:t>40,232</w:t>
+            </w:r>
+          </w:p>
+        </w:tc>
+        <w:tc>
+          <w:tcPr>
+            <w:tcW w:type="dxa" w:w="964"/>
+          </w:tcPr>
+          <w:p>
+            <w:pPr>
+              <w:jc w:val="right"/>
+            </w:pPr>
+            <w:r/>
+            <w:r>
+              <w:rPr>
+                <w:color w:val="1A1D21"/>
+                <w:sz w:val="17"/>
+              </w:rPr>
+              <w:t>54,167</w:t>
+            </w:r>
+          </w:p>
+        </w:tc>
+        <w:tc>
+          <w:tcPr>
+            <w:tcW w:type="dxa" w:w="964"/>
+          </w:tcPr>
+          <w:p>
+            <w:pPr>
+              <w:jc w:val="right"/>
+            </w:pPr>
+            <w:r/>
+            <w:r>
+              <w:rPr>
+                <w:color w:val="1A1D21"/>
+                <w:sz w:val="17"/>
+              </w:rPr>
+              <w:t>68,095</w:t>
             </w:r>
           </w:p>
         </w:tc>
@@ -14765,106 +14765,106 @@
         </w:trPr>
         <w:tc>
           <w:tcPr>
-            <w:tcW w:type="dxa" w:w="3061"/>
-          </w:tcPr>
-          <w:p>
-            <w:r/>
-            <w:r>
-              <w:rPr>
-                <w:color w:val="1A1D21"/>
-                <w:sz w:val="17"/>
-              </w:rPr>
-              <w:t>Movement in money collected ahead of handover</w:t>
-            </w:r>
-          </w:p>
-        </w:tc>
-        <w:tc>
-          <w:tcPr>
-            <w:tcW w:type="dxa" w:w="1134"/>
-          </w:tcPr>
-          <w:p>
-            <w:pPr>
-              <w:jc w:val="right"/>
-            </w:pPr>
-            <w:r/>
-            <w:r>
-              <w:rPr>
-                <w:color w:val="1A1D21"/>
-                <w:sz w:val="17"/>
-              </w:rPr>
-              <w:t>10,539</w:t>
-            </w:r>
-          </w:p>
-        </w:tc>
-        <w:tc>
-          <w:tcPr>
-            <w:tcW w:type="dxa" w:w="1134"/>
-          </w:tcPr>
-          <w:p>
-            <w:pPr>
-              <w:jc w:val="right"/>
-            </w:pPr>
-            <w:r/>
-            <w:r>
-              <w:rPr>
-                <w:color w:val="1A1D21"/>
-                <w:sz w:val="17"/>
-              </w:rPr>
-              <w:t>25,850</w:t>
-            </w:r>
-          </w:p>
-        </w:tc>
-        <w:tc>
-          <w:tcPr>
-            <w:tcW w:type="dxa" w:w="1134"/>
-          </w:tcPr>
-          <w:p>
-            <w:pPr>
-              <w:jc w:val="right"/>
-            </w:pPr>
-            <w:r/>
-            <w:r>
-              <w:rPr>
-                <w:color w:val="1A1D21"/>
-                <w:sz w:val="17"/>
-              </w:rPr>
-              <w:t>40,232</w:t>
-            </w:r>
-          </w:p>
-        </w:tc>
-        <w:tc>
-          <w:tcPr>
-            <w:tcW w:type="dxa" w:w="1134"/>
-          </w:tcPr>
-          <w:p>
-            <w:pPr>
-              <w:jc w:val="right"/>
-            </w:pPr>
-            <w:r/>
-            <w:r>
-              <w:rPr>
-                <w:color w:val="1A1D21"/>
-                <w:sz w:val="17"/>
-              </w:rPr>
-              <w:t>54,167</w:t>
-            </w:r>
-          </w:p>
-        </w:tc>
-        <w:tc>
-          <w:tcPr>
-            <w:tcW w:type="dxa" w:w="1134"/>
-          </w:tcPr>
-          <w:p>
-            <w:pPr>
-              <w:jc w:val="right"/>
-            </w:pPr>
-            <w:r/>
-            <w:r>
-              <w:rPr>
-                <w:color w:val="1A1D21"/>
-                <w:sz w:val="17"/>
-              </w:rPr>
-              <w:t>68,095</w:t>
+            <w:tcW w:type="dxa" w:w="4700"/>
+          </w:tcPr>
+          <w:p>
+            <w:r/>
+            <w:r>
+              <w:rPr>
+                <w:color w:val="1A1D21"/>
+                <w:sz w:val="17"/>
+              </w:rPr>
+              <w:t>Movement in homes built ahead of handover</w:t>
+            </w:r>
+          </w:p>
+        </w:tc>
+        <w:tc>
+          <w:tcPr>
+            <w:tcW w:type="dxa" w:w="964"/>
+          </w:tcPr>
+          <w:p>
+            <w:pPr>
+              <w:jc w:val="right"/>
+            </w:pPr>
+            <w:r/>
+            <w:r>
+              <w:rPr>
+                <w:color w:val="1A1D21"/>
+                <w:sz w:val="17"/>
+              </w:rPr>
+              <w:t>855</w:t>
+            </w:r>
+          </w:p>
+        </w:tc>
+        <w:tc>
+          <w:tcPr>
+            <w:tcW w:type="dxa" w:w="964"/>
+          </w:tcPr>
+          <w:p>
+            <w:pPr>
+              <w:jc w:val="right"/>
+            </w:pPr>
+            <w:r/>
+            <w:r>
+              <w:rPr>
+                <w:color w:val="1A1D21"/>
+                <w:sz w:val="17"/>
+              </w:rPr>
+              <w:t>-4,550</w:t>
+            </w:r>
+          </w:p>
+        </w:tc>
+        <w:tc>
+          <w:tcPr>
+            <w:tcW w:type="dxa" w:w="964"/>
+          </w:tcPr>
+          <w:p>
+            <w:pPr>
+              <w:jc w:val="right"/>
+            </w:pPr>
+            <w:r/>
+            <w:r>
+              <w:rPr>
+                <w:color w:val="1A1D21"/>
+                <w:sz w:val="17"/>
+              </w:rPr>
+              <w:t>-11,768</w:t>
+            </w:r>
+          </w:p>
+        </w:tc>
+        <w:tc>
+          <w:tcPr>
+            <w:tcW w:type="dxa" w:w="964"/>
+          </w:tcPr>
+          <w:p>
+            <w:pPr>
+              <w:jc w:val="right"/>
+            </w:pPr>
+            <w:r/>
+            <w:r>
+              <w:rPr>
+                <w:color w:val="1A1D21"/>
+                <w:sz w:val="17"/>
+              </w:rPr>
+              <w:t>-20,186</w:t>
+            </w:r>
+          </w:p>
+        </w:tc>
+        <w:tc>
+          <w:tcPr>
+            <w:tcW w:type="dxa" w:w="964"/>
+          </w:tcPr>
+          <w:p>
+            <w:pPr>
+              <w:jc w:val="right"/>
+            </w:pPr>
+            <w:r/>
+            <w:r>
+              <w:rPr>
+                <w:color w:val="1A1D21"/>
+                <w:sz w:val="17"/>
+              </w:rPr>
+              <w:t>-29,447</w:t>
             </w:r>
           </w:p>
         </w:tc>
@@ -14875,106 +14875,106 @@
         </w:trPr>
         <w:tc>
           <w:tcPr>
-            <w:tcW w:type="dxa" w:w="3061"/>
-          </w:tcPr>
-          <w:p>
-            <w:r/>
-            <w:r>
-              <w:rPr>
-                <w:color w:val="1A1D21"/>
-                <w:sz w:val="17"/>
-              </w:rPr>
-              <w:t>Movement in homes built ahead of handover</w:t>
-            </w:r>
-          </w:p>
-        </w:tc>
-        <w:tc>
-          <w:tcPr>
-            <w:tcW w:type="dxa" w:w="1134"/>
-          </w:tcPr>
-          <w:p>
-            <w:pPr>
-              <w:jc w:val="right"/>
-            </w:pPr>
-            <w:r/>
-            <w:r>
-              <w:rPr>
-                <w:color w:val="1A1D21"/>
-                <w:sz w:val="17"/>
-              </w:rPr>
-              <w:t>855</w:t>
-            </w:r>
-          </w:p>
-        </w:tc>
-        <w:tc>
-          <w:tcPr>
-            <w:tcW w:type="dxa" w:w="1134"/>
-          </w:tcPr>
-          <w:p>
-            <w:pPr>
-              <w:jc w:val="right"/>
-            </w:pPr>
-            <w:r/>
-            <w:r>
-              <w:rPr>
-                <w:color w:val="1A1D21"/>
-                <w:sz w:val="17"/>
-              </w:rPr>
-              <w:t>-4,550</w:t>
-            </w:r>
-          </w:p>
-        </w:tc>
-        <w:tc>
-          <w:tcPr>
-            <w:tcW w:type="dxa" w:w="1134"/>
-          </w:tcPr>
-          <w:p>
-            <w:pPr>
-              <w:jc w:val="right"/>
-            </w:pPr>
-            <w:r/>
-            <w:r>
-              <w:rPr>
-                <w:color w:val="1A1D21"/>
-                <w:sz w:val="17"/>
-              </w:rPr>
-              <w:t>-11,768</w:t>
-            </w:r>
-          </w:p>
-        </w:tc>
-        <w:tc>
-          <w:tcPr>
-            <w:tcW w:type="dxa" w:w="1134"/>
-          </w:tcPr>
-          <w:p>
-            <w:pPr>
-              <w:jc w:val="right"/>
-            </w:pPr>
-            <w:r/>
-            <w:r>
-              <w:rPr>
-                <w:color w:val="1A1D21"/>
-                <w:sz w:val="17"/>
-              </w:rPr>
-              <w:t>-20,186</w:t>
-            </w:r>
-          </w:p>
-        </w:tc>
-        <w:tc>
-          <w:tcPr>
-            <w:tcW w:type="dxa" w:w="1134"/>
-          </w:tcPr>
-          <w:p>
-            <w:pPr>
-              <w:jc w:val="right"/>
-            </w:pPr>
-            <w:r/>
-            <w:r>
-              <w:rPr>
-                <w:color w:val="1A1D21"/>
-                <w:sz w:val="17"/>
-              </w:rPr>
-              <w:t>-29,447</w:t>
+            <w:tcW w:type="dxa" w:w="4700"/>
+          </w:tcPr>
+          <w:p>
+            <w:r/>
+            <w:r>
+              <w:rPr>
+                <w:color w:val="1A1D21"/>
+                <w:sz w:val="17"/>
+              </w:rPr>
+              <w:t>Operating cash flow</w:t>
+            </w:r>
+          </w:p>
+        </w:tc>
+        <w:tc>
+          <w:tcPr>
+            <w:tcW w:type="dxa" w:w="964"/>
+          </w:tcPr>
+          <w:p>
+            <w:pPr>
+              <w:jc w:val="right"/>
+            </w:pPr>
+            <w:r/>
+            <w:r>
+              <w:rPr>
+                <w:color w:val="1A1D21"/>
+                <w:sz w:val="17"/>
+              </w:rPr>
+              <w:t>35,659</w:t>
+            </w:r>
+          </w:p>
+        </w:tc>
+        <w:tc>
+          <w:tcPr>
+            <w:tcW w:type="dxa" w:w="964"/>
+          </w:tcPr>
+          <w:p>
+            <w:pPr>
+              <w:jc w:val="right"/>
+            </w:pPr>
+            <w:r/>
+            <w:r>
+              <w:rPr>
+                <w:color w:val="1A1D21"/>
+                <w:sz w:val="17"/>
+              </w:rPr>
+              <w:t>52,873</w:t>
+            </w:r>
+          </w:p>
+        </w:tc>
+        <w:tc>
+          <w:tcPr>
+            <w:tcW w:type="dxa" w:w="964"/>
+          </w:tcPr>
+          <w:p>
+            <w:pPr>
+              <w:jc w:val="right"/>
+            </w:pPr>
+            <w:r/>
+            <w:r>
+              <w:rPr>
+                <w:color w:val="1A1D21"/>
+                <w:sz w:val="17"/>
+              </w:rPr>
+              <w:t>70,758</w:t>
+            </w:r>
+          </w:p>
+        </w:tc>
+        <w:tc>
+          <w:tcPr>
+            <w:tcW w:type="dxa" w:w="964"/>
+          </w:tcPr>
+          <w:p>
+            <w:pPr>
+              <w:jc w:val="right"/>
+            </w:pPr>
+            <w:r/>
+            <w:r>
+              <w:rPr>
+                <w:color w:val="1A1D21"/>
+                <w:sz w:val="17"/>
+              </w:rPr>
+              <w:t>90,445</w:t>
+            </w:r>
+          </w:p>
+        </w:tc>
+        <w:tc>
+          <w:tcPr>
+            <w:tcW w:type="dxa" w:w="964"/>
+          </w:tcPr>
+          <w:p>
+            <w:pPr>
+              <w:jc w:val="right"/>
+            </w:pPr>
+            <w:r/>
+            <w:r>
+              <w:rPr>
+                <w:color w:val="1A1D21"/>
+                <w:sz w:val="17"/>
+              </w:rPr>
+              <w:t>112,982</w:t>
             </w:r>
           </w:p>
         </w:tc>
@@ -14985,106 +14985,106 @@
         </w:trPr>
         <w:tc>
           <w:tcPr>
-            <w:tcW w:type="dxa" w:w="3061"/>
-          </w:tcPr>
-          <w:p>
-            <w:r/>
-            <w:r>
-              <w:rPr>
-                <w:color w:val="1A1D21"/>
-                <w:sz w:val="17"/>
-              </w:rPr>
-              <w:t>Free cash flow to the firm</w:t>
-            </w:r>
-          </w:p>
-        </w:tc>
-        <w:tc>
-          <w:tcPr>
-            <w:tcW w:type="dxa" w:w="1134"/>
-          </w:tcPr>
-          <w:p>
-            <w:pPr>
-              <w:jc w:val="right"/>
-            </w:pPr>
-            <w:r/>
-            <w:r>
-              <w:rPr>
-                <w:color w:val="1A1D21"/>
-                <w:sz w:val="17"/>
-              </w:rPr>
-              <w:t>24,855</w:t>
-            </w:r>
-          </w:p>
-        </w:tc>
-        <w:tc>
-          <w:tcPr>
-            <w:tcW w:type="dxa" w:w="1134"/>
-          </w:tcPr>
-          <w:p>
-            <w:pPr>
-              <w:jc w:val="right"/>
-            </w:pPr>
-            <w:r/>
-            <w:r>
-              <w:rPr>
-                <w:color w:val="1A1D21"/>
-                <w:sz w:val="17"/>
-              </w:rPr>
-              <w:t>37,016</w:t>
-            </w:r>
-          </w:p>
-        </w:tc>
-        <w:tc>
-          <w:tcPr>
-            <w:tcW w:type="dxa" w:w="1134"/>
-          </w:tcPr>
-          <w:p>
-            <w:pPr>
-              <w:jc w:val="right"/>
-            </w:pPr>
-            <w:r/>
-            <w:r>
-              <w:rPr>
-                <w:color w:val="1A1D21"/>
-                <w:sz w:val="17"/>
-              </w:rPr>
-              <w:t>47,341</w:t>
-            </w:r>
-          </w:p>
-        </w:tc>
-        <w:tc>
-          <w:tcPr>
-            <w:tcW w:type="dxa" w:w="1134"/>
-          </w:tcPr>
-          <w:p>
-            <w:pPr>
-              <w:jc w:val="right"/>
-            </w:pPr>
-            <w:r/>
-            <w:r>
-              <w:rPr>
-                <w:color w:val="1A1D21"/>
-                <w:sz w:val="17"/>
-              </w:rPr>
-              <w:t>56,942</w:t>
-            </w:r>
-          </w:p>
-        </w:tc>
-        <w:tc>
-          <w:tcPr>
-            <w:tcW w:type="dxa" w:w="1134"/>
-          </w:tcPr>
-          <w:p>
-            <w:pPr>
-              <w:jc w:val="right"/>
-            </w:pPr>
-            <w:r/>
-            <w:r>
-              <w:rPr>
-                <w:color w:val="1A1D21"/>
-                <w:sz w:val="17"/>
-              </w:rPr>
-              <w:t>66,666</w:t>
+            <w:tcW w:type="dxa" w:w="4700"/>
+          </w:tcPr>
+          <w:p>
+            <w:r/>
+            <w:r>
+              <w:rPr>
+                <w:color w:val="1A1D21"/>
+                <w:sz w:val="17"/>
+              </w:rPr>
+              <w:t>Capital spend</w:t>
+            </w:r>
+          </w:p>
+        </w:tc>
+        <w:tc>
+          <w:tcPr>
+            <w:tcW w:type="dxa" w:w="964"/>
+          </w:tcPr>
+          <w:p>
+            <w:pPr>
+              <w:jc w:val="right"/>
+            </w:pPr>
+            <w:r/>
+            <w:r>
+              <w:rPr>
+                <w:color w:val="1A1D21"/>
+                <w:sz w:val="17"/>
+              </w:rPr>
+              <w:t>-2,319</w:t>
+            </w:r>
+          </w:p>
+        </w:tc>
+        <w:tc>
+          <w:tcPr>
+            <w:tcW w:type="dxa" w:w="964"/>
+          </w:tcPr>
+          <w:p>
+            <w:pPr>
+              <w:jc w:val="right"/>
+            </w:pPr>
+            <w:r/>
+            <w:r>
+              <w:rPr>
+                <w:color w:val="1A1D21"/>
+                <w:sz w:val="17"/>
+              </w:rPr>
+              <w:t>-2,793</w:t>
+            </w:r>
+          </w:p>
+        </w:tc>
+        <w:tc>
+          <w:tcPr>
+            <w:tcW w:type="dxa" w:w="964"/>
+          </w:tcPr>
+          <w:p>
+            <w:pPr>
+              <w:jc w:val="right"/>
+            </w:pPr>
+            <w:r/>
+            <w:r>
+              <w:rPr>
+                <w:color w:val="1A1D21"/>
+                <w:sz w:val="17"/>
+              </w:rPr>
+              <w:t>-3,365</w:t>
+            </w:r>
+          </w:p>
+        </w:tc>
+        <w:tc>
+          <w:tcPr>
+            <w:tcW w:type="dxa" w:w="964"/>
+          </w:tcPr>
+          <w:p>
+            <w:pPr>
+              <w:jc w:val="right"/>
+            </w:pPr>
+            <w:r/>
+            <w:r>
+              <w:rPr>
+                <w:color w:val="1A1D21"/>
+                <w:sz w:val="17"/>
+              </w:rPr>
+              <w:t>-4,053</w:t>
+            </w:r>
+          </w:p>
+        </w:tc>
+        <w:tc>
+          <w:tcPr>
+            <w:tcW w:type="dxa" w:w="964"/>
+          </w:tcPr>
+          <w:p>
+            <w:pPr>
+              <w:jc w:val="right"/>
+            </w:pPr>
+            <w:r/>
+            <w:r>
+              <w:rPr>
+                <w:color w:val="1A1D21"/>
+                <w:sz w:val="17"/>
+              </w:rPr>
+              <w:t>-4,883</w:t>
             </w:r>
           </w:p>
         </w:tc>
@@ -15095,106 +15095,106 @@
         </w:trPr>
         <w:tc>
           <w:tcPr>
-            <w:tcW w:type="dxa" w:w="3061"/>
-          </w:tcPr>
-          <w:p>
-            <w:r/>
-            <w:r>
-              <w:rPr>
-                <w:color w:val="1A1D21"/>
-                <w:sz w:val="17"/>
-              </w:rPr>
-              <w:t>Cash and deposits, closing</w:t>
-            </w:r>
-          </w:p>
-        </w:tc>
-        <w:tc>
-          <w:tcPr>
-            <w:tcW w:type="dxa" w:w="1134"/>
-          </w:tcPr>
-          <w:p>
-            <w:pPr>
-              <w:jc w:val="right"/>
-            </w:pPr>
-            <w:r/>
-            <w:r>
-              <w:rPr>
-                <w:color w:val="1A1D21"/>
-                <w:sz w:val="17"/>
-              </w:rPr>
-              <w:t>105,313</w:t>
-            </w:r>
-          </w:p>
-        </w:tc>
-        <w:tc>
-          <w:tcPr>
-            <w:tcW w:type="dxa" w:w="1134"/>
-          </w:tcPr>
-          <w:p>
-            <w:pPr>
-              <w:jc w:val="right"/>
-            </w:pPr>
-            <w:r/>
-            <w:r>
-              <w:rPr>
-                <w:color w:val="1A1D21"/>
-                <w:sz w:val="17"/>
-              </w:rPr>
-              <w:t>150,394</w:t>
-            </w:r>
-          </w:p>
-        </w:tc>
-        <w:tc>
-          <w:tcPr>
-            <w:tcW w:type="dxa" w:w="1134"/>
-          </w:tcPr>
-          <w:p>
-            <w:pPr>
-              <w:jc w:val="right"/>
-            </w:pPr>
-            <w:r/>
-            <w:r>
-              <w:rPr>
-                <w:color w:val="1A1D21"/>
-                <w:sz w:val="17"/>
-              </w:rPr>
-              <w:t>211,029</w:t>
-            </w:r>
-          </w:p>
-        </w:tc>
-        <w:tc>
-          <w:tcPr>
-            <w:tcW w:type="dxa" w:w="1134"/>
-          </w:tcPr>
-          <w:p>
-            <w:pPr>
-              <w:jc w:val="right"/>
-            </w:pPr>
-            <w:r/>
-            <w:r>
-              <w:rPr>
-                <w:color w:val="1A1D21"/>
-                <w:sz w:val="17"/>
-              </w:rPr>
-              <w:t>288,338</w:t>
-            </w:r>
-          </w:p>
-        </w:tc>
-        <w:tc>
-          <w:tcPr>
-            <w:tcW w:type="dxa" w:w="1134"/>
-          </w:tcPr>
-          <w:p>
-            <w:pPr>
-              <w:jc w:val="right"/>
-            </w:pPr>
-            <w:r/>
-            <w:r>
-              <w:rPr>
-                <w:color w:val="1A1D21"/>
-                <w:sz w:val="17"/>
-              </w:rPr>
-              <w:t>384,423</w:t>
+            <w:tcW w:type="dxa" w:w="4700"/>
+          </w:tcPr>
+          <w:p>
+            <w:r/>
+            <w:r>
+              <w:rPr>
+                <w:color w:val="1A1D21"/>
+                <w:sz w:val="17"/>
+              </w:rPr>
+              <w:t>Dividends</w:t>
+            </w:r>
+          </w:p>
+        </w:tc>
+        <w:tc>
+          <w:tcPr>
+            <w:tcW w:type="dxa" w:w="964"/>
+          </w:tcPr>
+          <w:p>
+            <w:pPr>
+              <w:jc w:val="right"/>
+            </w:pPr>
+            <w:r/>
+            <w:r>
+              <w:rPr>
+                <w:color w:val="1A1D21"/>
+                <w:sz w:val="17"/>
+              </w:rPr>
+              <w:t>-3,800</w:t>
+            </w:r>
+          </w:p>
+        </w:tc>
+        <w:tc>
+          <w:tcPr>
+            <w:tcW w:type="dxa" w:w="964"/>
+          </w:tcPr>
+          <w:p>
+            <w:pPr>
+              <w:jc w:val="right"/>
+            </w:pPr>
+            <w:r/>
+            <w:r>
+              <w:rPr>
+                <w:color w:val="1A1D21"/>
+                <w:sz w:val="17"/>
+              </w:rPr>
+              <w:t>-4,999</w:t>
+            </w:r>
+          </w:p>
+        </w:tc>
+        <w:tc>
+          <w:tcPr>
+            <w:tcW w:type="dxa" w:w="964"/>
+          </w:tcPr>
+          <w:p>
+            <w:pPr>
+              <w:jc w:val="right"/>
+            </w:pPr>
+            <w:r/>
+            <w:r>
+              <w:rPr>
+                <w:color w:val="1A1D21"/>
+                <w:sz w:val="17"/>
+              </w:rPr>
+              <w:t>-6,758</w:t>
+            </w:r>
+          </w:p>
+        </w:tc>
+        <w:tc>
+          <w:tcPr>
+            <w:tcW w:type="dxa" w:w="964"/>
+          </w:tcPr>
+          <w:p>
+            <w:pPr>
+              <w:jc w:val="right"/>
+            </w:pPr>
+            <w:r/>
+            <w:r>
+              <w:rPr>
+                <w:color w:val="1A1D21"/>
+                <w:sz w:val="17"/>
+              </w:rPr>
+              <w:t>-9,083</w:t>
+            </w:r>
+          </w:p>
+        </w:tc>
+        <w:tc>
+          <w:tcPr>
+            <w:tcW w:type="dxa" w:w="964"/>
+          </w:tcPr>
+          <w:p>
+            <w:pPr>
+              <w:jc w:val="right"/>
+            </w:pPr>
+            <w:r/>
+            <w:r>
+              <w:rPr>
+                <w:color w:val="1A1D21"/>
+                <w:sz w:val="17"/>
+              </w:rPr>
+              <w:t>-12,014</w:t>
             </w:r>
           </w:p>
         </w:tc>
@@ -15205,106 +15205,106 @@
         </w:trPr>
         <w:tc>
           <w:tcPr>
-            <w:tcW w:type="dxa" w:w="3061"/>
-          </w:tcPr>
-          <w:p>
-            <w:r/>
-            <w:r>
-              <w:rPr>
-                <w:color w:val="1A1D21"/>
-                <w:sz w:val="17"/>
-              </w:rPr>
-              <w:t>Properties under development, closing</w:t>
-            </w:r>
-          </w:p>
-        </w:tc>
-        <w:tc>
-          <w:tcPr>
-            <w:tcW w:type="dxa" w:w="1134"/>
-          </w:tcPr>
-          <w:p>
-            <w:pPr>
-              <w:jc w:val="right"/>
-            </w:pPr>
-            <w:r/>
-            <w:r>
-              <w:rPr>
-                <w:color w:val="1A1D21"/>
-                <w:sz w:val="17"/>
-              </w:rPr>
-              <w:t>147,460</w:t>
-            </w:r>
-          </w:p>
-        </w:tc>
-        <w:tc>
-          <w:tcPr>
-            <w:tcW w:type="dxa" w:w="1134"/>
-          </w:tcPr>
-          <w:p>
-            <w:pPr>
-              <w:jc w:val="right"/>
-            </w:pPr>
-            <w:r/>
-            <w:r>
-              <w:rPr>
-                <w:color w:val="1A1D21"/>
-                <w:sz w:val="17"/>
-              </w:rPr>
-              <w:t>152,010</w:t>
-            </w:r>
-          </w:p>
-        </w:tc>
-        <w:tc>
-          <w:tcPr>
-            <w:tcW w:type="dxa" w:w="1134"/>
-          </w:tcPr>
-          <w:p>
-            <w:pPr>
-              <w:jc w:val="right"/>
-            </w:pPr>
-            <w:r/>
-            <w:r>
-              <w:rPr>
-                <w:color w:val="1A1D21"/>
-                <w:sz w:val="17"/>
-              </w:rPr>
-              <w:t>163,778</w:t>
-            </w:r>
-          </w:p>
-        </w:tc>
-        <w:tc>
-          <w:tcPr>
-            <w:tcW w:type="dxa" w:w="1134"/>
-          </w:tcPr>
-          <w:p>
-            <w:pPr>
-              <w:jc w:val="right"/>
-            </w:pPr>
-            <w:r/>
-            <w:r>
-              <w:rPr>
-                <w:color w:val="1A1D21"/>
-                <w:sz w:val="17"/>
-              </w:rPr>
-              <w:t>183,964</w:t>
-            </w:r>
-          </w:p>
-        </w:tc>
-        <w:tc>
-          <w:tcPr>
-            <w:tcW w:type="dxa" w:w="1134"/>
-          </w:tcPr>
-          <w:p>
-            <w:pPr>
-              <w:jc w:val="right"/>
-            </w:pPr>
-            <w:r/>
-            <w:r>
-              <w:rPr>
-                <w:color w:val="1A1D21"/>
-                <w:sz w:val="17"/>
-              </w:rPr>
-              <w:t>213,411</w:t>
+            <w:tcW w:type="dxa" w:w="4700"/>
+          </w:tcPr>
+          <w:p>
+            <w:r/>
+            <w:r>
+              <w:rPr>
+                <w:color w:val="1A1D21"/>
+                <w:sz w:val="17"/>
+              </w:rPr>
+              <w:t>Free cash flow to the firm, before financing</w:t>
+            </w:r>
+          </w:p>
+        </w:tc>
+        <w:tc>
+          <w:tcPr>
+            <w:tcW w:type="dxa" w:w="964"/>
+          </w:tcPr>
+          <w:p>
+            <w:pPr>
+              <w:jc w:val="right"/>
+            </w:pPr>
+            <w:r/>
+            <w:r>
+              <w:rPr>
+                <w:color w:val="1A1D21"/>
+                <w:sz w:val="17"/>
+              </w:rPr>
+              <w:t>24,855</w:t>
+            </w:r>
+          </w:p>
+        </w:tc>
+        <w:tc>
+          <w:tcPr>
+            <w:tcW w:type="dxa" w:w="964"/>
+          </w:tcPr>
+          <w:p>
+            <w:pPr>
+              <w:jc w:val="right"/>
+            </w:pPr>
+            <w:r/>
+            <w:r>
+              <w:rPr>
+                <w:color w:val="1A1D21"/>
+                <w:sz w:val="17"/>
+              </w:rPr>
+              <w:t>37,016</w:t>
+            </w:r>
+          </w:p>
+        </w:tc>
+        <w:tc>
+          <w:tcPr>
+            <w:tcW w:type="dxa" w:w="964"/>
+          </w:tcPr>
+          <w:p>
+            <w:pPr>
+              <w:jc w:val="right"/>
+            </w:pPr>
+            <w:r/>
+            <w:r>
+              <w:rPr>
+                <w:color w:val="1A1D21"/>
+                <w:sz w:val="17"/>
+              </w:rPr>
+              <w:t>47,341</w:t>
+            </w:r>
+          </w:p>
+        </w:tc>
+        <w:tc>
+          <w:tcPr>
+            <w:tcW w:type="dxa" w:w="964"/>
+          </w:tcPr>
+          <w:p>
+            <w:pPr>
+              <w:jc w:val="right"/>
+            </w:pPr>
+            <w:r/>
+            <w:r>
+              <w:rPr>
+                <w:color w:val="1A1D21"/>
+                <w:sz w:val="17"/>
+              </w:rPr>
+              <w:t>56,942</w:t>
+            </w:r>
+          </w:p>
+        </w:tc>
+        <w:tc>
+          <w:tcPr>
+            <w:tcW w:type="dxa" w:w="964"/>
+          </w:tcPr>
+          <w:p>
+            <w:pPr>
+              <w:jc w:val="right"/>
+            </w:pPr>
+            <w:r/>
+            <w:r>
+              <w:rPr>
+                <w:color w:val="1A1D21"/>
+                <w:sz w:val="17"/>
+              </w:rPr>
+              <w:t>66,666</w:t>
             </w:r>
           </w:p>
         </w:tc>
@@ -15315,106 +15315,106 @@
         </w:trPr>
         <w:tc>
           <w:tcPr>
-            <w:tcW w:type="dxa" w:w="3061"/>
-          </w:tcPr>
-          <w:p>
-            <w:r/>
-            <w:r>
-              <w:rPr>
-                <w:color w:val="1A1D21"/>
-                <w:sz w:val="17"/>
-              </w:rPr>
-              <w:t>Customer advances, closing</w:t>
-            </w:r>
-          </w:p>
-        </w:tc>
-        <w:tc>
-          <w:tcPr>
-            <w:tcW w:type="dxa" w:w="1134"/>
-          </w:tcPr>
-          <w:p>
-            <w:pPr>
-              <w:jc w:val="right"/>
-            </w:pPr>
-            <w:r/>
-            <w:r>
-              <w:rPr>
-                <w:color w:val="1A1D21"/>
-                <w:sz w:val="17"/>
-              </w:rPr>
-              <w:t>144,532</w:t>
-            </w:r>
-          </w:p>
-        </w:tc>
-        <w:tc>
-          <w:tcPr>
-            <w:tcW w:type="dxa" w:w="1134"/>
-          </w:tcPr>
-          <w:p>
-            <w:pPr>
-              <w:jc w:val="right"/>
-            </w:pPr>
-            <w:r/>
-            <w:r>
-              <w:rPr>
-                <w:color w:val="1A1D21"/>
-                <w:sz w:val="17"/>
-              </w:rPr>
-              <w:t>170,382</w:t>
-            </w:r>
-          </w:p>
-        </w:tc>
-        <w:tc>
-          <w:tcPr>
-            <w:tcW w:type="dxa" w:w="1134"/>
-          </w:tcPr>
-          <w:p>
-            <w:pPr>
-              <w:jc w:val="right"/>
-            </w:pPr>
-            <w:r/>
-            <w:r>
-              <w:rPr>
-                <w:color w:val="1A1D21"/>
-                <w:sz w:val="17"/>
-              </w:rPr>
-              <w:t>210,615</w:t>
-            </w:r>
-          </w:p>
-        </w:tc>
-        <w:tc>
-          <w:tcPr>
-            <w:tcW w:type="dxa" w:w="1134"/>
-          </w:tcPr>
-          <w:p>
-            <w:pPr>
-              <w:jc w:val="right"/>
-            </w:pPr>
-            <w:r/>
-            <w:r>
-              <w:rPr>
-                <w:color w:val="1A1D21"/>
-                <w:sz w:val="17"/>
-              </w:rPr>
-              <w:t>264,781</w:t>
-            </w:r>
-          </w:p>
-        </w:tc>
-        <w:tc>
-          <w:tcPr>
-            <w:tcW w:type="dxa" w:w="1134"/>
-          </w:tcPr>
-          <w:p>
-            <w:pPr>
-              <w:jc w:val="right"/>
-            </w:pPr>
-            <w:r/>
-            <w:r>
-              <w:rPr>
-                <w:color w:val="1A1D21"/>
-                <w:sz w:val="17"/>
-              </w:rPr>
-              <w:t>332,877</w:t>
+            <w:tcW w:type="dxa" w:w="4700"/>
+          </w:tcPr>
+          <w:p>
+            <w:r/>
+            <w:r>
+              <w:rPr>
+                <w:color w:val="1A1D21"/>
+                <w:sz w:val="17"/>
+              </w:rPr>
+              <w:t>Cash and deposits, closing</w:t>
+            </w:r>
+          </w:p>
+        </w:tc>
+        <w:tc>
+          <w:tcPr>
+            <w:tcW w:type="dxa" w:w="964"/>
+          </w:tcPr>
+          <w:p>
+            <w:pPr>
+              <w:jc w:val="right"/>
+            </w:pPr>
+            <w:r/>
+            <w:r>
+              <w:rPr>
+                <w:color w:val="1A1D21"/>
+                <w:sz w:val="17"/>
+              </w:rPr>
+              <w:t>105,313</w:t>
+            </w:r>
+          </w:p>
+        </w:tc>
+        <w:tc>
+          <w:tcPr>
+            <w:tcW w:type="dxa" w:w="964"/>
+          </w:tcPr>
+          <w:p>
+            <w:pPr>
+              <w:jc w:val="right"/>
+            </w:pPr>
+            <w:r/>
+            <w:r>
+              <w:rPr>
+                <w:color w:val="1A1D21"/>
+                <w:sz w:val="17"/>
+              </w:rPr>
+              <w:t>150,394</w:t>
+            </w:r>
+          </w:p>
+        </w:tc>
+        <w:tc>
+          <w:tcPr>
+            <w:tcW w:type="dxa" w:w="964"/>
+          </w:tcPr>
+          <w:p>
+            <w:pPr>
+              <w:jc w:val="right"/>
+            </w:pPr>
+            <w:r/>
+            <w:r>
+              <w:rPr>
+                <w:color w:val="1A1D21"/>
+                <w:sz w:val="17"/>
+              </w:rPr>
+              <w:t>211,029</w:t>
+            </w:r>
+          </w:p>
+        </w:tc>
+        <w:tc>
+          <w:tcPr>
+            <w:tcW w:type="dxa" w:w="964"/>
+          </w:tcPr>
+          <w:p>
+            <w:pPr>
+              <w:jc w:val="right"/>
+            </w:pPr>
+            <w:r/>
+            <w:r>
+              <w:rPr>
+                <w:color w:val="1A1D21"/>
+                <w:sz w:val="17"/>
+              </w:rPr>
+              <w:t>288,338</w:t>
+            </w:r>
+          </w:p>
+        </w:tc>
+        <w:tc>
+          <w:tcPr>
+            <w:tcW w:type="dxa" w:w="964"/>
+          </w:tcPr>
+          <w:p>
+            <w:pPr>
+              <w:jc w:val="right"/>
+            </w:pPr>
+            <w:r/>
+            <w:r>
+              <w:rPr>
+                <w:color w:val="1A1D21"/>
+                <w:sz w:val="17"/>
+              </w:rPr>
+              <w:t>384,423</w:t>
             </w:r>
           </w:p>
         </w:tc>
@@ -15425,106 +15425,106 @@
         </w:trPr>
         <w:tc>
           <w:tcPr>
-            <w:tcW w:type="dxa" w:w="3061"/>
-          </w:tcPr>
-          <w:p>
-            <w:r/>
-            <w:r>
-              <w:rPr>
-                <w:color w:val="1A1D21"/>
-                <w:sz w:val="17"/>
-              </w:rPr>
-              <w:t>Equity attributable to TMG's shareholders</w:t>
-            </w:r>
-          </w:p>
-        </w:tc>
-        <w:tc>
-          <w:tcPr>
-            <w:tcW w:type="dxa" w:w="1134"/>
-          </w:tcPr>
-          <w:p>
-            <w:pPr>
-              <w:jc w:val="right"/>
-            </w:pPr>
-            <w:r/>
-            <w:r>
-              <w:rPr>
-                <w:color w:val="1A1D21"/>
-                <w:sz w:val="17"/>
-              </w:rPr>
-              <w:t>100,538</w:t>
-            </w:r>
-          </w:p>
-        </w:tc>
-        <w:tc>
-          <w:tcPr>
-            <w:tcW w:type="dxa" w:w="1134"/>
-          </w:tcPr>
-          <w:p>
-            <w:pPr>
-              <w:jc w:val="right"/>
-            </w:pPr>
-            <w:r/>
-            <w:r>
-              <w:rPr>
-                <w:color w:val="1A1D21"/>
-                <w:sz w:val="17"/>
-              </w:rPr>
-              <w:t>112,203</w:t>
-            </w:r>
-          </w:p>
-        </w:tc>
-        <w:tc>
-          <w:tcPr>
-            <w:tcW w:type="dxa" w:w="1134"/>
-          </w:tcPr>
-          <w:p>
-            <w:pPr>
-              <w:jc w:val="right"/>
-            </w:pPr>
-            <w:r/>
-            <w:r>
-              <w:rPr>
-                <w:color w:val="1A1D21"/>
-                <w:sz w:val="17"/>
-              </w:rPr>
-              <w:t>127,972</w:t>
-            </w:r>
-          </w:p>
-        </w:tc>
-        <w:tc>
-          <w:tcPr>
-            <w:tcW w:type="dxa" w:w="1134"/>
-          </w:tcPr>
-          <w:p>
-            <w:pPr>
-              <w:jc w:val="right"/>
-            </w:pPr>
-            <w:r/>
-            <w:r>
-              <w:rPr>
-                <w:color w:val="1A1D21"/>
-                <w:sz w:val="17"/>
-              </w:rPr>
-              <w:t>149,165</w:t>
-            </w:r>
-          </w:p>
-        </w:tc>
-        <w:tc>
-          <w:tcPr>
-            <w:tcW w:type="dxa" w:w="1134"/>
-          </w:tcPr>
-          <w:p>
-            <w:pPr>
-              <w:jc w:val="right"/>
-            </w:pPr>
-            <w:r/>
-            <w:r>
-              <w:rPr>
-                <w:color w:val="1A1D21"/>
-                <w:sz w:val="17"/>
-              </w:rPr>
-              <w:t>177,198</w:t>
+            <w:tcW w:type="dxa" w:w="4700"/>
+          </w:tcPr>
+          <w:p>
+            <w:r/>
+            <w:r>
+              <w:rPr>
+                <w:color w:val="1A1D21"/>
+                <w:sz w:val="17"/>
+              </w:rPr>
+              <w:t>Properties under development, closing</w:t>
+            </w:r>
+          </w:p>
+        </w:tc>
+        <w:tc>
+          <w:tcPr>
+            <w:tcW w:type="dxa" w:w="964"/>
+          </w:tcPr>
+          <w:p>
+            <w:pPr>
+              <w:jc w:val="right"/>
+            </w:pPr>
+            <w:r/>
+            <w:r>
+              <w:rPr>
+                <w:color w:val="1A1D21"/>
+                <w:sz w:val="17"/>
+              </w:rPr>
+              <w:t>147,460</w:t>
+            </w:r>
+          </w:p>
+        </w:tc>
+        <w:tc>
+          <w:tcPr>
+            <w:tcW w:type="dxa" w:w="964"/>
+          </w:tcPr>
+          <w:p>
+            <w:pPr>
+              <w:jc w:val="right"/>
+            </w:pPr>
+            <w:r/>
+            <w:r>
+              <w:rPr>
+                <w:color w:val="1A1D21"/>
+                <w:sz w:val="17"/>
+              </w:rPr>
+              <w:t>152,010</w:t>
+            </w:r>
+          </w:p>
+        </w:tc>
+        <w:tc>
+          <w:tcPr>
+            <w:tcW w:type="dxa" w:w="964"/>
+          </w:tcPr>
+          <w:p>
+            <w:pPr>
+              <w:jc w:val="right"/>
+            </w:pPr>
+            <w:r/>
+            <w:r>
+              <w:rPr>
+                <w:color w:val="1A1D21"/>
+                <w:sz w:val="17"/>
+              </w:rPr>
+              <w:t>163,778</w:t>
+            </w:r>
+          </w:p>
+        </w:tc>
+        <w:tc>
+          <w:tcPr>
+            <w:tcW w:type="dxa" w:w="964"/>
+          </w:tcPr>
+          <w:p>
+            <w:pPr>
+              <w:jc w:val="right"/>
+            </w:pPr>
+            <w:r/>
+            <w:r>
+              <w:rPr>
+                <w:color w:val="1A1D21"/>
+                <w:sz w:val="17"/>
+              </w:rPr>
+              <w:t>183,964</w:t>
+            </w:r>
+          </w:p>
+        </w:tc>
+        <w:tc>
+          <w:tcPr>
+            <w:tcW w:type="dxa" w:w="964"/>
+          </w:tcPr>
+          <w:p>
+            <w:pPr>
+              <w:jc w:val="right"/>
+            </w:pPr>
+            <w:r/>
+            <w:r>
+              <w:rPr>
+                <w:color w:val="1A1D21"/>
+                <w:sz w:val="17"/>
+              </w:rPr>
+              <w:t>213,411</w:t>
             </w:r>
           </w:p>
         </w:tc>
@@ -15535,106 +15535,106 @@
         </w:trPr>
         <w:tc>
           <w:tcPr>
-            <w:tcW w:type="dxa" w:w="3061"/>
-          </w:tcPr>
-          <w:p>
-            <w:r/>
-            <w:r>
-              <w:rPr>
-                <w:color w:val="1A1D21"/>
-                <w:sz w:val="17"/>
-              </w:rPr>
-              <w:t>Total assets</w:t>
-            </w:r>
-          </w:p>
-        </w:tc>
-        <w:tc>
-          <w:tcPr>
-            <w:tcW w:type="dxa" w:w="1134"/>
-          </w:tcPr>
-          <w:p>
-            <w:pPr>
-              <w:jc w:val="right"/>
-            </w:pPr>
-            <w:r/>
-            <w:r>
-              <w:rPr>
-                <w:color w:val="1A1D21"/>
-                <w:sz w:val="17"/>
-              </w:rPr>
-              <w:t>507,759</w:t>
-            </w:r>
-          </w:p>
-        </w:tc>
-        <w:tc>
-          <w:tcPr>
-            <w:tcW w:type="dxa" w:w="1134"/>
-          </w:tcPr>
-          <w:p>
-            <w:pPr>
-              <w:jc w:val="right"/>
-            </w:pPr>
-            <w:r/>
-            <w:r>
-              <w:rPr>
-                <w:color w:val="1A1D21"/>
-                <w:sz w:val="17"/>
-              </w:rPr>
-              <w:t>559,026</w:t>
-            </w:r>
-          </w:p>
-        </w:tc>
-        <w:tc>
-          <w:tcPr>
-            <w:tcW w:type="dxa" w:w="1134"/>
-          </w:tcPr>
-          <w:p>
-            <w:pPr>
-              <w:jc w:val="right"/>
-            </w:pPr>
-            <w:r/>
-            <w:r>
-              <w:rPr>
-                <w:color w:val="1A1D21"/>
-                <w:sz w:val="17"/>
-              </w:rPr>
-              <w:t>633,617</w:t>
-            </w:r>
-          </w:p>
-        </w:tc>
-        <w:tc>
-          <w:tcPr>
-            <w:tcW w:type="dxa" w:w="1134"/>
-          </w:tcPr>
-          <w:p>
-            <w:pPr>
-              <w:jc w:val="right"/>
-            </w:pPr>
-            <w:r/>
-            <w:r>
-              <w:rPr>
-                <w:color w:val="1A1D21"/>
-                <w:sz w:val="17"/>
-              </w:rPr>
-              <w:t>733,963</w:t>
-            </w:r>
-          </w:p>
-        </w:tc>
-        <w:tc>
-          <w:tcPr>
-            <w:tcW w:type="dxa" w:w="1134"/>
-          </w:tcPr>
-          <w:p>
-            <w:pPr>
-              <w:jc w:val="right"/>
-            </w:pPr>
-            <w:r/>
-            <w:r>
-              <w:rPr>
-                <w:color w:val="1A1D21"/>
-                <w:sz w:val="17"/>
-              </w:rPr>
-              <w:t>863,141</w:t>
+            <w:tcW w:type="dxa" w:w="4700"/>
+          </w:tcPr>
+          <w:p>
+            <w:r/>
+            <w:r>
+              <w:rPr>
+                <w:color w:val="1A1D21"/>
+                <w:sz w:val="17"/>
+              </w:rPr>
+              <w:t>Customer advances, closing</w:t>
+            </w:r>
+          </w:p>
+        </w:tc>
+        <w:tc>
+          <w:tcPr>
+            <w:tcW w:type="dxa" w:w="964"/>
+          </w:tcPr>
+          <w:p>
+            <w:pPr>
+              <w:jc w:val="right"/>
+            </w:pPr>
+            <w:r/>
+            <w:r>
+              <w:rPr>
+                <w:color w:val="1A1D21"/>
+                <w:sz w:val="17"/>
+              </w:rPr>
+              <w:t>144,532</w:t>
+            </w:r>
+          </w:p>
+        </w:tc>
+        <w:tc>
+          <w:tcPr>
+            <w:tcW w:type="dxa" w:w="964"/>
+          </w:tcPr>
+          <w:p>
+            <w:pPr>
+              <w:jc w:val="right"/>
+            </w:pPr>
+            <w:r/>
+            <w:r>
+              <w:rPr>
+                <w:color w:val="1A1D21"/>
+                <w:sz w:val="17"/>
+              </w:rPr>
+              <w:t>170,382</w:t>
+            </w:r>
+          </w:p>
+        </w:tc>
+        <w:tc>
+          <w:tcPr>
+            <w:tcW w:type="dxa" w:w="964"/>
+          </w:tcPr>
+          <w:p>
+            <w:pPr>
+              <w:jc w:val="right"/>
+            </w:pPr>
+            <w:r/>
+            <w:r>
+              <w:rPr>
+                <w:color w:val="1A1D21"/>
+                <w:sz w:val="17"/>
+              </w:rPr>
+              <w:t>210,615</w:t>
+            </w:r>
+          </w:p>
+        </w:tc>
+        <w:tc>
+          <w:tcPr>
+            <w:tcW w:type="dxa" w:w="964"/>
+          </w:tcPr>
+          <w:p>
+            <w:pPr>
+              <w:jc w:val="right"/>
+            </w:pPr>
+            <w:r/>
+            <w:r>
+              <w:rPr>
+                <w:color w:val="1A1D21"/>
+                <w:sz w:val="17"/>
+              </w:rPr>
+              <w:t>264,781</w:t>
+            </w:r>
+          </w:p>
+        </w:tc>
+        <w:tc>
+          <w:tcPr>
+            <w:tcW w:type="dxa" w:w="964"/>
+          </w:tcPr>
+          <w:p>
+            <w:pPr>
+              <w:jc w:val="right"/>
+            </w:pPr>
+            <w:r/>
+            <w:r>
+              <w:rPr>
+                <w:color w:val="1A1D21"/>
+                <w:sz w:val="17"/>
+              </w:rPr>
+              <w:t>332,877</w:t>
             </w:r>
           </w:p>
         </w:tc>
@@ -15645,106 +15645,106 @@
         </w:trPr>
         <w:tc>
           <w:tcPr>
-            <w:tcW w:type="dxa" w:w="3061"/>
-          </w:tcPr>
-          <w:p>
-            <w:r/>
-            <w:r>
-              <w:rPr>
-                <w:color w:val="1A1D21"/>
-                <w:sz w:val="17"/>
-              </w:rPr>
-              <w:t>Total liabilities</w:t>
-            </w:r>
-          </w:p>
-        </w:tc>
-        <w:tc>
-          <w:tcPr>
-            <w:tcW w:type="dxa" w:w="1134"/>
-          </w:tcPr>
-          <w:p>
-            <w:pPr>
-              <w:jc w:val="right"/>
-            </w:pPr>
-            <w:r/>
-            <w:r>
-              <w:rPr>
-                <w:color w:val="1A1D21"/>
-                <w:sz w:val="17"/>
-              </w:rPr>
-              <w:t>321,114</w:t>
-            </w:r>
-          </w:p>
-        </w:tc>
-        <w:tc>
-          <w:tcPr>
-            <w:tcW w:type="dxa" w:w="1134"/>
-          </w:tcPr>
-          <w:p>
-            <w:pPr>
-              <w:jc w:val="right"/>
-            </w:pPr>
-            <w:r/>
-            <w:r>
-              <w:rPr>
-                <w:color w:val="1A1D21"/>
-                <w:sz w:val="17"/>
-              </w:rPr>
-              <w:t>346,963</w:t>
-            </w:r>
-          </w:p>
-        </w:tc>
-        <w:tc>
-          <w:tcPr>
-            <w:tcW w:type="dxa" w:w="1134"/>
-          </w:tcPr>
-          <w:p>
-            <w:pPr>
-              <w:jc w:val="right"/>
-            </w:pPr>
-            <w:r/>
-            <w:r>
-              <w:rPr>
-                <w:color w:val="1A1D21"/>
-                <w:sz w:val="17"/>
-              </w:rPr>
-              <w:t>387,196</w:t>
-            </w:r>
-          </w:p>
-        </w:tc>
-        <w:tc>
-          <w:tcPr>
-            <w:tcW w:type="dxa" w:w="1134"/>
-          </w:tcPr>
-          <w:p>
-            <w:pPr>
-              <w:jc w:val="right"/>
-            </w:pPr>
-            <w:r/>
-            <w:r>
-              <w:rPr>
-                <w:color w:val="1A1D21"/>
-                <w:sz w:val="17"/>
-              </w:rPr>
-              <w:t>441,363</w:t>
-            </w:r>
-          </w:p>
-        </w:tc>
-        <w:tc>
-          <w:tcPr>
-            <w:tcW w:type="dxa" w:w="1134"/>
-          </w:tcPr>
-          <w:p>
-            <w:pPr>
-              <w:jc w:val="right"/>
-            </w:pPr>
-            <w:r/>
-            <w:r>
-              <w:rPr>
-                <w:color w:val="1A1D21"/>
-                <w:sz w:val="17"/>
-              </w:rPr>
-              <w:t>509,458</w:t>
+            <w:tcW w:type="dxa" w:w="4700"/>
+          </w:tcPr>
+          <w:p>
+            <w:r/>
+            <w:r>
+              <w:rPr>
+                <w:color w:val="1A1D21"/>
+                <w:sz w:val="17"/>
+              </w:rPr>
+              <w:t>Equity attributable to TMG's shareholders</w:t>
+            </w:r>
+          </w:p>
+        </w:tc>
+        <w:tc>
+          <w:tcPr>
+            <w:tcW w:type="dxa" w:w="964"/>
+          </w:tcPr>
+          <w:p>
+            <w:pPr>
+              <w:jc w:val="right"/>
+            </w:pPr>
+            <w:r/>
+            <w:r>
+              <w:rPr>
+                <w:color w:val="1A1D21"/>
+                <w:sz w:val="17"/>
+              </w:rPr>
+              <w:t>100,538</w:t>
+            </w:r>
+          </w:p>
+        </w:tc>
+        <w:tc>
+          <w:tcPr>
+            <w:tcW w:type="dxa" w:w="964"/>
+          </w:tcPr>
+          <w:p>
+            <w:pPr>
+              <w:jc w:val="right"/>
+            </w:pPr>
+            <w:r/>
+            <w:r>
+              <w:rPr>
+                <w:color w:val="1A1D21"/>
+                <w:sz w:val="17"/>
+              </w:rPr>
+              <w:t>112,203</w:t>
+            </w:r>
+          </w:p>
+        </w:tc>
+        <w:tc>
+          <w:tcPr>
+            <w:tcW w:type="dxa" w:w="964"/>
+          </w:tcPr>
+          <w:p>
+            <w:pPr>
+              <w:jc w:val="right"/>
+            </w:pPr>
+            <w:r/>
+            <w:r>
+              <w:rPr>
+                <w:color w:val="1A1D21"/>
+                <w:sz w:val="17"/>
+              </w:rPr>
+              <w:t>127,972</w:t>
+            </w:r>
+          </w:p>
+        </w:tc>
+        <w:tc>
+          <w:tcPr>
+            <w:tcW w:type="dxa" w:w="964"/>
+          </w:tcPr>
+          <w:p>
+            <w:pPr>
+              <w:jc w:val="right"/>
+            </w:pPr>
+            <w:r/>
+            <w:r>
+              <w:rPr>
+                <w:color w:val="1A1D21"/>
+                <w:sz w:val="17"/>
+              </w:rPr>
+              <w:t>149,165</w:t>
+            </w:r>
+          </w:p>
+        </w:tc>
+        <w:tc>
+          <w:tcPr>
+            <w:tcW w:type="dxa" w:w="964"/>
+          </w:tcPr>
+          <w:p>
+            <w:pPr>
+              <w:jc w:val="right"/>
+            </w:pPr>
+            <w:r/>
+            <w:r>
+              <w:rPr>
+                <w:color w:val="1A1D21"/>
+                <w:sz w:val="17"/>
+              </w:rPr>
+              <w:t>177,198</w:t>
             </w:r>
           </w:p>
         </w:tc>
@@ -15755,106 +15755,106 @@
         </w:trPr>
         <w:tc>
           <w:tcPr>
-            <w:tcW w:type="dxa" w:w="3061"/>
-          </w:tcPr>
-          <w:p>
-            <w:r/>
-            <w:r>
-              <w:rPr>
-                <w:color w:val="1A1D21"/>
-                <w:sz w:val="17"/>
-              </w:rPr>
-              <w:t>Total equity</w:t>
-            </w:r>
-          </w:p>
-        </w:tc>
-        <w:tc>
-          <w:tcPr>
-            <w:tcW w:type="dxa" w:w="1134"/>
-          </w:tcPr>
-          <w:p>
-            <w:pPr>
-              <w:jc w:val="right"/>
-            </w:pPr>
-            <w:r/>
-            <w:r>
-              <w:rPr>
-                <w:color w:val="1A1D21"/>
-                <w:sz w:val="17"/>
-              </w:rPr>
-              <w:t>186,645</w:t>
-            </w:r>
-          </w:p>
-        </w:tc>
-        <w:tc>
-          <w:tcPr>
-            <w:tcW w:type="dxa" w:w="1134"/>
-          </w:tcPr>
-          <w:p>
-            <w:pPr>
-              <w:jc w:val="right"/>
-            </w:pPr>
-            <w:r/>
-            <w:r>
-              <w:rPr>
-                <w:color w:val="1A1D21"/>
-                <w:sz w:val="17"/>
-              </w:rPr>
-              <w:t>212,063</w:t>
-            </w:r>
-          </w:p>
-        </w:tc>
-        <w:tc>
-          <w:tcPr>
-            <w:tcW w:type="dxa" w:w="1134"/>
-          </w:tcPr>
-          <w:p>
-            <w:pPr>
-              <w:jc w:val="right"/>
-            </w:pPr>
-            <w:r/>
-            <w:r>
-              <w:rPr>
-                <w:color w:val="1A1D21"/>
-                <w:sz w:val="17"/>
-              </w:rPr>
-              <w:t>246,421</w:t>
-            </w:r>
-          </w:p>
-        </w:tc>
-        <w:tc>
-          <w:tcPr>
-            <w:tcW w:type="dxa" w:w="1134"/>
-          </w:tcPr>
-          <w:p>
-            <w:pPr>
-              <w:jc w:val="right"/>
-            </w:pPr>
-            <w:r/>
-            <w:r>
-              <w:rPr>
-                <w:color w:val="1A1D21"/>
-                <w:sz w:val="17"/>
-              </w:rPr>
-              <w:t>292,600</w:t>
-            </w:r>
-          </w:p>
-        </w:tc>
-        <w:tc>
-          <w:tcPr>
-            <w:tcW w:type="dxa" w:w="1134"/>
-          </w:tcPr>
-          <w:p>
-            <w:pPr>
-              <w:jc w:val="right"/>
-            </w:pPr>
-            <w:r/>
-            <w:r>
-              <w:rPr>
-                <w:color w:val="1A1D21"/>
-                <w:sz w:val="17"/>
-              </w:rPr>
-              <w:t>353,683</w:t>
+            <w:tcW w:type="dxa" w:w="4700"/>
+          </w:tcPr>
+          <w:p>
+            <w:r/>
+            <w:r>
+              <w:rPr>
+                <w:color w:val="1A1D21"/>
+                <w:sz w:val="17"/>
+              </w:rPr>
+              <w:t>Total assets</w:t>
+            </w:r>
+          </w:p>
+        </w:tc>
+        <w:tc>
+          <w:tcPr>
+            <w:tcW w:type="dxa" w:w="964"/>
+          </w:tcPr>
+          <w:p>
+            <w:pPr>
+              <w:jc w:val="right"/>
+            </w:pPr>
+            <w:r/>
+            <w:r>
+              <w:rPr>
+                <w:color w:val="1A1D21"/>
+                <w:sz w:val="17"/>
+              </w:rPr>
+              <w:t>507,759</w:t>
+            </w:r>
+          </w:p>
+        </w:tc>
+        <w:tc>
+          <w:tcPr>
+            <w:tcW w:type="dxa" w:w="964"/>
+          </w:tcPr>
+          <w:p>
+            <w:pPr>
+              <w:jc w:val="right"/>
+            </w:pPr>
+            <w:r/>
+            <w:r>
+              <w:rPr>
+                <w:color w:val="1A1D21"/>
+                <w:sz w:val="17"/>
+              </w:rPr>
+              <w:t>559,026</w:t>
+            </w:r>
+          </w:p>
+        </w:tc>
+        <w:tc>
+          <w:tcPr>
+            <w:tcW w:type="dxa" w:w="964"/>
+          </w:tcPr>
+          <w:p>
+            <w:pPr>
+              <w:jc w:val="right"/>
+            </w:pPr>
+            <w:r/>
+            <w:r>
+              <w:rPr>
+                <w:color w:val="1A1D21"/>
+                <w:sz w:val="17"/>
+              </w:rPr>
+              <w:t>633,617</w:t>
+            </w:r>
+          </w:p>
+        </w:tc>
+        <w:tc>
+          <w:tcPr>
+            <w:tcW w:type="dxa" w:w="964"/>
+          </w:tcPr>
+          <w:p>
+            <w:pPr>
+              <w:jc w:val="right"/>
+            </w:pPr>
+            <w:r/>
+            <w:r>
+              <w:rPr>
+                <w:color w:val="1A1D21"/>
+                <w:sz w:val="17"/>
+              </w:rPr>
+              <w:t>733,963</w:t>
+            </w:r>
+          </w:p>
+        </w:tc>
+        <w:tc>
+          <w:tcPr>
+            <w:tcW w:type="dxa" w:w="964"/>
+          </w:tcPr>
+          <w:p>
+            <w:pPr>
+              <w:jc w:val="right"/>
+            </w:pPr>
+            <w:r/>
+            <w:r>
+              <w:rPr>
+                <w:color w:val="1A1D21"/>
+                <w:sz w:val="17"/>
+              </w:rPr>
+              <w:t>863,141</w:t>
             </w:r>
           </w:p>
         </w:tc>
@@ -15865,7 +15865,227 @@
         </w:trPr>
         <w:tc>
           <w:tcPr>
-            <w:tcW w:type="dxa" w:w="3061"/>
+            <w:tcW w:type="dxa" w:w="4700"/>
+          </w:tcPr>
+          <w:p>
+            <w:r/>
+            <w:r>
+              <w:rPr>
+                <w:color w:val="1A1D21"/>
+                <w:sz w:val="17"/>
+              </w:rPr>
+              <w:t>Total liabilities</w:t>
+            </w:r>
+          </w:p>
+        </w:tc>
+        <w:tc>
+          <w:tcPr>
+            <w:tcW w:type="dxa" w:w="964"/>
+          </w:tcPr>
+          <w:p>
+            <w:pPr>
+              <w:jc w:val="right"/>
+            </w:pPr>
+            <w:r/>
+            <w:r>
+              <w:rPr>
+                <w:color w:val="1A1D21"/>
+                <w:sz w:val="17"/>
+              </w:rPr>
+              <w:t>321,114</w:t>
+            </w:r>
+          </w:p>
+        </w:tc>
+        <w:tc>
+          <w:tcPr>
+            <w:tcW w:type="dxa" w:w="964"/>
+          </w:tcPr>
+          <w:p>
+            <w:pPr>
+              <w:jc w:val="right"/>
+            </w:pPr>
+            <w:r/>
+            <w:r>
+              <w:rPr>
+                <w:color w:val="1A1D21"/>
+                <w:sz w:val="17"/>
+              </w:rPr>
+              <w:t>346,963</w:t>
+            </w:r>
+          </w:p>
+        </w:tc>
+        <w:tc>
+          <w:tcPr>
+            <w:tcW w:type="dxa" w:w="964"/>
+          </w:tcPr>
+          <w:p>
+            <w:pPr>
+              <w:jc w:val="right"/>
+            </w:pPr>
+            <w:r/>
+            <w:r>
+              <w:rPr>
+                <w:color w:val="1A1D21"/>
+                <w:sz w:val="17"/>
+              </w:rPr>
+              <w:t>387,196</w:t>
+            </w:r>
+          </w:p>
+        </w:tc>
+        <w:tc>
+          <w:tcPr>
+            <w:tcW w:type="dxa" w:w="964"/>
+          </w:tcPr>
+          <w:p>
+            <w:pPr>
+              <w:jc w:val="right"/>
+            </w:pPr>
+            <w:r/>
+            <w:r>
+              <w:rPr>
+                <w:color w:val="1A1D21"/>
+                <w:sz w:val="17"/>
+              </w:rPr>
+              <w:t>441,363</w:t>
+            </w:r>
+          </w:p>
+        </w:tc>
+        <w:tc>
+          <w:tcPr>
+            <w:tcW w:type="dxa" w:w="964"/>
+          </w:tcPr>
+          <w:p>
+            <w:pPr>
+              <w:jc w:val="right"/>
+            </w:pPr>
+            <w:r/>
+            <w:r>
+              <w:rPr>
+                <w:color w:val="1A1D21"/>
+                <w:sz w:val="17"/>
+              </w:rPr>
+              <w:t>509,458</w:t>
+            </w:r>
+          </w:p>
+        </w:tc>
+      </w:tr>
+      <w:tr>
+        <w:trPr>
+          <w:cantSplit/>
+        </w:trPr>
+        <w:tc>
+          <w:tcPr>
+            <w:tcW w:type="dxa" w:w="4700"/>
+          </w:tcPr>
+          <w:p>
+            <w:r/>
+            <w:r>
+              <w:rPr>
+                <w:color w:val="1A1D21"/>
+                <w:sz w:val="17"/>
+              </w:rPr>
+              <w:t>Total equity</w:t>
+            </w:r>
+          </w:p>
+        </w:tc>
+        <w:tc>
+          <w:tcPr>
+            <w:tcW w:type="dxa" w:w="964"/>
+          </w:tcPr>
+          <w:p>
+            <w:pPr>
+              <w:jc w:val="right"/>
+            </w:pPr>
+            <w:r/>
+            <w:r>
+              <w:rPr>
+                <w:color w:val="1A1D21"/>
+                <w:sz w:val="17"/>
+              </w:rPr>
+              <w:t>186,645</w:t>
+            </w:r>
+          </w:p>
+        </w:tc>
+        <w:tc>
+          <w:tcPr>
+            <w:tcW w:type="dxa" w:w="964"/>
+          </w:tcPr>
+          <w:p>
+            <w:pPr>
+              <w:jc w:val="right"/>
+            </w:pPr>
+            <w:r/>
+            <w:r>
+              <w:rPr>
+                <w:color w:val="1A1D21"/>
+                <w:sz w:val="17"/>
+              </w:rPr>
+              <w:t>212,063</w:t>
+            </w:r>
+          </w:p>
+        </w:tc>
+        <w:tc>
+          <w:tcPr>
+            <w:tcW w:type="dxa" w:w="964"/>
+          </w:tcPr>
+          <w:p>
+            <w:pPr>
+              <w:jc w:val="right"/>
+            </w:pPr>
+            <w:r/>
+            <w:r>
+              <w:rPr>
+                <w:color w:val="1A1D21"/>
+                <w:sz w:val="17"/>
+              </w:rPr>
+              <w:t>246,421</w:t>
+            </w:r>
+          </w:p>
+        </w:tc>
+        <w:tc>
+          <w:tcPr>
+            <w:tcW w:type="dxa" w:w="964"/>
+          </w:tcPr>
+          <w:p>
+            <w:pPr>
+              <w:jc w:val="right"/>
+            </w:pPr>
+            <w:r/>
+            <w:r>
+              <w:rPr>
+                <w:color w:val="1A1D21"/>
+                <w:sz w:val="17"/>
+              </w:rPr>
+              <w:t>292,600</w:t>
+            </w:r>
+          </w:p>
+        </w:tc>
+        <w:tc>
+          <w:tcPr>
+            <w:tcW w:type="dxa" w:w="964"/>
+          </w:tcPr>
+          <w:p>
+            <w:pPr>
+              <w:jc w:val="right"/>
+            </w:pPr>
+            <w:r/>
+            <w:r>
+              <w:rPr>
+                <w:color w:val="1A1D21"/>
+                <w:sz w:val="17"/>
+              </w:rPr>
+              <w:t>353,683</w:t>
+            </w:r>
+          </w:p>
+        </w:tc>
+      </w:tr>
+      <w:tr>
+        <w:trPr>
+          <w:cantSplit/>
+        </w:trPr>
+        <w:tc>
+          <w:tcPr>
+            <w:tcW w:type="dxa" w:w="4700"/>
           </w:tcPr>
           <w:p>
             <w:r/>
@@ -15880,7 +16100,7 @@
         </w:tc>
         <w:tc>
           <w:tcPr>
-            <w:tcW w:type="dxa" w:w="1134"/>
+            <w:tcW w:type="dxa" w:w="964"/>
           </w:tcPr>
           <w:p>
             <w:pPr>
@@ -15898,7 +16118,7 @@
         </w:tc>
         <w:tc>
           <w:tcPr>
-            <w:tcW w:type="dxa" w:w="1134"/>
+            <w:tcW w:type="dxa" w:w="964"/>
           </w:tcPr>
           <w:p>
             <w:pPr>
@@ -15916,7 +16136,7 @@
         </w:tc>
         <w:tc>
           <w:tcPr>
-            <w:tcW w:type="dxa" w:w="1134"/>
+            <w:tcW w:type="dxa" w:w="964"/>
           </w:tcPr>
           <w:p>
             <w:pPr>
@@ -15934,7 +16154,7 @@
         </w:tc>
         <w:tc>
           <w:tcPr>
-            <w:tcW w:type="dxa" w:w="1134"/>
+            <w:tcW w:type="dxa" w:w="964"/>
           </w:tcPr>
           <w:p>
             <w:pPr>
@@ -15952,7 +16172,7 @@
         </w:tc>
         <w:tc>
           <w:tcPr>
-            <w:tcW w:type="dxa" w:w="1134"/>
+            <w:tcW w:type="dxa" w:w="964"/>
           </w:tcPr>
           <w:p>
             <w:pPr>
@@ -15981,7 +16201,7 @@
           <w:color w:val="5B6570"/>
           <w:sz w:val="16"/>
         </w:rPr>
-        <w:t>The slower-conversion case. The last line is the check that the sheet closes: nothing here is plugged, and it closes because the cash flow feeds it.</w:t>
+        <w:t>The slower-conversion case. The first four lines make up operating cash flow. Free cash flow to the firm is NOT the residual of the rows above it: it starts from operating profit after tax and stops before financing, which is the measure section 1.1 discounts, while operating cash flow starts from net profit and is after it. The last line is the check that the sheet closes: nothing here is plugged, and it closes because the cash flow feeds it.</w:t>
       </w:r>
     </w:p>
     <w:p>
@@ -16136,7 +16356,7 @@
                 <w:color w:val="1A1D21"/>
                 <w:sz w:val="17"/>
               </w:rPr>
-              <w:t>11.53</w:t>
+              <w:t>13.70</w:t>
             </w:r>
           </w:p>
         </w:tc>
@@ -16154,7 +16374,7 @@
                 <w:color w:val="1A1D21"/>
                 <w:sz w:val="17"/>
               </w:rPr>
-              <w:t>2026-07-28</w:t>
+              <w:t>2026-09-01</w:t>
             </w:r>
           </w:p>
         </w:tc>
@@ -16207,7 +16427,7 @@
                 <w:color w:val="1A1D21"/>
                 <w:sz w:val="17"/>
               </w:rPr>
-              <w:t>27.48</w:t>
+              <w:t>31.01</w:t>
             </w:r>
           </w:p>
         </w:tc>
@@ -16225,7 +16445,7 @@
                 <w:color w:val="1A1D21"/>
                 <w:sz w:val="17"/>
               </w:rPr>
-              <w:t>2026-07-27</w:t>
+              <w:t>2026-09-01</w:t>
             </w:r>
           </w:p>
         </w:tc>
@@ -16420,7 +16640,7 @@
                 <w:color w:val="1A1D21"/>
                 <w:sz w:val="17"/>
               </w:rPr>
-              <w:t>40.16</w:t>
+              <w:t>41.50</w:t>
             </w:r>
           </w:p>
         </w:tc>
@@ -16438,7 +16658,7 @@
                 <w:color w:val="1A1D21"/>
                 <w:sz w:val="17"/>
               </w:rPr>
-              <w:t>2026-07-27</w:t>
+              <w:t>2026-09-01</w:t>
             </w:r>
           </w:p>
         </w:tc>

--- a/engine/tmgh_study/TMGH_Valuation_Study_02-09-2026.docx
+++ b/engine/tmgh_study/TMGH_Valuation_Study_02-09-2026.docx
@@ -18741,15 +18741,16 @@
     </w:tbl>
     <w:p>
       <w:pPr>
-        <w:spacing w:after="80"/>
+        <w:spacing w:after="200"/>
       </w:pPr>
       <w:r>
         <w:rPr>
           <w:b w:val="0"/>
-          <w:i w:val="0"/>
-          <w:color w:val="1A1D21"/>
-          <w:sz w:val="8"/>
+          <w:i/>
+          <w:color w:val="5B6570"/>
+          <w:sz w:val="16"/>
         </w:rPr>
+        <w:t>This runs the OPPOSITE way to section 1.7, and the reason is a real difference of construction rather than a disagreement about the company: this expert discounts a FIXED pot for longer, while the study's model has the company collecting ahead of handover, so accelerating means building before collecting.</w:t>
       </w:r>
     </w:p>
     <w:p>
@@ -20645,7 +20646,7 @@
                 <w:color w:val="1A1D21"/>
                 <w:sz w:val="17"/>
               </w:rPr>
-              <w:t>All three to the study: the house discount rate of 35.79% is above anything the market appears to use — 19.4% to 23.1% on the reverse calculation.</w:t>
+              <w:t>All three to the study: the house discount rate of 35.79% is above anything the market appears to use — 17.4% to 31.9% on the reverse calculation.</w:t>
             </w:r>
           </w:p>
         </w:tc>
@@ -20660,7 +20661,7 @@
                 <w:color w:val="1A1D21"/>
                 <w:sz w:val="17"/>
               </w:rPr>
-              <w:t>ACKNOWLEDGED AND PUBLISHED. The house method levers Egypt's whole country risk premium by a beta of 1.47; the market appears to apply the sovereign yield with little more. The study reports both rather than picking one, and the gap IS the disagreement.</w:t>
+              <w:t>ACKNOWLEDGED AND PUBLISHED. The house method levers Egypt's whole country risk premium by a beta of 1.47. The implied pair STRADDLES the 23.00% sovereign — below it on the faster reading of the order book, above it on the slower — so there is no single rate the market can be said to be applying, and which reading you take decides the sign of the disagreement. The study reports both rather than picking one, and the gap IS the disagreement.</w:t>
             </w:r>
           </w:p>
         </w:tc>

--- a/engine/tmgh_study/TMGH_Valuation_Study_02-09-2026.docx
+++ b/engine/tmgh_study/TMGH_Valuation_Study_02-09-2026.docx
@@ -2729,7 +2729,7 @@
                 <w:color w:val="1A1D21"/>
                 <w:sz w:val="17"/>
               </w:rPr>
-              <w:t>add back depreciation and amortisation</w:t>
+              <w:t>Depreciation and amortisation added back</w:t>
             </w:r>
           </w:p>
         </w:tc>
@@ -2839,7 +2839,7 @@
                 <w:color w:val="1A1D21"/>
                 <w:sz w:val="17"/>
               </w:rPr>
-              <w:t>less capital spend</w:t>
+              <w:t>Capital spend</w:t>
             </w:r>
           </w:p>
         </w:tc>
@@ -2949,7 +2949,7 @@
                 <w:color w:val="1A1D21"/>
                 <w:sz w:val="17"/>
               </w:rPr>
-              <w:t>less increase in homes built ahead of handover</w:t>
+              <w:t>Movement in homes built ahead of handover — a release adds, a build subtracts</w:t>
             </w:r>
           </w:p>
         </w:tc>
@@ -3059,7 +3059,7 @@
                 <w:color w:val="1A1D21"/>
                 <w:sz w:val="17"/>
               </w:rPr>
-              <w:t>add increase in money collected ahead of handover</w:t>
+              <w:t>Movement in money collected ahead of handover</w:t>
             </w:r>
           </w:p>
         </w:tc>

--- a/engine/tmgh_study/TMGH_Valuation_Study_02-09-2026.docx
+++ b/engine/tmgh_study/TMGH_Valuation_Study_02-09-2026.docx
@@ -90,7 +90,7 @@
           <w:color w:val="1A1D21"/>
           <w:sz w:val="20"/>
         </w:rPr>
-        <w:t>The discount rate does most of the work, and it is not one rate. A company whose order book converts over the next fifteen years cannot be discounted at today's crisis rate in every one of those years, because the central bank publishes a path back to a seven per cent inflation target and this study's own borrowing assumptions already follow it. Each year therefore carries its own rate, falling from 32.37% in the first year to 21.93% once the economy has normalised; a pound arriving in year nineteen is worth about four times what a single flat rate would have said. Earlier editions of this study used one flat rate throughout, and that is the largest single change here.</w:t>
+        <w:t>The discount rate does most of the work, and it is not one rate. A company whose order book converts over the next fifteen years cannot be discounted at today's crisis rate in every one of those years, because the central bank publishes a path back to a seven per cent inflation target and this study's own borrowing assumptions already follow it. Each year therefore carries its own rate, falling from 32.34% in the first year to 21.90% once the economy has normalised; a pound arriving in year nineteen is worth about four times what a single flat rate would have said. Earlier editions of this study used one flat rate throughout, and that is the largest single change here.</w:t>
       </w:r>
     </w:p>
     <w:p>
@@ -157,7 +157,7 @@
           <w:color w:val="1A1D21"/>
           <w:sz w:val="23"/>
         </w:rPr>
-        <w:t>On the method used here, Talaat Moustafa Group Holding is worth between EGP 63.70 and EGP 123.03 a share. The shares last traded at EGP 97.80.</w:t>
+        <w:t>On the method used here, Talaat Moustafa Group Holding is worth between EGP 63.80 and EGP 123.20 a share. The shares last traded at EGP 96.60.</w:t>
       </w:r>
     </w:p>
     <w:p>
@@ -185,7 +185,7 @@
           <w:color w:val="1A1D21"/>
           <w:sz w:val="20"/>
         </w:rPr>
-        <w:t>Run the same model backwards and ask what single flat discount rate would reproduce the traded price, and the answer is 17.4% to 31.9%. This study does not use a single rate: it discounts each year at its own, starting at 32.37% on the credit-default-swap premium — the rating-based premium runs 3.42% higher in the first year — and settling at 21.93% once the central bank's published path has played out. The comparison is still worth making, and what it shows is that the market and this study are closer than the headline rates suggest.</w:t>
+        <w:t>Run the same model backwards and ask what single flat discount rate would reproduce the traded price, and the answer is 17.4% to 31.9%. This study does not use a single rate: it discounts each year at its own, starting at 32.34% on the credit-default-swap premium — the rating-based premium runs 3.40% higher in the first year — and settling at 21.90% once the central bank's published path has played out. The comparison is still worth making, and what it shows is that the market and this study are closer than the headline rates suggest.</w:t>
       </w:r>
     </w:p>
     <w:p>
@@ -418,7 +418,7 @@
                 <w:color w:val="1A1D21"/>
                 <w:sz w:val="17"/>
               </w:rPr>
-              <w:t>35.79%</w:t>
+              <w:t>35.74%</w:t>
             </w:r>
           </w:p>
         </w:tc>
@@ -436,7 +436,7 @@
                 <w:color w:val="1A1D21"/>
                 <w:sz w:val="17"/>
               </w:rPr>
-              <w:t>221,706</w:t>
+              <w:t>222,172</w:t>
             </w:r>
           </w:p>
         </w:tc>
@@ -454,7 +454,7 @@
                 <w:color w:val="1A1D21"/>
                 <w:sz w:val="17"/>
               </w:rPr>
-              <w:t>244,183</w:t>
+              <w:t>244,551</w:t>
             </w:r>
           </w:p>
         </w:tc>
@@ -472,7 +472,7 @@
                 <w:color w:val="1A1D21"/>
                 <w:sz w:val="17"/>
               </w:rPr>
-              <w:t>118.50</w:t>
+              <w:t>118.68</w:t>
             </w:r>
           </w:p>
         </w:tc>
@@ -490,7 +490,7 @@
                 <w:color w:val="1A1D21"/>
                 <w:sz w:val="17"/>
               </w:rPr>
-              <w:t>113.24</w:t>
+              <w:t>113.47</w:t>
             </w:r>
           </w:p>
         </w:tc>
@@ -508,7 +508,7 @@
                 <w:color w:val="1A1D21"/>
                 <w:sz w:val="17"/>
               </w:rPr>
-              <w:t>82.15</w:t>
+              <w:t>82.28</w:t>
             </w:r>
           </w:p>
         </w:tc>
@@ -546,7 +546,7 @@
                 <w:color w:val="1A1D21"/>
                 <w:sz w:val="17"/>
               </w:rPr>
-              <w:t>35.79%</w:t>
+              <w:t>35.74%</w:t>
             </w:r>
           </w:p>
         </w:tc>
@@ -564,7 +564,7 @@
                 <w:color w:val="1A1D21"/>
                 <w:sz w:val="17"/>
               </w:rPr>
-              <w:t>78,802</w:t>
+              <w:t>79,080</w:t>
             </w:r>
           </w:p>
         </w:tc>
@@ -582,7 +582,7 @@
                 <w:color w:val="1A1D21"/>
                 <w:sz w:val="17"/>
               </w:rPr>
-              <w:t>131,255</w:t>
+              <w:t>131,475</w:t>
             </w:r>
           </w:p>
         </w:tc>
@@ -600,7 +600,7 @@
                 <w:color w:val="1A1D21"/>
                 <w:sz w:val="17"/>
               </w:rPr>
-              <w:t>63.70</w:t>
+              <w:t>63.80</w:t>
             </w:r>
           </w:p>
         </w:tc>
@@ -618,7 +618,7 @@
                 <w:color w:val="1A1D21"/>
                 <w:sz w:val="17"/>
               </w:rPr>
-              <w:t>43.89</w:t>
+              <w:t>44.03</w:t>
             </w:r>
           </w:p>
         </w:tc>
@@ -636,7 +636,7 @@
                 <w:color w:val="1A1D21"/>
                 <w:sz w:val="17"/>
               </w:rPr>
-              <w:t>44.16</w:t>
+              <w:t>44.23</w:t>
             </w:r>
           </w:p>
         </w:tc>
@@ -674,7 +674,7 @@
                 <w:color w:val="1A1D21"/>
                 <w:sz w:val="17"/>
               </w:rPr>
-              <w:t>32.37%</w:t>
+              <w:t>32.34%</w:t>
             </w:r>
           </w:p>
         </w:tc>
@@ -692,7 +692,7 @@
                 <w:color w:val="1A1D21"/>
                 <w:sz w:val="17"/>
               </w:rPr>
-              <w:t>233,520</w:t>
+              <w:t>233,959</w:t>
             </w:r>
           </w:p>
         </w:tc>
@@ -710,7 +710,7 @@
                 <w:color w:val="1A1D21"/>
                 <w:sz w:val="17"/>
               </w:rPr>
-              <w:t>253,519</w:t>
+              <w:t>253,866</w:t>
             </w:r>
           </w:p>
         </w:tc>
@@ -728,7 +728,7 @@
                 <w:color w:val="1A1D21"/>
                 <w:sz w:val="17"/>
               </w:rPr>
-              <w:t>123.03</w:t>
+              <w:t>123.20</w:t>
             </w:r>
           </w:p>
         </w:tc>
@@ -746,7 +746,7 @@
                 <w:color w:val="1A1D21"/>
                 <w:sz w:val="17"/>
               </w:rPr>
-              <w:t>118.97</w:t>
+              <w:t>119.19</w:t>
             </w:r>
           </w:p>
         </w:tc>
@@ -764,7 +764,7 @@
                 <w:color w:val="1A1D21"/>
                 <w:sz w:val="17"/>
               </w:rPr>
-              <w:t>85.29</w:t>
+              <w:t>85.41</w:t>
             </w:r>
           </w:p>
         </w:tc>
@@ -802,7 +802,7 @@
                 <w:color w:val="1A1D21"/>
                 <w:sz w:val="17"/>
               </w:rPr>
-              <w:t>32.37%</w:t>
+              <w:t>32.34%</w:t>
             </w:r>
           </w:p>
         </w:tc>
@@ -820,7 +820,7 @@
                 <w:color w:val="1A1D21"/>
                 <w:sz w:val="17"/>
               </w:rPr>
-              <w:t>82,629</w:t>
+              <w:t>82,904</w:t>
             </w:r>
           </w:p>
         </w:tc>
@@ -838,7 +838,7 @@
                 <w:color w:val="1A1D21"/>
                 <w:sz w:val="17"/>
               </w:rPr>
-              <w:t>134,279</w:t>
+              <w:t>134,497</w:t>
             </w:r>
           </w:p>
         </w:tc>
@@ -856,7 +856,7 @@
                 <w:color w:val="1A1D21"/>
                 <w:sz w:val="17"/>
               </w:rPr>
-              <w:t>65.16</w:t>
+              <w:t>65.27</w:t>
             </w:r>
           </w:p>
         </w:tc>
@@ -874,7 +874,7 @@
                 <w:color w:val="1A1D21"/>
                 <w:sz w:val="17"/>
               </w:rPr>
-              <w:t>45.75</w:t>
+              <w:t>45.88</w:t>
             </w:r>
           </w:p>
         </w:tc>
@@ -892,7 +892,7 @@
                 <w:color w:val="1A1D21"/>
                 <w:sz w:val="17"/>
               </w:rPr>
-              <w:t>45.18</w:t>
+              <w:t>45.25</w:t>
             </w:r>
           </w:p>
         </w:tc>
@@ -3297,7 +3297,7 @@
                 <w:color w:val="1A1D21"/>
                 <w:sz w:val="17"/>
               </w:rPr>
-              <w:t>0.7364</w:t>
+              <w:t>0.7367</w:t>
             </w:r>
           </w:p>
         </w:tc>
@@ -3315,7 +3315,7 @@
                 <w:color w:val="1A1D21"/>
                 <w:sz w:val="17"/>
               </w:rPr>
-              <w:t>0.5628</w:t>
+              <w:t>0.5632</w:t>
             </w:r>
           </w:p>
         </w:tc>
@@ -3333,7 +3333,7 @@
                 <w:color w:val="1A1D21"/>
                 <w:sz w:val="17"/>
               </w:rPr>
-              <w:t>0.4436</w:t>
+              <w:t>0.4440</w:t>
             </w:r>
           </w:p>
         </w:tc>
@@ -3351,7 +3351,7 @@
                 <w:color w:val="1A1D21"/>
                 <w:sz w:val="17"/>
               </w:rPr>
-              <w:t>0.3580</w:t>
+              <w:t>0.3585</w:t>
             </w:r>
           </w:p>
         </w:tc>
@@ -3369,7 +3369,7 @@
                 <w:color w:val="1A1D21"/>
                 <w:sz w:val="17"/>
               </w:rPr>
-              <w:t>0.2936</w:t>
+              <w:t>0.2940</w:t>
             </w:r>
           </w:p>
         </w:tc>
@@ -3407,7 +3407,7 @@
                 <w:color w:val="1A1D21"/>
                 <w:sz w:val="17"/>
               </w:rPr>
-              <w:t>18,303</w:t>
+              <w:t>18,311</w:t>
             </w:r>
           </w:p>
         </w:tc>
@@ -3425,7 +3425,7 @@
                 <w:color w:val="1A1D21"/>
                 <w:sz w:val="17"/>
               </w:rPr>
-              <w:t>20,833</w:t>
+              <w:t>20,849</w:t>
             </w:r>
           </w:p>
         </w:tc>
@@ -3443,7 +3443,7 @@
                 <w:color w:val="1A1D21"/>
                 <w:sz w:val="17"/>
               </w:rPr>
-              <w:t>20,999</w:t>
+              <w:t>21,022</w:t>
             </w:r>
           </w:p>
         </w:tc>
@@ -3461,7 +3461,7 @@
                 <w:color w:val="1A1D21"/>
                 <w:sz w:val="17"/>
               </w:rPr>
-              <w:t>20,384</w:t>
+              <w:t>20,411</w:t>
             </w:r>
           </w:p>
         </w:tc>
@@ -3479,7 +3479,7 @@
                 <w:color w:val="1A1D21"/>
                 <w:sz w:val="17"/>
               </w:rPr>
-              <w:t>19,572</w:t>
+              <w:t>19,603</w:t>
             </w:r>
           </w:p>
         </w:tc>
@@ -3496,7 +3496,7 @@
           <w:color w:val="5B6570"/>
           <w:sz w:val="16"/>
         </w:rPr>
-        <w:t>The first five of the ten explicit years, on the case built on the rating-based equity risk premium, slower conversion, whose first-year rate is 35.79%; the other three cases are in the workbook, as is the full ten-year waterfall. The two working-capital lines are the movement in the positions a developer carries at once — money collected ahead of handover, and homes built ahead of handover.</w:t>
+        <w:t>The first five of the ten explicit years, on the case built on the rating-based equity risk premium, slower conversion, whose first-year rate is 35.74%; the other three cases are in the workbook, as is the full ten-year waterfall. The two working-capital lines are the movement in the positions a developer carries at once — money collected ahead of handover, and homes built ahead of handover.</w:t>
       </w:r>
     </w:p>
     <w:p>
@@ -3596,7 +3596,7 @@
                 <w:color w:val="1A1D21"/>
                 <w:sz w:val="17"/>
               </w:rPr>
-              <w:t>183,703</w:t>
+              <w:t>183,999</w:t>
             </w:r>
           </w:p>
         </w:tc>
@@ -3634,7 +3634,7 @@
                 <w:color w:val="1A1D21"/>
                 <w:sz w:val="17"/>
               </w:rPr>
-              <w:t>14,029</w:t>
+              <w:t>14,084</w:t>
             </w:r>
           </w:p>
         </w:tc>
@@ -3672,7 +3672,7 @@
                 <w:color w:val="1A1D21"/>
                 <w:sz w:val="17"/>
               </w:rPr>
-              <w:t>23,974</w:t>
+              <w:t>24,089</w:t>
             </w:r>
           </w:p>
         </w:tc>
@@ -3710,7 +3710,7 @@
                 <w:color w:val="1A1D21"/>
                 <w:sz w:val="17"/>
               </w:rPr>
-              <w:t>221,706</w:t>
+              <w:t>222,172</w:t>
             </w:r>
           </w:p>
         </w:tc>
@@ -3938,7 +3938,7 @@
                 <w:color w:val="1A1D21"/>
                 <w:sz w:val="17"/>
               </w:rPr>
-              <w:t>309,000</w:t>
+              <w:t>309,466</w:t>
             </w:r>
           </w:p>
         </w:tc>
@@ -3976,7 +3976,7 @@
                 <w:color w:val="1A1D21"/>
                 <w:sz w:val="17"/>
               </w:rPr>
-              <w:t>(64,817)</w:t>
+              <w:t>(64,914)</w:t>
             </w:r>
           </w:p>
         </w:tc>
@@ -3996,7 +3996,7 @@
                 <w:color w:val="1A1D21"/>
                 <w:sz w:val="17"/>
               </w:rPr>
-              <w:t xml:space="preserve">  for reference: at book 75,653; pro rata to book 139,709</w:t>
+              <w:t xml:space="preserve">  for reference: at book 75,653; pro rata to book 139,920</w:t>
             </w:r>
           </w:p>
         </w:tc>
@@ -4048,7 +4048,7 @@
                 <w:color w:val="1A1D21"/>
                 <w:sz w:val="17"/>
               </w:rPr>
-              <w:t>244,183</w:t>
+              <w:t>244,551</w:t>
             </w:r>
           </w:p>
         </w:tc>
@@ -4124,7 +4124,7 @@
                 <w:color w:val="1A1D21"/>
                 <w:sz w:val="17"/>
               </w:rPr>
-              <w:t>118.50</w:t>
+              <w:t>118.68</w:t>
             </w:r>
           </w:p>
         </w:tc>
@@ -5274,7 +5274,7 @@
           <w:color w:val="1A1D21"/>
           <w:sz w:val="20"/>
         </w:rPr>
-        <w:t>Priced against its own history the company looks ordinary. It has traded between 8.9 and 15.2 times earnings over the period, and at the last close it is on 14.0 times its 2025 result. Nothing in the relative record suggests the shares are unusually priced; what the cash-flow lens disputes is whether that historical range was ever right, not whether today sits inside it.</w:t>
+        <w:t>Priced against its own history the company looks ordinary. It has traded between 8.9 and 15.2 times earnings over the period, and at the last close it is on 13.8 times its 2025 result. Nothing in the relative record suggests the shares are unusually priced; what the cash-flow lens disputes is whether that historical range was ever right, not whether today sits inside it.</w:t>
       </w:r>
     </w:p>
     <w:p>
@@ -6687,7 +6687,7 @@
                 <w:color w:val="1A1D21"/>
                 <w:sz w:val="17"/>
               </w:rPr>
-              <w:t>+0.26</w:t>
+              <w:t>+0.19</w:t>
             </w:r>
           </w:p>
         </w:tc>
@@ -6705,7 +6705,7 @@
                 <w:color w:val="1A1D21"/>
                 <w:sz w:val="17"/>
               </w:rPr>
-              <w:t>0.68</w:t>
+              <w:t>0.66</w:t>
             </w:r>
           </w:p>
         </w:tc>
@@ -6865,7 +6865,7 @@
                 <w:color w:val="1A1D21"/>
                 <w:sz w:val="17"/>
               </w:rPr>
-              <w:t>-0.25</w:t>
+              <w:t>-0.37</w:t>
             </w:r>
           </w:p>
         </w:tc>
@@ -6883,7 +6883,7 @@
                 <w:color w:val="1A1D21"/>
                 <w:sz w:val="17"/>
               </w:rPr>
-              <w:t>0.44</w:t>
+              <w:t>0.52</w:t>
             </w:r>
           </w:p>
         </w:tc>
@@ -7415,7 +7415,7 @@
           <w:color w:val="1A1D21"/>
           <w:sz w:val="20"/>
         </w:rPr>
-        <w:t>Here is the part that is not obvious. Faster conversion is worth LESS, not more. A developer that accelerates handovers has to build before it collects, and at first-year rates near 32% that investment pays back only slowly inside the window. The slower reading is worth EGP 118.50 a share and the faster one EGP 63.70. Both are published, and the gap between them is the study's crux.</w:t>
+        <w:t>Here is the part that is not obvious. Faster conversion is worth LESS, not more. A developer that accelerates handovers has to build before it collects, and at first-year rates near 32% that investment pays back only slowly inside the window. The slower reading is worth EGP 118.68 a share and the faster one EGP 63.80. Both are published, and the gap between them is the study's crux.</w:t>
       </w:r>
     </w:p>
     <w:p>
@@ -7897,7 +7897,7 @@
                 <w:color w:val="1A1D21"/>
                 <w:sz w:val="17"/>
               </w:rPr>
-              <w:t>1.4718</w:t>
+              <w:t>1.4687</w:t>
             </w:r>
           </w:p>
         </w:tc>
@@ -7912,7 +7912,7 @@
                 <w:color w:val="1A1D21"/>
                 <w:sz w:val="17"/>
               </w:rPr>
-              <w:t>TMGH's own weekly returns regressed against the Egyptian Exchange's published index over 4.85 years, 251 observations, explaining 32.6% of the variation, standard error 0.185</w:t>
+              <w:t>TMGH's own weekly returns regressed against the Egyptian Exchange's published index over 4.94 years, 256 observations, explaining 32.5% of the variation, standard error 0.183</w:t>
             </w:r>
           </w:p>
         </w:tc>
@@ -7947,7 +7947,7 @@
                 <w:color w:val="1A1D21"/>
                 <w:sz w:val="17"/>
               </w:rPr>
-              <w:t>37.15% / 33.44%</w:t>
+              <w:t>37.10% / 33.41%</w:t>
             </w:r>
           </w:p>
         </w:tc>
@@ -8050,7 +8050,7 @@
                 <w:color w:val="1A1D21"/>
                 <w:sz w:val="17"/>
               </w:rPr>
-              <w:t>92.2% equity / 7.8% debt</w:t>
+              <w:t>92.1% equity / 7.9% debt</w:t>
             </w:r>
           </w:p>
         </w:tc>
@@ -8100,7 +8100,7 @@
                 <w:color w:val="1A1D21"/>
                 <w:sz w:val="17"/>
               </w:rPr>
-              <w:t>35.79% / 32.37%</w:t>
+              <w:t>35.74% / 32.34%</w:t>
             </w:r>
           </w:p>
         </w:tc>
@@ -8153,7 +8153,7 @@
                 <w:color w:val="1A1D21"/>
                 <w:sz w:val="17"/>
               </w:rPr>
-              <w:t>21.93%</w:t>
+              <w:t>21.90%</w:t>
             </w:r>
           </w:p>
         </w:tc>
@@ -8203,7 +8203,7 @@
                 <w:color w:val="1A1D21"/>
                 <w:sz w:val="17"/>
               </w:rPr>
-              <w:t>32.4% to 21.9%</w:t>
+              <w:t>32.3% to 21.9%</w:t>
             </w:r>
           </w:p>
         </w:tc>
@@ -8473,7 +8473,7 @@
                 <w:color w:val="1A1D21"/>
                 <w:sz w:val="17"/>
               </w:rPr>
-              <w:t>32.4%</w:t>
+              <w:t>32.3%</w:t>
             </w:r>
           </w:p>
         </w:tc>
@@ -8509,7 +8509,7 @@
                 <w:color w:val="1A1D21"/>
                 <w:sz w:val="17"/>
               </w:rPr>
-              <w:t>25.7%</w:t>
+              <w:t>25.6%</w:t>
             </w:r>
           </w:p>
         </w:tc>
@@ -8673,7 +8673,7 @@
                 <w:color w:val="1A1D21"/>
                 <w:sz w:val="17"/>
               </w:rPr>
-              <w:t>0.755</w:t>
+              <w:t>0.756</w:t>
             </w:r>
           </w:p>
         </w:tc>
@@ -8691,7 +8691,7 @@
                 <w:color w:val="1A1D21"/>
                 <w:sz w:val="17"/>
               </w:rPr>
-              <w:t>0.587</w:t>
+              <w:t>0.588</w:t>
             </w:r>
           </w:p>
         </w:tc>
@@ -8709,7 +8709,7 @@
                 <w:color w:val="1A1D21"/>
                 <w:sz w:val="17"/>
               </w:rPr>
-              <w:t>0.467</w:t>
+              <w:t>0.468</w:t>
             </w:r>
           </w:p>
         </w:tc>
@@ -8799,7 +8799,7 @@
                 <w:color w:val="1A1D21"/>
                 <w:sz w:val="17"/>
               </w:rPr>
-              <w:t>0.171</w:t>
+              <w:t>0.172</w:t>
             </w:r>
           </w:p>
         </w:tc>
@@ -8817,7 +8817,7 @@
                 <w:color w:val="1A1D21"/>
                 <w:sz w:val="17"/>
               </w:rPr>
-              <w:t>0.140</w:t>
+              <w:t>0.141</w:t>
             </w:r>
           </w:p>
         </w:tc>
@@ -8835,7 +8835,7 @@
                 <w:color w:val="1A1D21"/>
                 <w:sz w:val="17"/>
               </w:rPr>
-              <w:t>0.115</w:t>
+              <w:t>0.116</w:t>
             </w:r>
           </w:p>
         </w:tc>
@@ -8865,7 +8865,7 @@
           <w:color w:val="5B6570"/>
           <w:sz w:val="18"/>
         </w:rPr>
-        <w:t>The terminal value is brought home on the same factor as the last year's cash flow, 0.115. The common alternative — discounting the forecast years at one rate and the terminal value at a lower one — gives the same pound arriving on the same day two different values, and it is not done here.</w:t>
+        <w:t>The terminal value is brought home on the same factor as the last year's cash flow, 0.116. The common alternative — discounting the forecast years at one rate and the terminal value at a lower one — gives the same pound arriving on the same day two different values, and it is not done here.</w:t>
       </w:r>
     </w:p>
     <w:p>
@@ -9097,7 +9097,7 @@
                 <w:color w:val="1A1D21"/>
                 <w:sz w:val="17"/>
               </w:rPr>
-              <w:t>101%</w:t>
+              <w:t>103%</w:t>
             </w:r>
           </w:p>
         </w:tc>
@@ -9171,7 +9171,7 @@
                 <w:color w:val="1A1D21"/>
                 <w:sz w:val="17"/>
               </w:rPr>
-              <w:t>53%</w:t>
+              <w:t>55%</w:t>
             </w:r>
           </w:p>
         </w:tc>
@@ -9245,7 +9245,7 @@
                 <w:color w:val="1A1D21"/>
                 <w:sz w:val="17"/>
               </w:rPr>
-              <w:t>38%</w:t>
+              <w:t>39%</w:t>
             </w:r>
           </w:p>
         </w:tc>
@@ -9319,7 +9319,7 @@
                 <w:color w:val="1A1D21"/>
                 <w:sz w:val="17"/>
               </w:rPr>
-              <w:t>26%</w:t>
+              <w:t>27%</w:t>
             </w:r>
           </w:p>
         </w:tc>
@@ -9393,7 +9393,7 @@
                 <w:color w:val="1A1D21"/>
                 <w:sz w:val="17"/>
               </w:rPr>
-              <w:t>16%</w:t>
+              <w:t>18%</w:t>
             </w:r>
           </w:p>
         </w:tc>
@@ -9467,7 +9467,7 @@
                 <w:color w:val="1A1D21"/>
                 <w:sz w:val="17"/>
               </w:rPr>
-              <w:t>8%</w:t>
+              <w:t>10%</w:t>
             </w:r>
           </w:p>
         </w:tc>
@@ -9541,7 +9541,7 @@
                 <w:color w:val="1A1D21"/>
                 <w:sz w:val="17"/>
               </w:rPr>
-              <w:t>-4%</w:t>
+              <w:t>-3%</w:t>
             </w:r>
           </w:p>
         </w:tc>
@@ -9558,7 +9558,7 @@
           <w:color w:val="5B6570"/>
           <w:sz w:val="16"/>
         </w:rPr>
-        <w:t>The last column compares the slower reading with the last traded price of EGP 97.80.</w:t>
+        <w:t>The last column compares the slower reading with the last traded price of EGP 96.60.</w:t>
       </w:r>
     </w:p>
     <w:p>
@@ -10601,7 +10601,7 @@
                 <w:color w:val="1A1D21"/>
                 <w:sz w:val="17"/>
               </w:rPr>
-              <w:t>63.70 – 123.03</w:t>
+              <w:t>63.80 – 123.20</w:t>
             </w:r>
           </w:p>
         </w:tc>
@@ -11311,7 +11311,7 @@
           <w:color w:val="1A1D21"/>
           <w:sz w:val="20"/>
         </w:rPr>
-        <w:t>The discount rate is the study, and the shape of it matters as much as its level. This edition discounts each year at its own rate, gliding from 32.37% to 21.93% as the central bank's own published path plays out. A flat rate held at today's level for fifteen years is not a conservative assumption; it is a forecast that Egypt never normalises, and it was not one any earlier edition of this study argued for.</w:t>
+        <w:t>The discount rate is the study, and the shape of it matters as much as its level. This edition discounts each year at its own rate, gliding from 32.34% to 21.90% as the central bank's own published path plays out. A flat rate held at today's level for fifteen years is not a conservative assumption; it is a forecast that Egypt never normalises, and it was not one any earlier edition of this study argued for.</w:t>
       </w:r>
     </w:p>
     <w:p>
@@ -12958,7 +12958,7 @@
                 <w:color w:val="1A1D21"/>
                 <w:sz w:val="17"/>
               </w:rPr>
-              <w:t>13,837 – 106,317</w:t>
+              <w:t>15,110 – 116,855</w:t>
             </w:r>
           </w:p>
         </w:tc>
@@ -13062,7 +13062,7 @@
                 <w:color w:val="1A1D21"/>
                 <w:sz w:val="17"/>
               </w:rPr>
-              <w:t>21,333 – 183,293</w:t>
+              <w:t>23,150 – 217,645</w:t>
             </w:r>
           </w:p>
         </w:tc>
@@ -13166,7 +13166,7 @@
                 <w:color w:val="1A1D21"/>
                 <w:sz w:val="17"/>
               </w:rPr>
-              <w:t>15,980 – 269,176</w:t>
+              <w:t>16,524 – 320,658</w:t>
             </w:r>
           </w:p>
         </w:tc>

--- a/engine/tmgh_study/TMGH_Valuation_Study_02-09-2026.docx
+++ b/engine/tmgh_study/TMGH_Valuation_Study_02-09-2026.docx
@@ -185,7 +185,7 @@
           <w:color w:val="1A1D21"/>
           <w:sz w:val="20"/>
         </w:rPr>
-        <w:t>Run the same model backwards and ask what single flat discount rate would reproduce the traded price, and the answer is 17.4% to 31.9%. This study does not use a single rate: it discounts each year at its own, starting at 32.34% on the credit-default-swap premium — the rating-based premium runs 3.40% higher in the first year — and settling at 21.90% once the central bank's published path has played out. The comparison is still worth making, and what it shows is that the market and this study are closer than the headline rates suggest.</w:t>
+        <w:t>Run the same model backwards and ask what single flat discount rate would reproduce the traded price, and the answer is 17.6% to 32.3%. This study does not use a single rate: it discounts each year at its own, starting at 32.34% on the credit-default-swap premium — the rating-based premium runs 3.40% higher in the first year — and settling at 21.90% once the central bank's published path has played out. The comparison is still worth making, and what it shows is that the market and this study are closer than the headline rates suggest.</w:t>
       </w:r>
     </w:p>
     <w:p>
@@ -1038,7 +1038,7 @@
                 <w:color w:val="1A1D21"/>
                 <w:sz w:val="17"/>
               </w:rPr>
-              <w:t>3.33 – 12.63</w:t>
+              <w:t>3.33 – 12.65</w:t>
             </w:r>
           </w:p>
         </w:tc>
@@ -1088,7 +1088,7 @@
                 <w:color w:val="1A1D21"/>
                 <w:sz w:val="17"/>
               </w:rPr>
-              <w:t>15.44 – 23.77</w:t>
+              <w:t>15.47 – 23.80</w:t>
             </w:r>
           </w:p>
         </w:tc>
@@ -4163,7 +4163,7 @@
           <w:color w:val="1A1D21"/>
           <w:sz w:val="20"/>
         </w:rPr>
-        <w:t>Book value attributable to TMG's shareholders is EGP 44.49 a share. The company earned 16.7% on that book in 2025. Its cost of equity on this method is 37.1%. A business earning less on its capital than the capital costs is worth less than its book, and the arithmetic says so plainly: at a long-run growth rate of 10% the justified multiple of book is 0.25 times, giving EGP 10.91 a share.</w:t>
+        <w:t>Book value attributable to TMG's shareholders is EGP 44.49 a share. The company earned 16.7% on that book in 2025. Its cost of equity on this method is 37.1%. A business earning less on its capital than the capital costs is worth less than its book, and the arithmetic says so plainly: at a long-run growth rate of 10% the justified multiple of book is 0.25 times, giving EGP 10.92 a share.</w:t>
       </w:r>
     </w:p>
     <w:p>
@@ -5702,7 +5702,7 @@
           <w:color w:val="1A1D21"/>
           <w:sz w:val="20"/>
         </w:rPr>
-        <w:t>Averaged over the three years, cleaned attributable profit is EGP 7,852 million, or EGP 3.81 a share. Capitalised at the cost of equity less long-run growth, that is EGP 15.44 to EGP 23.77 a share.</w:t>
+        <w:t>Averaged over the three years, cleaned attributable profit is EGP 7,852 million, or EGP 3.81 a share. Capitalised at the cost of equity less long-run growth, that is EGP 15.47 to EGP 23.80 a share.</w:t>
       </w:r>
     </w:p>
     <w:p>
@@ -7166,7 +7166,7 @@
                 <w:color w:val="1A1D21"/>
                 <w:sz w:val="17"/>
               </w:rPr>
-              <w:t>58.54</w:t>
+              <w:t>58.64</w:t>
             </w:r>
           </w:p>
         </w:tc>
@@ -7204,7 +7204,7 @@
                 <w:color w:val="1A1D21"/>
                 <w:sz w:val="17"/>
               </w:rPr>
-              <w:t>84.50</w:t>
+              <w:t>84.64</w:t>
             </w:r>
           </w:p>
         </w:tc>
@@ -7242,7 +7242,7 @@
                 <w:color w:val="1A1D21"/>
                 <w:sz w:val="17"/>
               </w:rPr>
-              <w:t>103.67</w:t>
+              <w:t>103.83</w:t>
             </w:r>
           </w:p>
         </w:tc>
@@ -7280,7 +7280,7 @@
                 <w:color w:val="1A1D21"/>
                 <w:sz w:val="17"/>
               </w:rPr>
-              <w:t>118.50</w:t>
+              <w:t>118.68</w:t>
             </w:r>
           </w:p>
         </w:tc>
@@ -7318,7 +7318,7 @@
                 <w:color w:val="1A1D21"/>
                 <w:sz w:val="17"/>
               </w:rPr>
-              <w:t>130.36</w:t>
+              <w:t>130.55</w:t>
             </w:r>
           </w:p>
         </w:tc>
@@ -7356,7 +7356,7 @@
                 <w:color w:val="1A1D21"/>
                 <w:sz w:val="17"/>
               </w:rPr>
-              <w:t>148.18</w:t>
+              <w:t>148.40</w:t>
             </w:r>
           </w:p>
         </w:tc>
@@ -9043,7 +9043,7 @@
                 <w:color w:val="1A1D21"/>
                 <w:sz w:val="17"/>
               </w:rPr>
-              <w:t>24.37%</w:t>
+              <w:t>24.34%</w:t>
             </w:r>
           </w:p>
         </w:tc>
@@ -9061,7 +9061,7 @@
                 <w:color w:val="1A1D21"/>
                 <w:sz w:val="17"/>
               </w:rPr>
-              <w:t>196.51</w:t>
+              <w:t>197.04</w:t>
             </w:r>
           </w:p>
         </w:tc>
@@ -9079,7 +9079,7 @@
                 <w:color w:val="1A1D21"/>
                 <w:sz w:val="17"/>
               </w:rPr>
-              <w:t>125.52</w:t>
+              <w:t>126.00</w:t>
             </w:r>
           </w:p>
         </w:tc>
@@ -9097,7 +9097,7 @@
                 <w:color w:val="1A1D21"/>
                 <w:sz w:val="17"/>
               </w:rPr>
-              <w:t>103%</w:t>
+              <w:t>104%</w:t>
             </w:r>
           </w:p>
         </w:tc>
@@ -9117,7 +9117,7 @@
                 <w:color w:val="1A1D21"/>
                 <w:sz w:val="17"/>
               </w:rPr>
-              <w:t>28.37%</w:t>
+              <w:t>28.34%</w:t>
             </w:r>
           </w:p>
         </w:tc>
@@ -9135,7 +9135,7 @@
                 <w:color w:val="1A1D21"/>
                 <w:sz w:val="17"/>
               </w:rPr>
-              <w:t>149.44</w:t>
+              <w:t>149.71</w:t>
             </w:r>
           </w:p>
         </w:tc>
@@ -9153,7 +9153,7 @@
                 <w:color w:val="1A1D21"/>
                 <w:sz w:val="17"/>
               </w:rPr>
-              <w:t>84.41</w:t>
+              <w:t>84.61</w:t>
             </w:r>
           </w:p>
         </w:tc>
@@ -9191,7 +9191,7 @@
                 <w:color w:val="1A1D21"/>
                 <w:sz w:val="17"/>
               </w:rPr>
-              <w:t>30.37%</w:t>
+              <w:t>30.34%</w:t>
             </w:r>
           </w:p>
         </w:tc>
@@ -9209,7 +9209,7 @@
                 <w:color w:val="1A1D21"/>
                 <w:sz w:val="17"/>
               </w:rPr>
-              <w:t>134.67</w:t>
+              <w:t>134.88</w:t>
             </w:r>
           </w:p>
         </w:tc>
@@ -9227,7 +9227,7 @@
                 <w:color w:val="1A1D21"/>
                 <w:sz w:val="17"/>
               </w:rPr>
-              <w:t>73.18</w:t>
+              <w:t>73.32</w:t>
             </w:r>
           </w:p>
         </w:tc>
@@ -9245,7 +9245,7 @@
                 <w:color w:val="1A1D21"/>
                 <w:sz w:val="17"/>
               </w:rPr>
-              <w:t>39%</w:t>
+              <w:t>40%</w:t>
             </w:r>
           </w:p>
         </w:tc>
@@ -9265,7 +9265,7 @@
                 <w:color w:val="1A1D21"/>
                 <w:sz w:val="17"/>
               </w:rPr>
-              <w:t>32.37%</w:t>
+              <w:t>32.34%</w:t>
             </w:r>
           </w:p>
         </w:tc>
@@ -9283,7 +9283,7 @@
                 <w:color w:val="1A1D21"/>
                 <w:sz w:val="17"/>
               </w:rPr>
-              <w:t>123.03</w:t>
+              <w:t>123.20</w:t>
             </w:r>
           </w:p>
         </w:tc>
@@ -9301,7 +9301,7 @@
                 <w:color w:val="1A1D21"/>
                 <w:sz w:val="17"/>
               </w:rPr>
-              <w:t>65.16</w:t>
+              <w:t>65.27</w:t>
             </w:r>
           </w:p>
         </w:tc>
@@ -9319,7 +9319,7 @@
                 <w:color w:val="1A1D21"/>
                 <w:sz w:val="17"/>
               </w:rPr>
-              <w:t>27%</w:t>
+              <w:t>28%</w:t>
             </w:r>
           </w:p>
         </w:tc>
@@ -9339,7 +9339,7 @@
                 <w:color w:val="1A1D21"/>
                 <w:sz w:val="17"/>
               </w:rPr>
-              <w:t>34.37%</w:t>
+              <w:t>34.34%</w:t>
             </w:r>
           </w:p>
         </w:tc>
@@ -9357,7 +9357,7 @@
                 <w:color w:val="1A1D21"/>
                 <w:sz w:val="17"/>
               </w:rPr>
-              <w:t>113.59</w:t>
+              <w:t>113.73</w:t>
             </w:r>
           </w:p>
         </w:tc>
@@ -9375,7 +9375,7 @@
                 <w:color w:val="1A1D21"/>
                 <w:sz w:val="17"/>
               </w:rPr>
-              <w:t>59.32</w:t>
+              <w:t>59.40</w:t>
             </w:r>
           </w:p>
         </w:tc>
@@ -9413,7 +9413,7 @@
                 <w:color w:val="1A1D21"/>
                 <w:sz w:val="17"/>
               </w:rPr>
-              <w:t>36.37%</w:t>
+              <w:t>36.34%</w:t>
             </w:r>
           </w:p>
         </w:tc>
@@ -9431,7 +9431,7 @@
                 <w:color w:val="1A1D21"/>
                 <w:sz w:val="17"/>
               </w:rPr>
-              <w:t>105.78</w:t>
+              <w:t>105.90</w:t>
             </w:r>
           </w:p>
         </w:tc>
@@ -9449,7 +9449,7 @@
                 <w:color w:val="1A1D21"/>
                 <w:sz w:val="17"/>
               </w:rPr>
-              <w:t>54.99</w:t>
+              <w:t>55.05</w:t>
             </w:r>
           </w:p>
         </w:tc>
@@ -9487,7 +9487,7 @@
                 <w:color w:val="1A1D21"/>
                 <w:sz w:val="17"/>
               </w:rPr>
-              <w:t>40.37%</w:t>
+              <w:t>40.34%</w:t>
             </w:r>
           </w:p>
         </w:tc>
@@ -9505,7 +9505,7 @@
                 <w:color w:val="1A1D21"/>
                 <w:sz w:val="17"/>
               </w:rPr>
-              <w:t>93.62</w:t>
+              <w:t>93.70</w:t>
             </w:r>
           </w:p>
         </w:tc>
@@ -9523,7 +9523,7 @@
                 <w:color w:val="1A1D21"/>
                 <w:sz w:val="17"/>
               </w:rPr>
-              <w:t>49.28</w:t>
+              <w:t>49.31</w:t>
             </w:r>
           </w:p>
         </w:tc>
@@ -10666,7 +10666,7 @@
                 <w:color w:val="1A1D21"/>
                 <w:sz w:val="17"/>
               </w:rPr>
-              <w:t>3.33 – 12.63</w:t>
+              <w:t>3.33 – 12.65</w:t>
             </w:r>
           </w:p>
         </w:tc>
@@ -10731,7 +10731,7 @@
                 <w:color w:val="1A1D21"/>
                 <w:sz w:val="17"/>
               </w:rPr>
-              <w:t>15.44 – 23.77</w:t>
+              <w:t>15.47 – 23.80</w:t>
             </w:r>
           </w:p>
         </w:tc>
@@ -18257,7 +18257,7 @@
                 <w:color w:val="1A1D21"/>
                 <w:sz w:val="17"/>
               </w:rPr>
-              <w:t>Spread over 12 years and discounted at 35.79%</w:t>
+              <w:t>Spread over 12 years and discounted at 35.74%</w:t>
             </w:r>
           </w:p>
         </w:tc>
@@ -18275,7 +18275,7 @@
                 <w:color w:val="1A1D21"/>
                 <w:sz w:val="17"/>
               </w:rPr>
-              <w:t>20,369</w:t>
+              <w:t>20,398</w:t>
             </w:r>
           </w:p>
         </w:tc>
@@ -18465,7 +18465,7 @@
                 <w:color w:val="1A1D21"/>
                 <w:sz w:val="17"/>
               </w:rPr>
-              <w:t>83,549</w:t>
+              <w:t>83,578</w:t>
             </w:r>
           </w:p>
         </w:tc>
@@ -18495,7 +18495,7 @@
           <w:color w:val="1A1D21"/>
           <w:sz w:val="20"/>
         </w:rPr>
-        <w:t>Value per share: EGP 40.54</w:t>
+        <w:t>Value per share: EGP 40.56</w:t>
       </w:r>
     </w:p>
     <w:tbl>
@@ -18581,7 +18581,7 @@
                 <w:color w:val="1A1D21"/>
                 <w:sz w:val="17"/>
               </w:rPr>
-              <w:t>44.56</w:t>
+              <w:t>44.58</w:t>
             </w:r>
           </w:p>
         </w:tc>
@@ -18619,7 +18619,7 @@
                 <w:color w:val="1A1D21"/>
                 <w:sz w:val="17"/>
               </w:rPr>
-              <w:t>42.26</w:t>
+              <w:t>42.28</w:t>
             </w:r>
           </w:p>
         </w:tc>
@@ -18657,7 +18657,7 @@
                 <w:color w:val="1A1D21"/>
                 <w:sz w:val="17"/>
               </w:rPr>
-              <w:t>40.54</w:t>
+              <w:t>40.56</w:t>
             </w:r>
           </w:p>
         </w:tc>
@@ -18695,7 +18695,7 @@
                 <w:color w:val="1A1D21"/>
                 <w:sz w:val="17"/>
               </w:rPr>
-              <w:t>39.23</w:t>
+              <w:t>39.25</w:t>
             </w:r>
           </w:p>
         </w:tc>
@@ -18733,7 +18733,7 @@
                 <w:color w:val="1A1D21"/>
                 <w:sz w:val="17"/>
               </w:rPr>
-              <w:t>37.39</w:t>
+              <w:t>37.40</w:t>
             </w:r>
           </w:p>
         </w:tc>
@@ -19552,7 +19552,7 @@
           <w:color w:val="1A1D21"/>
           <w:sz w:val="20"/>
         </w:rPr>
-        <w:t>When it fails: When the development book is genuinely the asset — which, at EGP 491bn against a market capitalisation of EGP 202bn, is exactly the argument against this method here. It is deliberately the most conservative reading in the room.</w:t>
+        <w:t>When it fails: When the development book is genuinely the asset — which, at EGP 491bn against a market capitalisation of EGP 199bn, is exactly the argument against this method here. It is deliberately the most conservative reading in the room.</w:t>
       </w:r>
     </w:p>
     <w:tbl>
@@ -20000,7 +20000,7 @@
                 <w:color w:val="1A1D21"/>
                 <w:sz w:val="17"/>
               </w:rPr>
-              <w:t>Capitalised at Ke 37.15% less growth 15%</w:t>
+              <w:t>Capitalised at Ke 37.10% less growth 15%</w:t>
             </w:r>
           </w:p>
         </w:tc>
@@ -20018,7 +20018,7 @@
                 <w:color w:val="1A1D21"/>
                 <w:sz w:val="17"/>
               </w:rPr>
-              <w:t>36,437</w:t>
+              <w:t>36,508</w:t>
             </w:r>
           </w:p>
         </w:tc>
@@ -20132,7 +20132,7 @@
                 <w:color w:val="1A1D21"/>
                 <w:sz w:val="17"/>
               </w:rPr>
-              <w:t>20,065</w:t>
+              <w:t>20,135</w:t>
             </w:r>
           </w:p>
         </w:tc>
@@ -20162,7 +20162,7 @@
           <w:color w:val="1A1D21"/>
           <w:sz w:val="20"/>
         </w:rPr>
-        <w:t>Value per share: EGP 9.74</w:t>
+        <w:t>Value per share: EGP 9.77</w:t>
       </w:r>
     </w:p>
     <w:tbl>
@@ -20248,7 +20248,7 @@
                 <w:color w:val="1A1D21"/>
                 <w:sz w:val="17"/>
               </w:rPr>
-              <w:t>5.85</w:t>
+              <w:t>5.87</w:t>
             </w:r>
           </w:p>
         </w:tc>
@@ -20286,7 +20286,7 @@
                 <w:color w:val="1A1D21"/>
                 <w:sz w:val="17"/>
               </w:rPr>
-              <w:t>7.60</w:t>
+              <w:t>7.63</w:t>
             </w:r>
           </w:p>
         </w:tc>
@@ -20324,7 +20324,7 @@
                 <w:color w:val="1A1D21"/>
                 <w:sz w:val="17"/>
               </w:rPr>
-              <w:t>9.74</w:t>
+              <w:t>9.77</w:t>
             </w:r>
           </w:p>
         </w:tc>
@@ -20362,7 +20362,7 @@
                 <w:color w:val="1A1D21"/>
                 <w:sz w:val="17"/>
               </w:rPr>
-              <w:t>12.42</w:t>
+              <w:t>12.47</w:t>
             </w:r>
           </w:p>
         </w:tc>
@@ -20400,7 +20400,7 @@
                 <w:color w:val="1A1D21"/>
                 <w:sz w:val="17"/>
               </w:rPr>
-              <w:t>15.89</w:t>
+              <w:t>15.95</w:t>
             </w:r>
           </w:p>
         </w:tc>
@@ -20646,7 +20646,7 @@
                 <w:color w:val="1A1D21"/>
                 <w:sz w:val="17"/>
               </w:rPr>
-              <w:t>All three to the study: the house discount rate of 35.79% is above anything the market appears to use — 17.4% to 31.9% on the reverse calculation.</w:t>
+              <w:t>All three to the study: the house discount rate of 35.74% is above anything the market appears to use — 17.6% to 32.3% on the reverse calculation.</w:t>
             </w:r>
           </w:p>
         </w:tc>
@@ -20713,7 +20713,7 @@
           <w:color w:val="1A1D21"/>
           <w:sz w:val="20"/>
         </w:rPr>
-        <w:t>Expert 3's EGP 9.74 is the floor, deliberately: it gives the shareholder nothing at all for EGP 491bn of sold product, and says so. Experts 1 and 2 arrive at EGP 40.54 and EGP 38.30 by routes that share almost no arithmetic — one discounts a twelve-year net cash stream, the other reconciles a balance sheet and strips goodwill — and land within EGP 2.25 of each other. Two independent methods converging that closely is the most reassuring thing in this appendix, and it is worth more than any one of the three numbers.</w:t>
+        <w:t>Expert 3's EGP 9.77 is the floor, deliberately: it gives the shareholder nothing at all for EGP 491bn of sold product, and says so. Experts 1 and 2 arrive at EGP 40.56 and EGP 38.30 by routes that share almost no arithmetic — one discounts a twelve-year net cash stream, the other reconciles a balance sheet and strips goodwill — and land within EGP 2.26 of each other. Two independent methods converging that closely is the most reassuring thing in this appendix, and it is worth more than any one of the three numbers.</w:t>
       </w:r>
     </w:p>
     <w:p>
@@ -20727,7 +20727,7 @@
           <w:color w:val="1A1D21"/>
           <w:sz w:val="20"/>
         </w:rPr>
-        <w:t>None of the three reaches the traded price of EGP 97.80, and none of them is trying to. The spread across the panel is EGP 9.74 to EGP 40.54.</w:t>
+        <w:t>None of the three reaches the traded price of EGP 96.60, and none of them is trying to. The spread across the panel is EGP 9.77 to EGP 40.56.</w:t>
       </w:r>
     </w:p>
     <w:p>
@@ -20838,7 +20838,7 @@
                 <w:color w:val="1A1D21"/>
                 <w:sz w:val="17"/>
               </w:rPr>
-              <w:t>2.25</w:t>
+              <w:t>2.26</w:t>
             </w:r>
           </w:p>
         </w:tc>
@@ -20891,7 +20891,7 @@
                 <w:color w:val="1A1D21"/>
                 <w:sz w:val="17"/>
               </w:rPr>
-              <w:t>30.81</w:t>
+              <w:t>30.79</w:t>
             </w:r>
           </w:p>
         </w:tc>
@@ -20944,7 +20944,7 @@
                 <w:color w:val="1A1D21"/>
                 <w:sz w:val="17"/>
               </w:rPr>
-              <w:t>28.56</w:t>
+              <w:t>28.53</w:t>
             </w:r>
           </w:p>
         </w:tc>

--- a/engine/tmgh_study/TMGH_Valuation_Study_02-09-2026.docx
+++ b/engine/tmgh_study/TMGH_Valuation_Study_02-09-2026.docx
@@ -17385,7 +17385,7 @@
                 <w:color w:val="1A1D21"/>
                 <w:sz w:val="17"/>
               </w:rPr>
-              <w:t>the reported charge implies 44% on interest-bearing debt against a policy rate that peaked near 27.25%; the excess is contract-financing unwind that the statements do not split out</w:t>
+              <w:t>the reported charge implies 44% on interest-bearing debt against the 25.50% marginal borrowing rate this model charges; the excess is contract-financing unwind that the statements do not split out</w:t>
             </w:r>
           </w:p>
         </w:tc>

--- a/engine/tmgh_study/TMGH_Valuation_Study_02-09-2026.docx
+++ b/engine/tmgh_study/TMGH_Valuation_Study_02-09-2026.docx
@@ -50,6 +50,14 @@
       </w:pPr>
       <w:r>
         <w:t>Read first</w:t>
+      </w:r>
+    </w:p>
+    <w:p>
+      <w:r>
+        <w:rPr>
+          <w:sz w:val="16"/>
+        </w:rPr>
+        <w:t>PRICE DATE 2 September 2026 — the latest known close, the price this valuation is measured against.   ISSUE DATE 2 September 2026 — the day this edition was issued. A recalibration issues a NEW document carrying its own issue date; the two dates are stated separately because they are not the same fact [R-DOC-03].</w:t>
       </w:r>
     </w:p>
     <w:p>

--- a/engine/tmgh_study/TMGH_Valuation_Study_02-09-2026.docx
+++ b/engine/tmgh_study/TMGH_Valuation_Study_02-09-2026.docx
@@ -57,7 +57,7 @@
         <w:rPr>
           <w:sz w:val="16"/>
         </w:rPr>
-        <w:t>PRICE DATE 2 September 2026 — the latest known close, the price this valuation is measured against.   ISSUE DATE 2 September 2026 — the day this edition was issued. A recalibration issues a NEW document carrying its own issue date; the two dates are stated separately because they are not the same fact [R-DOC-03].</w:t>
+        <w:t>PRICE DATE 2 September 2026 — the latest known close, the price this valuation is measured against.   ISSUE DATE 2 September 2026 — the day this edition was issued. A recalibration issues a new document carrying its own issue date; the two dates are stated separately because they are not the same fact.</w:t>
       </w:r>
     </w:p>
     <w:p>
